--- a/Week1/Exercise-Week1.docx
+++ b/Week1/Exercise-Week1.docx
@@ -1,6 +1,6 @@
 
 <file path=word/document.xml><?xml version="1.0" encoding="utf-8"?>
-<w:document xmlns:wpc="http://schemas.microsoft.com/office/word/2010/wordprocessingCanvas" xmlns:cx="http://schemas.microsoft.com/office/drawing/2014/chartex" xmlns:cx1="http://schemas.microsoft.com/office/drawing/2015/9/8/chartex" xmlns:cx2="http://schemas.microsoft.com/office/drawing/2015/10/21/chartex" xmlns:cx3="http://schemas.microsoft.com/office/drawing/2016/5/9/chartex" xmlns:cx4="http://schemas.microsoft.com/office/drawing/2016/5/10/chartex" xmlns:cx5="http://schemas.microsoft.com/office/drawing/2016/5/11/chartex" xmlns:cx6="http://schemas.microsoft.com/office/drawing/2016/5/12/chartex" xmlns:cx7="http://schemas.microsoft.com/office/drawing/2016/5/13/chartex" xmlns:cx8="http://schemas.microsoft.com/office/drawing/2016/5/14/chartex" xmlns:mc="http://schemas.openxmlformats.org/markup-compatibility/2006" xmlns:aink="http://schemas.microsoft.com/office/drawing/2016/ink" xmlns:am3d="http://schemas.microsoft.com/office/drawing/2017/model3d" xmlns:o="urn:schemas-microsoft-com:office:office" xmlns:oel="http://schemas.microsoft.com/office/2019/extlst" xmlns:r="http://schemas.openxmlformats.org/officeDocument/2006/relationships" xmlns:m="http://schemas.openxmlformats.org/officeDocument/2006/math" xmlns:v="urn:schemas-microsoft-com:vml" xmlns:wp14="http://schemas.microsoft.com/office/word/2010/wordprocessingDrawing" xmlns:wp="http://schemas.openxmlformats.org/drawingml/2006/wordprocessingDrawing" xmlns:w10="urn:schemas-microsoft-com:office:word" xmlns:w="http://schemas.openxmlformats.org/wordprocessingml/2006/main" xmlns:w14="http://schemas.microsoft.com/office/word/2010/wordml" xmlns:w15="http://schemas.microsoft.com/office/word/2012/wordml" xmlns:w16cex="http://schemas.microsoft.com/office/word/2018/wordml/cex" xmlns:w16cid="http://schemas.microsoft.com/office/word/2016/wordml/cid" xmlns:w16="http://schemas.microsoft.com/office/word/2018/wordml" xmlns:w16sdtdh="http://schemas.microsoft.com/office/word/2020/wordml/sdtdatahash" xmlns:w16se="http://schemas.microsoft.com/office/word/2015/wordml/symex" xmlns:wpg="http://schemas.microsoft.com/office/word/2010/wordprocessingGroup" xmlns:wpi="http://schemas.microsoft.com/office/word/2010/wordprocessingInk" xmlns:wne="http://schemas.microsoft.com/office/word/2006/wordml" xmlns:wps="http://schemas.microsoft.com/office/word/2010/wordprocessingShape" mc:Ignorable="w14 w15 w16se w16cid w16 w16cex w16sdtdh wp14">
+<w:document xmlns:wpc="http://schemas.microsoft.com/office/word/2010/wordprocessingCanvas" xmlns:cx="http://schemas.microsoft.com/office/drawing/2014/chartex" xmlns:cx1="http://schemas.microsoft.com/office/drawing/2015/9/8/chartex" xmlns:cx2="http://schemas.microsoft.com/office/drawing/2015/10/21/chartex" xmlns:cx3="http://schemas.microsoft.com/office/drawing/2016/5/9/chartex" xmlns:cx4="http://schemas.microsoft.com/office/drawing/2016/5/10/chartex" xmlns:cx5="http://schemas.microsoft.com/office/drawing/2016/5/11/chartex" xmlns:cx6="http://schemas.microsoft.com/office/drawing/2016/5/12/chartex" xmlns:cx7="http://schemas.microsoft.com/office/drawing/2016/5/13/chartex" xmlns:cx8="http://schemas.microsoft.com/office/drawing/2016/5/14/chartex" xmlns:mc="http://schemas.openxmlformats.org/markup-compatibility/2006" xmlns:aink="http://schemas.microsoft.com/office/drawing/2016/ink" xmlns:am3d="http://schemas.microsoft.com/office/drawing/2017/model3d" xmlns:o="urn:schemas-microsoft-com:office:office" xmlns:oel="http://schemas.microsoft.com/office/2019/extlst" xmlns:r="http://schemas.openxmlformats.org/officeDocument/2006/relationships" xmlns:m="http://schemas.openxmlformats.org/officeDocument/2006/math" xmlns:v="urn:schemas-microsoft-com:vml" xmlns:wp14="http://schemas.microsoft.com/office/word/2010/wordprocessingDrawing" xmlns:wp="http://schemas.openxmlformats.org/drawingml/2006/wordprocessingDrawing" xmlns:w10="urn:schemas-microsoft-com:office:word" xmlns:w="http://schemas.openxmlformats.org/wordprocessingml/2006/main" xmlns:w14="http://schemas.microsoft.com/office/word/2010/wordml" xmlns:w15="http://schemas.microsoft.com/office/word/2012/wordml" xmlns:w16cex="http://schemas.microsoft.com/office/word/2018/wordml/cex" xmlns:w16cid="http://schemas.microsoft.com/office/word/2016/wordml/cid" xmlns:w16="http://schemas.microsoft.com/office/word/2018/wordml" xmlns:w16du="http://schemas.microsoft.com/office/word/2023/wordml/word16du" xmlns:w16sdtdh="http://schemas.microsoft.com/office/word/2020/wordml/sdtdatahash" xmlns:w16sdtfl="http://schemas.microsoft.com/office/word/2024/wordml/sdtformatlock" xmlns:w16se="http://schemas.microsoft.com/office/word/2015/wordml/symex" xmlns:wpg="http://schemas.microsoft.com/office/word/2010/wordprocessingGroup" xmlns:wpi="http://schemas.microsoft.com/office/word/2010/wordprocessingInk" xmlns:wne="http://schemas.microsoft.com/office/word/2006/wordml" xmlns:wps="http://schemas.microsoft.com/office/word/2010/wordprocessingShape" mc:Ignorable="w14 w15 w16se w16cid w16 w16cex w16sdtdh w16sdtfl w16du wp14">
   <w:body>
     <w:p>
       <w:pPr>
@@ -87,9 +87,9 @@
           <w:lang w:val="en-US"/>
         </w:rPr>
         <w:drawing>
-          <wp:inline distT="0" distB="0" distL="0" distR="0" wp14:anchorId="7DFB6C28" wp14:editId="317129E0">
-            <wp:extent cx="3000731" cy="2819400"/>
-            <wp:effectExtent l="0" t="0" r="9525" b="0"/>
+          <wp:inline distT="0" distB="0" distL="0" distR="0" wp14:anchorId="7DFB6C28" wp14:editId="518FDB64">
+            <wp:extent cx="2035834" cy="1912811"/>
+            <wp:effectExtent l="0" t="0" r="2540" b="0"/>
             <wp:docPr id="2" name="Resim 2"/>
             <wp:cNvGraphicFramePr>
               <a:graphicFrameLocks xmlns:a="http://schemas.openxmlformats.org/drawingml/2006/main" noChangeAspect="1"/>
@@ -104,7 +104,7 @@
                     </pic:cNvPicPr>
                   </pic:nvPicPr>
                   <pic:blipFill>
-                    <a:blip r:embed="rId7">
+                    <a:blip r:embed="rId8" cstate="print">
                       <a:extLst>
                         <a:ext uri="{28A0092B-C50C-407E-A947-70E740481C1C}">
                           <a14:useLocalDpi xmlns:a14="http://schemas.microsoft.com/office/drawing/2010/main" val="0"/>
@@ -119,7 +119,7 @@
                   <pic:spPr bwMode="auto">
                     <a:xfrm>
                       <a:off x="0" y="0"/>
-                      <a:ext cx="3009725" cy="2827851"/>
+                      <a:ext cx="2050405" cy="1926501"/>
                     </a:xfrm>
                     <a:prstGeom prst="rect">
                       <a:avLst/>
@@ -293,7 +293,6 @@
                 <w:lang w:val="en-US"/>
               </w:rPr>
             </w:pPr>
-            <w:proofErr w:type="spellStart"/>
             <w:r>
               <w:rPr>
                 <w:rFonts w:ascii="Times New Roman" w:hAnsi="Times New Roman" w:cs="Times New Roman"/>
@@ -303,19 +302,7 @@
                 <w:szCs w:val="24"/>
                 <w:lang w:val="en-US"/>
               </w:rPr>
-              <w:t>Vertice</w:t>
-            </w:r>
-            <w:proofErr w:type="spellEnd"/>
-            <w:r>
-              <w:rPr>
-                <w:rFonts w:ascii="Times New Roman" w:hAnsi="Times New Roman" w:cs="Times New Roman"/>
-                <w:b w:val="0"/>
-                <w:color w:val="131413"/>
-                <w:sz w:val="24"/>
-                <w:szCs w:val="24"/>
-                <w:lang w:val="en-US"/>
-              </w:rPr>
-              <w:t xml:space="preserve"> Count</w:t>
+              <w:t>Vertice Count</w:t>
             </w:r>
           </w:p>
         </w:tc>
@@ -328,15 +315,30 @@
               <w:autoSpaceDE w:val="0"/>
               <w:autoSpaceDN w:val="0"/>
               <w:adjustRightInd w:val="0"/>
+              <w:jc w:val="center"/>
               <w:cnfStyle w:val="000000000000" w:firstRow="0" w:lastRow="0" w:firstColumn="0" w:lastColumn="0" w:oddVBand="0" w:evenVBand="0" w:oddHBand="0" w:evenHBand="0" w:firstRowFirstColumn="0" w:firstRowLastColumn="0" w:lastRowFirstColumn="0" w:lastRowLastColumn="0"/>
               <w:rPr>
                 <w:rFonts w:ascii="Times New Roman" w:hAnsi="Times New Roman" w:cs="Times New Roman"/>
+                <w:b/>
+                <w:bCs/>
                 <w:color w:val="131413"/>
                 <w:sz w:val="24"/>
                 <w:szCs w:val="24"/>
                 <w:lang w:val="en-US"/>
               </w:rPr>
             </w:pPr>
+            <w:r>
+              <w:rPr>
+                <w:rFonts w:ascii="Times New Roman" w:hAnsi="Times New Roman" w:cs="Times New Roman"/>
+                <w:b/>
+                <w:bCs/>
+                <w:color w:val="131413"/>
+                <w:sz w:val="24"/>
+                <w:szCs w:val="24"/>
+                <w:lang w:val="en-US"/>
+              </w:rPr>
+              <w:t>11</w:t>
+            </w:r>
           </w:p>
         </w:tc>
         <w:tc>
@@ -379,15 +381,30 @@
               <w:autoSpaceDE w:val="0"/>
               <w:autoSpaceDN w:val="0"/>
               <w:adjustRightInd w:val="0"/>
+              <w:jc w:val="center"/>
               <w:cnfStyle w:val="000000000000" w:firstRow="0" w:lastRow="0" w:firstColumn="0" w:lastColumn="0" w:oddVBand="0" w:evenVBand="0" w:oddHBand="0" w:evenHBand="0" w:firstRowFirstColumn="0" w:firstRowLastColumn="0" w:lastRowFirstColumn="0" w:lastRowLastColumn="0"/>
               <w:rPr>
                 <w:rFonts w:ascii="Times New Roman" w:hAnsi="Times New Roman" w:cs="Times New Roman"/>
+                <w:b/>
+                <w:bCs/>
                 <w:color w:val="131413"/>
                 <w:sz w:val="24"/>
                 <w:szCs w:val="24"/>
                 <w:lang w:val="en-US"/>
               </w:rPr>
             </w:pPr>
+            <w:r>
+              <w:rPr>
+                <w:rFonts w:ascii="Times New Roman" w:hAnsi="Times New Roman" w:cs="Times New Roman"/>
+                <w:b/>
+                <w:bCs/>
+                <w:color w:val="EE0000"/>
+                <w:sz w:val="24"/>
+                <w:szCs w:val="24"/>
+                <w:lang w:val="en-US"/>
+              </w:rPr>
+              <w:t>FALSE</w:t>
+            </w:r>
           </w:p>
         </w:tc>
       </w:tr>
@@ -434,15 +451,30 @@
               <w:autoSpaceDE w:val="0"/>
               <w:autoSpaceDN w:val="0"/>
               <w:adjustRightInd w:val="0"/>
+              <w:jc w:val="center"/>
               <w:cnfStyle w:val="000000000000" w:firstRow="0" w:lastRow="0" w:firstColumn="0" w:lastColumn="0" w:oddVBand="0" w:evenVBand="0" w:oddHBand="0" w:evenHBand="0" w:firstRowFirstColumn="0" w:firstRowLastColumn="0" w:lastRowFirstColumn="0" w:lastRowLastColumn="0"/>
               <w:rPr>
                 <w:rFonts w:ascii="Times New Roman" w:hAnsi="Times New Roman" w:cs="Times New Roman"/>
+                <w:b/>
+                <w:bCs/>
                 <w:color w:val="131413"/>
                 <w:sz w:val="24"/>
                 <w:szCs w:val="24"/>
                 <w:lang w:val="en-US"/>
               </w:rPr>
             </w:pPr>
+            <w:r>
+              <w:rPr>
+                <w:rFonts w:ascii="Times New Roman" w:hAnsi="Times New Roman" w:cs="Times New Roman"/>
+                <w:b/>
+                <w:bCs/>
+                <w:color w:val="131413"/>
+                <w:sz w:val="24"/>
+                <w:szCs w:val="24"/>
+                <w:lang w:val="en-US"/>
+              </w:rPr>
+              <w:t>20</w:t>
+            </w:r>
           </w:p>
         </w:tc>
         <w:tc>
@@ -485,15 +517,30 @@
               <w:autoSpaceDE w:val="0"/>
               <w:autoSpaceDN w:val="0"/>
               <w:adjustRightInd w:val="0"/>
+              <w:jc w:val="center"/>
               <w:cnfStyle w:val="000000000000" w:firstRow="0" w:lastRow="0" w:firstColumn="0" w:lastColumn="0" w:oddVBand="0" w:evenVBand="0" w:oddHBand="0" w:evenHBand="0" w:firstRowFirstColumn="0" w:firstRowLastColumn="0" w:lastRowFirstColumn="0" w:lastRowLastColumn="0"/>
               <w:rPr>
                 <w:rFonts w:ascii="Times New Roman" w:hAnsi="Times New Roman" w:cs="Times New Roman"/>
+                <w:b/>
+                <w:bCs/>
                 <w:color w:val="131413"/>
                 <w:sz w:val="24"/>
                 <w:szCs w:val="24"/>
                 <w:lang w:val="en-US"/>
               </w:rPr>
             </w:pPr>
+            <w:r>
+              <w:rPr>
+                <w:rFonts w:ascii="Times New Roman" w:hAnsi="Times New Roman" w:cs="Times New Roman"/>
+                <w:b/>
+                <w:bCs/>
+                <w:color w:val="EE0000"/>
+                <w:sz w:val="24"/>
+                <w:szCs w:val="24"/>
+                <w:lang w:val="en-US"/>
+              </w:rPr>
+              <w:t>FALSE</w:t>
+            </w:r>
           </w:p>
         </w:tc>
       </w:tr>
@@ -540,15 +587,30 @@
               <w:autoSpaceDE w:val="0"/>
               <w:autoSpaceDN w:val="0"/>
               <w:adjustRightInd w:val="0"/>
+              <w:jc w:val="center"/>
               <w:cnfStyle w:val="000000000000" w:firstRow="0" w:lastRow="0" w:firstColumn="0" w:lastColumn="0" w:oddVBand="0" w:evenVBand="0" w:oddHBand="0" w:evenHBand="0" w:firstRowFirstColumn="0" w:firstRowLastColumn="0" w:lastRowFirstColumn="0" w:lastRowLastColumn="0"/>
               <w:rPr>
                 <w:rFonts w:ascii="Times New Roman" w:hAnsi="Times New Roman" w:cs="Times New Roman"/>
+                <w:b/>
+                <w:bCs/>
                 <w:color w:val="131413"/>
                 <w:sz w:val="24"/>
                 <w:szCs w:val="24"/>
                 <w:lang w:val="en-US"/>
               </w:rPr>
             </w:pPr>
+            <w:r>
+              <w:rPr>
+                <w:rFonts w:ascii="Times New Roman" w:hAnsi="Times New Roman" w:cs="Times New Roman"/>
+                <w:b/>
+                <w:bCs/>
+                <w:color w:val="131413"/>
+                <w:sz w:val="24"/>
+                <w:szCs w:val="24"/>
+                <w:lang w:val="en-US"/>
+              </w:rPr>
+              <w:t>2</w:t>
+            </w:r>
           </w:p>
         </w:tc>
         <w:tc>
@@ -591,15 +653,30 @@
               <w:autoSpaceDE w:val="0"/>
               <w:autoSpaceDN w:val="0"/>
               <w:adjustRightInd w:val="0"/>
+              <w:jc w:val="center"/>
               <w:cnfStyle w:val="000000000000" w:firstRow="0" w:lastRow="0" w:firstColumn="0" w:lastColumn="0" w:oddVBand="0" w:evenVBand="0" w:oddHBand="0" w:evenHBand="0" w:firstRowFirstColumn="0" w:firstRowLastColumn="0" w:lastRowFirstColumn="0" w:lastRowLastColumn="0"/>
               <w:rPr>
                 <w:rFonts w:ascii="Times New Roman" w:hAnsi="Times New Roman" w:cs="Times New Roman"/>
+                <w:b/>
+                <w:bCs/>
                 <w:color w:val="131413"/>
                 <w:sz w:val="24"/>
                 <w:szCs w:val="24"/>
                 <w:lang w:val="en-US"/>
               </w:rPr>
             </w:pPr>
+            <w:r>
+              <w:rPr>
+                <w:rFonts w:ascii="Times New Roman" w:hAnsi="Times New Roman" w:cs="Times New Roman"/>
+                <w:b/>
+                <w:bCs/>
+                <w:color w:val="00B050"/>
+                <w:sz w:val="24"/>
+                <w:szCs w:val="24"/>
+                <w:lang w:val="en-US"/>
+              </w:rPr>
+              <w:t>TRUE</w:t>
+            </w:r>
           </w:p>
         </w:tc>
       </w:tr>
@@ -646,15 +723,30 @@
               <w:autoSpaceDE w:val="0"/>
               <w:autoSpaceDN w:val="0"/>
               <w:adjustRightInd w:val="0"/>
+              <w:jc w:val="center"/>
               <w:cnfStyle w:val="000000000000" w:firstRow="0" w:lastRow="0" w:firstColumn="0" w:lastColumn="0" w:oddVBand="0" w:evenVBand="0" w:oddHBand="0" w:evenHBand="0" w:firstRowFirstColumn="0" w:firstRowLastColumn="0" w:lastRowFirstColumn="0" w:lastRowLastColumn="0"/>
               <w:rPr>
                 <w:rFonts w:ascii="Times New Roman" w:hAnsi="Times New Roman" w:cs="Times New Roman"/>
+                <w:b/>
+                <w:bCs/>
                 <w:color w:val="131413"/>
                 <w:sz w:val="24"/>
                 <w:szCs w:val="24"/>
                 <w:lang w:val="en-US"/>
               </w:rPr>
             </w:pPr>
+            <w:r>
+              <w:rPr>
+                <w:rFonts w:ascii="Times New Roman" w:hAnsi="Times New Roman" w:cs="Times New Roman"/>
+                <w:b/>
+                <w:bCs/>
+                <w:color w:val="131413"/>
+                <w:sz w:val="24"/>
+                <w:szCs w:val="24"/>
+                <w:lang w:val="en-US"/>
+              </w:rPr>
+              <w:t>4</w:t>
+            </w:r>
           </w:p>
         </w:tc>
         <w:tc>
@@ -697,15 +789,30 @@
               <w:autoSpaceDE w:val="0"/>
               <w:autoSpaceDN w:val="0"/>
               <w:adjustRightInd w:val="0"/>
+              <w:jc w:val="center"/>
               <w:cnfStyle w:val="000000000000" w:firstRow="0" w:lastRow="0" w:firstColumn="0" w:lastColumn="0" w:oddVBand="0" w:evenVBand="0" w:oddHBand="0" w:evenHBand="0" w:firstRowFirstColumn="0" w:firstRowLastColumn="0" w:lastRowFirstColumn="0" w:lastRowLastColumn="0"/>
               <w:rPr>
                 <w:rFonts w:ascii="Times New Roman" w:hAnsi="Times New Roman" w:cs="Times New Roman"/>
+                <w:b/>
+                <w:bCs/>
                 <w:color w:val="131413"/>
                 <w:sz w:val="24"/>
                 <w:szCs w:val="24"/>
                 <w:lang w:val="en-US"/>
               </w:rPr>
             </w:pPr>
+            <w:r>
+              <w:rPr>
+                <w:rFonts w:ascii="Times New Roman" w:hAnsi="Times New Roman" w:cs="Times New Roman"/>
+                <w:b/>
+                <w:bCs/>
+                <w:color w:val="EE0000"/>
+                <w:sz w:val="24"/>
+                <w:szCs w:val="24"/>
+                <w:lang w:val="en-US"/>
+              </w:rPr>
+              <w:t>FALSE</w:t>
+            </w:r>
           </w:p>
         </w:tc>
       </w:tr>
@@ -752,15 +859,30 @@
               <w:autoSpaceDE w:val="0"/>
               <w:autoSpaceDN w:val="0"/>
               <w:adjustRightInd w:val="0"/>
+              <w:jc w:val="center"/>
               <w:cnfStyle w:val="000000000000" w:firstRow="0" w:lastRow="0" w:firstColumn="0" w:lastColumn="0" w:oddVBand="0" w:evenVBand="0" w:oddHBand="0" w:evenHBand="0" w:firstRowFirstColumn="0" w:firstRowLastColumn="0" w:lastRowFirstColumn="0" w:lastRowLastColumn="0"/>
               <w:rPr>
                 <w:rFonts w:ascii="Times New Roman" w:hAnsi="Times New Roman" w:cs="Times New Roman"/>
+                <w:b/>
+                <w:bCs/>
                 <w:color w:val="131413"/>
                 <w:sz w:val="24"/>
                 <w:szCs w:val="24"/>
                 <w:lang w:val="en-US"/>
               </w:rPr>
             </w:pPr>
+            <w:r>
+              <w:rPr>
+                <w:rFonts w:ascii="Times New Roman" w:hAnsi="Times New Roman" w:cs="Times New Roman"/>
+                <w:b/>
+                <w:bCs/>
+                <w:color w:val="131413"/>
+                <w:sz w:val="24"/>
+                <w:szCs w:val="24"/>
+                <w:lang w:val="en-US"/>
+              </w:rPr>
+              <w:t>2</w:t>
+            </w:r>
           </w:p>
         </w:tc>
         <w:tc>
@@ -793,9 +915,12 @@
               <w:autoSpaceDE w:val="0"/>
               <w:autoSpaceDN w:val="0"/>
               <w:adjustRightInd w:val="0"/>
+              <w:jc w:val="center"/>
               <w:cnfStyle w:val="000000000000" w:firstRow="0" w:lastRow="0" w:firstColumn="0" w:lastColumn="0" w:oddVBand="0" w:evenVBand="0" w:oddHBand="0" w:evenHBand="0" w:firstRowFirstColumn="0" w:firstRowLastColumn="0" w:lastRowFirstColumn="0" w:lastRowLastColumn="0"/>
               <w:rPr>
                 <w:rFonts w:ascii="Times New Roman" w:hAnsi="Times New Roman" w:cs="Times New Roman"/>
+                <w:b/>
+                <w:bCs/>
                 <w:color w:val="131413"/>
                 <w:sz w:val="24"/>
                 <w:szCs w:val="24"/>
@@ -1040,22 +1165,7 @@
         <w:autoSpaceDE w:val="0"/>
         <w:autoSpaceDN w:val="0"/>
         <w:adjustRightInd w:val="0"/>
-        <w:spacing w:before="0" w:after="0" w:line="240" w:lineRule="auto"/>
-        <w:rPr>
-          <w:rFonts w:ascii="Times New Roman" w:hAnsi="Times New Roman" w:cs="Times New Roman"/>
-          <w:color w:val="131413"/>
-          <w:sz w:val="24"/>
-          <w:szCs w:val="24"/>
-          <w:lang w:val="en-US"/>
-        </w:rPr>
-      </w:pPr>
-    </w:p>
-    <w:p>
-      <w:pPr>
-        <w:autoSpaceDE w:val="0"/>
-        <w:autoSpaceDN w:val="0"/>
-        <w:adjustRightInd w:val="0"/>
-        <w:spacing w:before="0" w:after="0" w:line="240" w:lineRule="auto"/>
+        <w:spacing w:before="0" w:line="240" w:lineRule="auto"/>
         <w:jc w:val="center"/>
         <w:rPr>
           <w:rFonts w:ascii="Times New Roman" w:hAnsi="Times New Roman" w:cs="Times New Roman"/>
@@ -1075,9 +1185,9 @@
           <w:lang w:val="en-US"/>
         </w:rPr>
         <w:drawing>
-          <wp:inline distT="0" distB="0" distL="0" distR="0" wp14:anchorId="5D604D37" wp14:editId="527F24D3">
-            <wp:extent cx="2263140" cy="1676400"/>
-            <wp:effectExtent l="0" t="0" r="3810" b="0"/>
+          <wp:inline distT="0" distB="0" distL="0" distR="0" wp14:anchorId="5D604D37" wp14:editId="7ABBCD01">
+            <wp:extent cx="1595887" cy="1182138"/>
+            <wp:effectExtent l="0" t="0" r="4445" b="0"/>
             <wp:docPr id="3" name="Resim 3"/>
             <wp:cNvGraphicFramePr>
               <a:graphicFrameLocks xmlns:a="http://schemas.openxmlformats.org/drawingml/2006/main" noChangeAspect="1"/>
@@ -1092,7 +1202,7 @@
                     </pic:cNvPicPr>
                   </pic:nvPicPr>
                   <pic:blipFill>
-                    <a:blip r:embed="rId8">
+                    <a:blip r:embed="rId9">
                       <a:extLst>
                         <a:ext uri="{28A0092B-C50C-407E-A947-70E740481C1C}">
                           <a14:useLocalDpi xmlns:a14="http://schemas.microsoft.com/office/drawing/2010/main" val="0"/>
@@ -1107,7 +1217,7 @@
                   <pic:spPr bwMode="auto">
                     <a:xfrm>
                       <a:off x="0" y="0"/>
-                      <a:ext cx="2263140" cy="1676400"/>
+                      <a:ext cx="1608665" cy="1191603"/>
                     </a:xfrm>
                     <a:prstGeom prst="rect">
                       <a:avLst/>
@@ -1124,13 +1234,2910 @@
         </w:drawing>
       </w:r>
     </w:p>
+    <w:tbl>
+      <w:tblPr>
+        <w:tblStyle w:val="TableGrid"/>
+        <w:tblW w:w="0" w:type="auto"/>
+        <w:tblBorders>
+          <w:top w:val="none" w:sz="0" w:space="0" w:color="auto"/>
+          <w:left w:val="none" w:sz="0" w:space="0" w:color="auto"/>
+          <w:bottom w:val="none" w:sz="0" w:space="0" w:color="auto"/>
+          <w:right w:val="none" w:sz="0" w:space="0" w:color="auto"/>
+          <w:insideH w:val="none" w:sz="0" w:space="0" w:color="auto"/>
+          <w:insideV w:val="none" w:sz="0" w:space="0" w:color="auto"/>
+        </w:tblBorders>
+        <w:tblLayout w:type="fixed"/>
+        <w:tblCellMar>
+          <w:left w:w="57" w:type="dxa"/>
+          <w:right w:w="57" w:type="dxa"/>
+        </w:tblCellMar>
+        <w:tblLook w:val="04A0" w:firstRow="1" w:lastRow="0" w:firstColumn="1" w:lastColumn="0" w:noHBand="0" w:noVBand="1"/>
+      </w:tblPr>
+      <w:tblGrid>
+        <w:gridCol w:w="2093"/>
+        <w:gridCol w:w="3431"/>
+        <w:gridCol w:w="3538"/>
+      </w:tblGrid>
+      <w:tr>
+        <w:trPr>
+          <w:trHeight w:val="64"/>
+        </w:trPr>
+        <w:tc>
+          <w:tcPr>
+            <w:tcW w:w="2093" w:type="dxa"/>
+          </w:tcPr>
+          <w:p>
+            <w:pPr>
+              <w:pStyle w:val="ListParagraph"/>
+              <w:numPr>
+                <w:ilvl w:val="0"/>
+                <w:numId w:val="3"/>
+              </w:numPr>
+              <w:autoSpaceDE w:val="0"/>
+              <w:autoSpaceDN w:val="0"/>
+              <w:adjustRightInd w:val="0"/>
+              <w:spacing w:after="200" w:line="276" w:lineRule="auto"/>
+              <w:jc w:val="center"/>
+              <w:rPr>
+                <w:rFonts w:ascii="Times New Roman" w:hAnsi="Times New Roman" w:cs="Times New Roman"/>
+                <w:b/>
+                <w:bCs/>
+                <w:color w:val="0070C0"/>
+                <w:sz w:val="22"/>
+                <w:szCs w:val="22"/>
+                <w:lang w:val="en-US"/>
+              </w:rPr>
+            </w:pPr>
+            <w:r>
+              <w:rPr>
+                <w:rFonts w:ascii="Times New Roman" w:hAnsi="Times New Roman" w:cs="Times New Roman"/>
+                <w:b/>
+                <w:bCs/>
+                <w:color w:val="0070C0"/>
+                <w:sz w:val="22"/>
+                <w:szCs w:val="22"/>
+                <w:lang w:val="en-US"/>
+              </w:rPr>
+              <w:t>Adjacency List</w:t>
+            </w:r>
+          </w:p>
+        </w:tc>
+        <w:tc>
+          <w:tcPr>
+            <w:tcW w:w="3431" w:type="dxa"/>
+          </w:tcPr>
+          <w:p>
+            <w:pPr>
+              <w:autoSpaceDE w:val="0"/>
+              <w:autoSpaceDN w:val="0"/>
+              <w:adjustRightInd w:val="0"/>
+              <w:jc w:val="center"/>
+              <w:rPr>
+                <w:rFonts w:ascii="Times New Roman" w:hAnsi="Times New Roman" w:cs="Times New Roman"/>
+                <w:b/>
+                <w:bCs/>
+                <w:color w:val="0070C0"/>
+                <w:sz w:val="22"/>
+                <w:szCs w:val="22"/>
+                <w:lang w:val="en-US"/>
+              </w:rPr>
+            </w:pPr>
+            <w:r>
+              <w:rPr>
+                <w:rFonts w:ascii="Times New Roman" w:hAnsi="Times New Roman" w:cs="Times New Roman"/>
+                <w:b/>
+                <w:bCs/>
+                <w:color w:val="0070C0"/>
+                <w:sz w:val="22"/>
+                <w:szCs w:val="22"/>
+                <w:lang w:val="en-US"/>
+              </w:rPr>
+              <w:t>(b) Incidence Matrix</w:t>
+            </w:r>
+          </w:p>
+        </w:tc>
+        <w:tc>
+          <w:tcPr>
+            <w:tcW w:w="3538" w:type="dxa"/>
+          </w:tcPr>
+          <w:p>
+            <w:pPr>
+              <w:autoSpaceDE w:val="0"/>
+              <w:autoSpaceDN w:val="0"/>
+              <w:adjustRightInd w:val="0"/>
+              <w:jc w:val="center"/>
+              <w:rPr>
+                <w:rFonts w:ascii="Times New Roman" w:hAnsi="Times New Roman" w:cs="Times New Roman"/>
+                <w:b/>
+                <w:bCs/>
+                <w:color w:val="0070C0"/>
+                <w:sz w:val="22"/>
+                <w:szCs w:val="22"/>
+                <w:lang w:val="en-US"/>
+              </w:rPr>
+            </w:pPr>
+            <w:r>
+              <w:rPr>
+                <w:rFonts w:ascii="Times New Roman" w:hAnsi="Times New Roman" w:cs="Times New Roman"/>
+                <w:b/>
+                <w:bCs/>
+                <w:color w:val="0070C0"/>
+                <w:sz w:val="22"/>
+                <w:szCs w:val="22"/>
+                <w:lang w:val="en-US"/>
+              </w:rPr>
+              <w:t>(c) Drawing of Graph</w:t>
+            </w:r>
+          </w:p>
+        </w:tc>
+      </w:tr>
+      <w:tr>
+        <w:trPr>
+          <w:trHeight w:val="2160"/>
+        </w:trPr>
+        <w:tc>
+          <w:tcPr>
+            <w:tcW w:w="2093" w:type="dxa"/>
+          </w:tcPr>
+          <w:tbl>
+            <w:tblPr>
+              <w:tblStyle w:val="PlainTable5"/>
+              <w:tblW w:w="1877" w:type="dxa"/>
+              <w:tblLayout w:type="fixed"/>
+              <w:tblLook w:val="04A0" w:firstRow="1" w:lastRow="0" w:firstColumn="1" w:lastColumn="0" w:noHBand="0" w:noVBand="1"/>
+            </w:tblPr>
+            <w:tblGrid>
+              <w:gridCol w:w="737"/>
+              <w:gridCol w:w="1140"/>
+            </w:tblGrid>
+            <w:tr>
+              <w:trPr>
+                <w:cnfStyle w:val="100000000000" w:firstRow="1" w:lastRow="0" w:firstColumn="0" w:lastColumn="0" w:oddVBand="0" w:evenVBand="0" w:oddHBand="0" w:evenHBand="0" w:firstRowFirstColumn="0" w:firstRowLastColumn="0" w:lastRowFirstColumn="0" w:lastRowLastColumn="0"/>
+              </w:trPr>
+              <w:tc>
+                <w:tcPr>
+                  <w:cnfStyle w:val="001000000100" w:firstRow="0" w:lastRow="0" w:firstColumn="1" w:lastColumn="0" w:oddVBand="0" w:evenVBand="0" w:oddHBand="0" w:evenHBand="0" w:firstRowFirstColumn="1" w:firstRowLastColumn="0" w:lastRowFirstColumn="0" w:lastRowLastColumn="0"/>
+                  <w:tcW w:w="737" w:type="dxa"/>
+                </w:tcPr>
+                <w:p>
+                  <w:pPr>
+                    <w:autoSpaceDE w:val="0"/>
+                    <w:autoSpaceDN w:val="0"/>
+                    <w:adjustRightInd w:val="0"/>
+                    <w:spacing w:before="0" w:line="276" w:lineRule="auto"/>
+                    <w:jc w:val="center"/>
+                    <w:rPr>
+                      <w:rFonts w:ascii="Times New Roman" w:hAnsi="Times New Roman" w:cs="Times New Roman"/>
+                      <w:b/>
+                      <w:bCs/>
+                      <w:color w:val="131413"/>
+                      <w:sz w:val="20"/>
+                      <w:lang w:val="en-US"/>
+                    </w:rPr>
+                  </w:pPr>
+                  <w:r>
+                    <w:rPr>
+                      <w:rFonts w:ascii="Times New Roman" w:hAnsi="Times New Roman" w:cs="Times New Roman"/>
+                      <w:b/>
+                      <w:bCs/>
+                      <w:color w:val="131413"/>
+                      <w:sz w:val="20"/>
+                      <w:lang w:val="en-US"/>
+                    </w:rPr>
+                    <w:t>Node</w:t>
+                  </w:r>
+                </w:p>
+              </w:tc>
+              <w:tc>
+                <w:tcPr>
+                  <w:tcW w:w="1140" w:type="dxa"/>
+                </w:tcPr>
+                <w:p>
+                  <w:pPr>
+                    <w:autoSpaceDE w:val="0"/>
+                    <w:autoSpaceDN w:val="0"/>
+                    <w:adjustRightInd w:val="0"/>
+                    <w:spacing w:before="0" w:line="276" w:lineRule="auto"/>
+                    <w:jc w:val="center"/>
+                    <w:cnfStyle w:val="100000000000" w:firstRow="1" w:lastRow="0" w:firstColumn="0" w:lastColumn="0" w:oddVBand="0" w:evenVBand="0" w:oddHBand="0" w:evenHBand="0" w:firstRowFirstColumn="0" w:firstRowLastColumn="0" w:lastRowFirstColumn="0" w:lastRowLastColumn="0"/>
+                    <w:rPr>
+                      <w:rFonts w:ascii="Times New Roman" w:hAnsi="Times New Roman" w:cs="Times New Roman"/>
+                      <w:b/>
+                      <w:bCs/>
+                      <w:color w:val="131413"/>
+                      <w:sz w:val="20"/>
+                      <w:lang w:val="en-US"/>
+                    </w:rPr>
+                  </w:pPr>
+                  <w:r>
+                    <w:rPr>
+                      <w:rFonts w:ascii="Times New Roman" w:hAnsi="Times New Roman" w:cs="Times New Roman"/>
+                      <w:b/>
+                      <w:bCs/>
+                      <w:color w:val="131413"/>
+                      <w:sz w:val="20"/>
+                      <w:lang w:val="en-US"/>
+                    </w:rPr>
+                    <w:t>Neighbors</w:t>
+                  </w:r>
+                </w:p>
+              </w:tc>
+            </w:tr>
+            <w:tr>
+              <w:trPr>
+                <w:cnfStyle w:val="000000100000" w:firstRow="0" w:lastRow="0" w:firstColumn="0" w:lastColumn="0" w:oddVBand="0" w:evenVBand="0" w:oddHBand="1" w:evenHBand="0" w:firstRowFirstColumn="0" w:firstRowLastColumn="0" w:lastRowFirstColumn="0" w:lastRowLastColumn="0"/>
+              </w:trPr>
+              <w:tc>
+                <w:tcPr>
+                  <w:cnfStyle w:val="001000000000" w:firstRow="0" w:lastRow="0" w:firstColumn="1" w:lastColumn="0" w:oddVBand="0" w:evenVBand="0" w:oddHBand="0" w:evenHBand="0" w:firstRowFirstColumn="0" w:firstRowLastColumn="0" w:lastRowFirstColumn="0" w:lastRowLastColumn="0"/>
+                  <w:tcW w:w="737" w:type="dxa"/>
+                </w:tcPr>
+                <w:p>
+                  <w:pPr>
+                    <w:autoSpaceDE w:val="0"/>
+                    <w:autoSpaceDN w:val="0"/>
+                    <w:adjustRightInd w:val="0"/>
+                    <w:spacing w:before="0" w:line="276" w:lineRule="auto"/>
+                    <w:jc w:val="center"/>
+                    <w:rPr>
+                      <w:rFonts w:ascii="Times New Roman" w:hAnsi="Times New Roman" w:cs="Times New Roman"/>
+                      <w:color w:val="131413"/>
+                      <w:sz w:val="22"/>
+                      <w:szCs w:val="22"/>
+                      <w:lang w:val="en-US"/>
+                    </w:rPr>
+                  </w:pPr>
+                  <w:r>
+                    <w:rPr>
+                      <w:rFonts w:ascii="Times New Roman" w:hAnsi="Times New Roman" w:cs="Times New Roman"/>
+                      <w:color w:val="131413"/>
+                      <w:sz w:val="22"/>
+                      <w:szCs w:val="22"/>
+                      <w:lang w:val="en-US"/>
+                    </w:rPr>
+                    <w:t>0</w:t>
+                  </w:r>
+                </w:p>
+              </w:tc>
+              <w:tc>
+                <w:tcPr>
+                  <w:tcW w:w="1140" w:type="dxa"/>
+                </w:tcPr>
+                <w:p>
+                  <w:pPr>
+                    <w:autoSpaceDE w:val="0"/>
+                    <w:autoSpaceDN w:val="0"/>
+                    <w:adjustRightInd w:val="0"/>
+                    <w:spacing w:before="0" w:line="276" w:lineRule="auto"/>
+                    <w:jc w:val="center"/>
+                    <w:cnfStyle w:val="000000100000" w:firstRow="0" w:lastRow="0" w:firstColumn="0" w:lastColumn="0" w:oddVBand="0" w:evenVBand="0" w:oddHBand="1" w:evenHBand="0" w:firstRowFirstColumn="0" w:firstRowLastColumn="0" w:lastRowFirstColumn="0" w:lastRowLastColumn="0"/>
+                    <w:rPr>
+                      <w:rFonts w:ascii="Times New Roman" w:hAnsi="Times New Roman" w:cs="Times New Roman"/>
+                      <w:color w:val="131413"/>
+                      <w:sz w:val="22"/>
+                      <w:szCs w:val="22"/>
+                      <w:lang w:val="en-US"/>
+                    </w:rPr>
+                  </w:pPr>
+                  <w:r>
+                    <w:rPr>
+                      <w:rFonts w:ascii="Times New Roman" w:hAnsi="Times New Roman" w:cs="Times New Roman"/>
+                      <w:color w:val="131413"/>
+                      <w:sz w:val="22"/>
+                      <w:szCs w:val="22"/>
+                      <w:lang w:val="en-US"/>
+                    </w:rPr>
+                    <w:t>1, 2, 4, 5</w:t>
+                  </w:r>
+                </w:p>
+              </w:tc>
+            </w:tr>
+            <w:tr>
+              <w:tc>
+                <w:tcPr>
+                  <w:cnfStyle w:val="001000000000" w:firstRow="0" w:lastRow="0" w:firstColumn="1" w:lastColumn="0" w:oddVBand="0" w:evenVBand="0" w:oddHBand="0" w:evenHBand="0" w:firstRowFirstColumn="0" w:firstRowLastColumn="0" w:lastRowFirstColumn="0" w:lastRowLastColumn="0"/>
+                  <w:tcW w:w="737" w:type="dxa"/>
+                </w:tcPr>
+                <w:p>
+                  <w:pPr>
+                    <w:autoSpaceDE w:val="0"/>
+                    <w:autoSpaceDN w:val="0"/>
+                    <w:adjustRightInd w:val="0"/>
+                    <w:spacing w:before="0" w:line="276" w:lineRule="auto"/>
+                    <w:jc w:val="center"/>
+                    <w:rPr>
+                      <w:rFonts w:ascii="Times New Roman" w:hAnsi="Times New Roman" w:cs="Times New Roman"/>
+                      <w:color w:val="131413"/>
+                      <w:sz w:val="22"/>
+                      <w:szCs w:val="22"/>
+                      <w:lang w:val="en-US"/>
+                    </w:rPr>
+                  </w:pPr>
+                  <w:r>
+                    <w:rPr>
+                      <w:rFonts w:ascii="Times New Roman" w:hAnsi="Times New Roman" w:cs="Times New Roman"/>
+                      <w:color w:val="131413"/>
+                      <w:sz w:val="22"/>
+                      <w:szCs w:val="22"/>
+                      <w:lang w:val="en-US"/>
+                    </w:rPr>
+                    <w:t>1</w:t>
+                  </w:r>
+                </w:p>
+              </w:tc>
+              <w:tc>
+                <w:tcPr>
+                  <w:tcW w:w="1140" w:type="dxa"/>
+                </w:tcPr>
+                <w:p>
+                  <w:pPr>
+                    <w:autoSpaceDE w:val="0"/>
+                    <w:autoSpaceDN w:val="0"/>
+                    <w:adjustRightInd w:val="0"/>
+                    <w:spacing w:before="0" w:line="276" w:lineRule="auto"/>
+                    <w:jc w:val="center"/>
+                    <w:cnfStyle w:val="000000000000" w:firstRow="0" w:lastRow="0" w:firstColumn="0" w:lastColumn="0" w:oddVBand="0" w:evenVBand="0" w:oddHBand="0" w:evenHBand="0" w:firstRowFirstColumn="0" w:firstRowLastColumn="0" w:lastRowFirstColumn="0" w:lastRowLastColumn="0"/>
+                    <w:rPr>
+                      <w:rFonts w:ascii="Times New Roman" w:hAnsi="Times New Roman" w:cs="Times New Roman"/>
+                      <w:color w:val="131413"/>
+                      <w:sz w:val="22"/>
+                      <w:szCs w:val="22"/>
+                      <w:lang w:val="en-US"/>
+                    </w:rPr>
+                  </w:pPr>
+                  <w:r>
+                    <w:rPr>
+                      <w:rFonts w:ascii="Times New Roman" w:hAnsi="Times New Roman" w:cs="Times New Roman"/>
+                      <w:color w:val="131413"/>
+                      <w:sz w:val="22"/>
+                      <w:szCs w:val="22"/>
+                      <w:lang w:val="en-US"/>
+                    </w:rPr>
+                    <w:t>0, 3, 5</w:t>
+                  </w:r>
+                </w:p>
+              </w:tc>
+            </w:tr>
+            <w:tr>
+              <w:trPr>
+                <w:cnfStyle w:val="000000100000" w:firstRow="0" w:lastRow="0" w:firstColumn="0" w:lastColumn="0" w:oddVBand="0" w:evenVBand="0" w:oddHBand="1" w:evenHBand="0" w:firstRowFirstColumn="0" w:firstRowLastColumn="0" w:lastRowFirstColumn="0" w:lastRowLastColumn="0"/>
+              </w:trPr>
+              <w:tc>
+                <w:tcPr>
+                  <w:cnfStyle w:val="001000000000" w:firstRow="0" w:lastRow="0" w:firstColumn="1" w:lastColumn="0" w:oddVBand="0" w:evenVBand="0" w:oddHBand="0" w:evenHBand="0" w:firstRowFirstColumn="0" w:firstRowLastColumn="0" w:lastRowFirstColumn="0" w:lastRowLastColumn="0"/>
+                  <w:tcW w:w="737" w:type="dxa"/>
+                </w:tcPr>
+                <w:p>
+                  <w:pPr>
+                    <w:autoSpaceDE w:val="0"/>
+                    <w:autoSpaceDN w:val="0"/>
+                    <w:adjustRightInd w:val="0"/>
+                    <w:spacing w:before="0" w:line="276" w:lineRule="auto"/>
+                    <w:jc w:val="center"/>
+                    <w:rPr>
+                      <w:rFonts w:ascii="Times New Roman" w:hAnsi="Times New Roman" w:cs="Times New Roman"/>
+                      <w:color w:val="131413"/>
+                      <w:sz w:val="22"/>
+                      <w:szCs w:val="22"/>
+                      <w:lang w:val="en-US"/>
+                    </w:rPr>
+                  </w:pPr>
+                  <w:r>
+                    <w:rPr>
+                      <w:rFonts w:ascii="Times New Roman" w:hAnsi="Times New Roman" w:cs="Times New Roman"/>
+                      <w:color w:val="131413"/>
+                      <w:sz w:val="22"/>
+                      <w:szCs w:val="22"/>
+                      <w:lang w:val="en-US"/>
+                    </w:rPr>
+                    <w:t>2</w:t>
+                  </w:r>
+                </w:p>
+              </w:tc>
+              <w:tc>
+                <w:tcPr>
+                  <w:tcW w:w="1140" w:type="dxa"/>
+                </w:tcPr>
+                <w:p>
+                  <w:pPr>
+                    <w:autoSpaceDE w:val="0"/>
+                    <w:autoSpaceDN w:val="0"/>
+                    <w:adjustRightInd w:val="0"/>
+                    <w:spacing w:before="0" w:line="276" w:lineRule="auto"/>
+                    <w:jc w:val="center"/>
+                    <w:cnfStyle w:val="000000100000" w:firstRow="0" w:lastRow="0" w:firstColumn="0" w:lastColumn="0" w:oddVBand="0" w:evenVBand="0" w:oddHBand="1" w:evenHBand="0" w:firstRowFirstColumn="0" w:firstRowLastColumn="0" w:lastRowFirstColumn="0" w:lastRowLastColumn="0"/>
+                    <w:rPr>
+                      <w:rFonts w:ascii="Times New Roman" w:hAnsi="Times New Roman" w:cs="Times New Roman"/>
+                      <w:color w:val="131413"/>
+                      <w:sz w:val="22"/>
+                      <w:szCs w:val="22"/>
+                      <w:lang w:val="en-US"/>
+                    </w:rPr>
+                  </w:pPr>
+                  <w:r>
+                    <w:rPr>
+                      <w:rFonts w:ascii="Times New Roman" w:hAnsi="Times New Roman" w:cs="Times New Roman"/>
+                      <w:color w:val="131413"/>
+                      <w:sz w:val="22"/>
+                      <w:szCs w:val="22"/>
+                      <w:lang w:val="en-US"/>
+                    </w:rPr>
+                    <w:t>0, 4</w:t>
+                  </w:r>
+                </w:p>
+              </w:tc>
+            </w:tr>
+            <w:tr>
+              <w:tc>
+                <w:tcPr>
+                  <w:cnfStyle w:val="001000000000" w:firstRow="0" w:lastRow="0" w:firstColumn="1" w:lastColumn="0" w:oddVBand="0" w:evenVBand="0" w:oddHBand="0" w:evenHBand="0" w:firstRowFirstColumn="0" w:firstRowLastColumn="0" w:lastRowFirstColumn="0" w:lastRowLastColumn="0"/>
+                  <w:tcW w:w="737" w:type="dxa"/>
+                </w:tcPr>
+                <w:p>
+                  <w:pPr>
+                    <w:autoSpaceDE w:val="0"/>
+                    <w:autoSpaceDN w:val="0"/>
+                    <w:adjustRightInd w:val="0"/>
+                    <w:spacing w:before="0" w:line="276" w:lineRule="auto"/>
+                    <w:jc w:val="center"/>
+                    <w:rPr>
+                      <w:rFonts w:ascii="Times New Roman" w:hAnsi="Times New Roman" w:cs="Times New Roman"/>
+                      <w:color w:val="131413"/>
+                      <w:sz w:val="22"/>
+                      <w:szCs w:val="22"/>
+                      <w:lang w:val="en-US"/>
+                    </w:rPr>
+                  </w:pPr>
+                  <w:r>
+                    <w:rPr>
+                      <w:rFonts w:ascii="Times New Roman" w:hAnsi="Times New Roman" w:cs="Times New Roman"/>
+                      <w:color w:val="131413"/>
+                      <w:sz w:val="22"/>
+                      <w:szCs w:val="22"/>
+                      <w:lang w:val="en-US"/>
+                    </w:rPr>
+                    <w:t>3</w:t>
+                  </w:r>
+                </w:p>
+              </w:tc>
+              <w:tc>
+                <w:tcPr>
+                  <w:tcW w:w="1140" w:type="dxa"/>
+                </w:tcPr>
+                <w:p>
+                  <w:pPr>
+                    <w:autoSpaceDE w:val="0"/>
+                    <w:autoSpaceDN w:val="0"/>
+                    <w:adjustRightInd w:val="0"/>
+                    <w:spacing w:before="0" w:line="276" w:lineRule="auto"/>
+                    <w:jc w:val="center"/>
+                    <w:cnfStyle w:val="000000000000" w:firstRow="0" w:lastRow="0" w:firstColumn="0" w:lastColumn="0" w:oddVBand="0" w:evenVBand="0" w:oddHBand="0" w:evenHBand="0" w:firstRowFirstColumn="0" w:firstRowLastColumn="0" w:lastRowFirstColumn="0" w:lastRowLastColumn="0"/>
+                    <w:rPr>
+                      <w:rFonts w:ascii="Times New Roman" w:hAnsi="Times New Roman" w:cs="Times New Roman"/>
+                      <w:color w:val="131413"/>
+                      <w:sz w:val="22"/>
+                      <w:szCs w:val="22"/>
+                      <w:lang w:val="en-US"/>
+                    </w:rPr>
+                  </w:pPr>
+                  <w:r>
+                    <w:rPr>
+                      <w:rFonts w:ascii="Times New Roman" w:hAnsi="Times New Roman" w:cs="Times New Roman"/>
+                      <w:color w:val="131413"/>
+                      <w:sz w:val="22"/>
+                      <w:szCs w:val="22"/>
+                      <w:lang w:val="en-US"/>
+                    </w:rPr>
+                    <w:t>1, 5</w:t>
+                  </w:r>
+                </w:p>
+              </w:tc>
+            </w:tr>
+            <w:tr>
+              <w:trPr>
+                <w:cnfStyle w:val="000000100000" w:firstRow="0" w:lastRow="0" w:firstColumn="0" w:lastColumn="0" w:oddVBand="0" w:evenVBand="0" w:oddHBand="1" w:evenHBand="0" w:firstRowFirstColumn="0" w:firstRowLastColumn="0" w:lastRowFirstColumn="0" w:lastRowLastColumn="0"/>
+              </w:trPr>
+              <w:tc>
+                <w:tcPr>
+                  <w:cnfStyle w:val="001000000000" w:firstRow="0" w:lastRow="0" w:firstColumn="1" w:lastColumn="0" w:oddVBand="0" w:evenVBand="0" w:oddHBand="0" w:evenHBand="0" w:firstRowFirstColumn="0" w:firstRowLastColumn="0" w:lastRowFirstColumn="0" w:lastRowLastColumn="0"/>
+                  <w:tcW w:w="737" w:type="dxa"/>
+                </w:tcPr>
+                <w:p>
+                  <w:pPr>
+                    <w:autoSpaceDE w:val="0"/>
+                    <w:autoSpaceDN w:val="0"/>
+                    <w:adjustRightInd w:val="0"/>
+                    <w:spacing w:before="0" w:line="276" w:lineRule="auto"/>
+                    <w:jc w:val="center"/>
+                    <w:rPr>
+                      <w:rFonts w:ascii="Times New Roman" w:hAnsi="Times New Roman" w:cs="Times New Roman"/>
+                      <w:color w:val="131413"/>
+                      <w:sz w:val="22"/>
+                      <w:szCs w:val="22"/>
+                      <w:lang w:val="en-US"/>
+                    </w:rPr>
+                  </w:pPr>
+                  <w:r>
+                    <w:rPr>
+                      <w:rFonts w:ascii="Times New Roman" w:hAnsi="Times New Roman" w:cs="Times New Roman"/>
+                      <w:color w:val="131413"/>
+                      <w:sz w:val="22"/>
+                      <w:szCs w:val="22"/>
+                      <w:lang w:val="en-US"/>
+                    </w:rPr>
+                    <w:t>4</w:t>
+                  </w:r>
+                </w:p>
+              </w:tc>
+              <w:tc>
+                <w:tcPr>
+                  <w:tcW w:w="1140" w:type="dxa"/>
+                </w:tcPr>
+                <w:p>
+                  <w:pPr>
+                    <w:autoSpaceDE w:val="0"/>
+                    <w:autoSpaceDN w:val="0"/>
+                    <w:adjustRightInd w:val="0"/>
+                    <w:spacing w:before="0" w:line="276" w:lineRule="auto"/>
+                    <w:jc w:val="center"/>
+                    <w:cnfStyle w:val="000000100000" w:firstRow="0" w:lastRow="0" w:firstColumn="0" w:lastColumn="0" w:oddVBand="0" w:evenVBand="0" w:oddHBand="1" w:evenHBand="0" w:firstRowFirstColumn="0" w:firstRowLastColumn="0" w:lastRowFirstColumn="0" w:lastRowLastColumn="0"/>
+                    <w:rPr>
+                      <w:rFonts w:ascii="Times New Roman" w:hAnsi="Times New Roman" w:cs="Times New Roman"/>
+                      <w:color w:val="131413"/>
+                      <w:sz w:val="22"/>
+                      <w:szCs w:val="22"/>
+                      <w:lang w:val="en-US"/>
+                    </w:rPr>
+                  </w:pPr>
+                  <w:r>
+                    <w:rPr>
+                      <w:rFonts w:ascii="Times New Roman" w:hAnsi="Times New Roman" w:cs="Times New Roman"/>
+                      <w:color w:val="131413"/>
+                      <w:sz w:val="22"/>
+                      <w:szCs w:val="22"/>
+                      <w:lang w:val="en-US"/>
+                    </w:rPr>
+                    <w:t>0, 2, 5</w:t>
+                  </w:r>
+                </w:p>
+              </w:tc>
+            </w:tr>
+            <w:tr>
+              <w:tc>
+                <w:tcPr>
+                  <w:cnfStyle w:val="001000000000" w:firstRow="0" w:lastRow="0" w:firstColumn="1" w:lastColumn="0" w:oddVBand="0" w:evenVBand="0" w:oddHBand="0" w:evenHBand="0" w:firstRowFirstColumn="0" w:firstRowLastColumn="0" w:lastRowFirstColumn="0" w:lastRowLastColumn="0"/>
+                  <w:tcW w:w="737" w:type="dxa"/>
+                </w:tcPr>
+                <w:p>
+                  <w:pPr>
+                    <w:autoSpaceDE w:val="0"/>
+                    <w:autoSpaceDN w:val="0"/>
+                    <w:adjustRightInd w:val="0"/>
+                    <w:spacing w:before="0" w:line="276" w:lineRule="auto"/>
+                    <w:jc w:val="center"/>
+                    <w:rPr>
+                      <w:rFonts w:ascii="Times New Roman" w:hAnsi="Times New Roman" w:cs="Times New Roman"/>
+                      <w:color w:val="131413"/>
+                      <w:sz w:val="22"/>
+                      <w:szCs w:val="22"/>
+                      <w:lang w:val="en-US"/>
+                    </w:rPr>
+                  </w:pPr>
+                  <w:r>
+                    <w:rPr>
+                      <w:rFonts w:ascii="Times New Roman" w:hAnsi="Times New Roman" w:cs="Times New Roman"/>
+                      <w:color w:val="131413"/>
+                      <w:sz w:val="22"/>
+                      <w:szCs w:val="22"/>
+                      <w:lang w:val="en-US"/>
+                    </w:rPr>
+                    <w:t>5</w:t>
+                  </w:r>
+                </w:p>
+              </w:tc>
+              <w:tc>
+                <w:tcPr>
+                  <w:tcW w:w="1140" w:type="dxa"/>
+                </w:tcPr>
+                <w:p>
+                  <w:pPr>
+                    <w:autoSpaceDE w:val="0"/>
+                    <w:autoSpaceDN w:val="0"/>
+                    <w:adjustRightInd w:val="0"/>
+                    <w:spacing w:before="0" w:line="276" w:lineRule="auto"/>
+                    <w:jc w:val="center"/>
+                    <w:cnfStyle w:val="000000000000" w:firstRow="0" w:lastRow="0" w:firstColumn="0" w:lastColumn="0" w:oddVBand="0" w:evenVBand="0" w:oddHBand="0" w:evenHBand="0" w:firstRowFirstColumn="0" w:firstRowLastColumn="0" w:lastRowFirstColumn="0" w:lastRowLastColumn="0"/>
+                    <w:rPr>
+                      <w:rFonts w:ascii="Times New Roman" w:hAnsi="Times New Roman" w:cs="Times New Roman"/>
+                      <w:color w:val="131413"/>
+                      <w:sz w:val="22"/>
+                      <w:szCs w:val="22"/>
+                      <w:lang w:val="en-US"/>
+                    </w:rPr>
+                  </w:pPr>
+                  <w:r>
+                    <w:rPr>
+                      <w:rFonts w:ascii="Times New Roman" w:hAnsi="Times New Roman" w:cs="Times New Roman"/>
+                      <w:color w:val="131413"/>
+                      <w:sz w:val="22"/>
+                      <w:szCs w:val="22"/>
+                      <w:lang w:val="en-US"/>
+                    </w:rPr>
+                    <w:t>0, 1, 3, 5</w:t>
+                  </w:r>
+                </w:p>
+              </w:tc>
+            </w:tr>
+          </w:tbl>
+          <w:p>
+            <w:pPr>
+              <w:autoSpaceDE w:val="0"/>
+              <w:autoSpaceDN w:val="0"/>
+              <w:adjustRightInd w:val="0"/>
+              <w:spacing w:line="276" w:lineRule="auto"/>
+              <w:ind w:left="360"/>
+              <w:rPr>
+                <w:rFonts w:ascii="Times New Roman" w:hAnsi="Times New Roman" w:cs="Times New Roman"/>
+                <w:color w:val="131413"/>
+                <w:sz w:val="24"/>
+                <w:szCs w:val="24"/>
+                <w:lang w:val="en-US"/>
+              </w:rPr>
+            </w:pPr>
+          </w:p>
+        </w:tc>
+        <w:tc>
+          <w:tcPr>
+            <w:tcW w:w="3431" w:type="dxa"/>
+          </w:tcPr>
+          <w:tbl>
+            <w:tblPr>
+              <w:tblStyle w:val="ListTable7Colorful"/>
+              <w:tblW w:w="3400" w:type="dxa"/>
+              <w:jc w:val="center"/>
+              <w:tblLayout w:type="fixed"/>
+              <w:tblLook w:val="04A0" w:firstRow="1" w:lastRow="0" w:firstColumn="1" w:lastColumn="0" w:noHBand="0" w:noVBand="1"/>
+            </w:tblPr>
+            <w:tblGrid>
+              <w:gridCol w:w="340"/>
+              <w:gridCol w:w="340"/>
+              <w:gridCol w:w="340"/>
+              <w:gridCol w:w="340"/>
+              <w:gridCol w:w="340"/>
+              <w:gridCol w:w="340"/>
+              <w:gridCol w:w="340"/>
+              <w:gridCol w:w="340"/>
+              <w:gridCol w:w="340"/>
+              <w:gridCol w:w="340"/>
+            </w:tblGrid>
+            <w:tr>
+              <w:trPr>
+                <w:cnfStyle w:val="100000000000" w:firstRow="1" w:lastRow="0" w:firstColumn="0" w:lastColumn="0" w:oddVBand="0" w:evenVBand="0" w:oddHBand="0" w:evenHBand="0" w:firstRowFirstColumn="0" w:firstRowLastColumn="0" w:lastRowFirstColumn="0" w:lastRowLastColumn="0"/>
+                <w:trHeight w:val="248"/>
+                <w:jc w:val="center"/>
+              </w:trPr>
+              <w:tc>
+                <w:tcPr>
+                  <w:cnfStyle w:val="001000000100" w:firstRow="0" w:lastRow="0" w:firstColumn="1" w:lastColumn="0" w:oddVBand="0" w:evenVBand="0" w:oddHBand="0" w:evenHBand="0" w:firstRowFirstColumn="1" w:firstRowLastColumn="0" w:lastRowFirstColumn="0" w:lastRowLastColumn="0"/>
+                  <w:tcW w:w="340" w:type="dxa"/>
+                  <w:noWrap/>
+                  <w:vAlign w:val="center"/>
+                  <w:hideMark/>
+                </w:tcPr>
+                <w:p>
+                  <w:pPr>
+                    <w:spacing w:before="0" w:line="276" w:lineRule="auto"/>
+                    <w:jc w:val="center"/>
+                    <w:rPr>
+                      <w:rFonts w:ascii="Times New Roman" w:eastAsia="Times New Roman" w:hAnsi="Times New Roman" w:cs="Times New Roman"/>
+                      <w:sz w:val="20"/>
+                      <w:lang w:val="en-GB" w:eastAsia="en-GB"/>
+                    </w:rPr>
+                  </w:pPr>
+                </w:p>
+              </w:tc>
+              <w:tc>
+                <w:tcPr>
+                  <w:tcW w:w="340" w:type="dxa"/>
+                  <w:noWrap/>
+                  <w:tcMar>
+                    <w:left w:w="57" w:type="dxa"/>
+                    <w:right w:w="57" w:type="dxa"/>
+                  </w:tcMar>
+                  <w:vAlign w:val="center"/>
+                  <w:hideMark/>
+                </w:tcPr>
+                <w:p>
+                  <w:pPr>
+                    <w:spacing w:before="0" w:line="276" w:lineRule="auto"/>
+                    <w:jc w:val="center"/>
+                    <w:cnfStyle w:val="100000000000" w:firstRow="1" w:lastRow="0" w:firstColumn="0" w:lastColumn="0" w:oddVBand="0" w:evenVBand="0" w:oddHBand="0" w:evenHBand="0" w:firstRowFirstColumn="0" w:firstRowLastColumn="0" w:lastRowFirstColumn="0" w:lastRowLastColumn="0"/>
+                    <w:rPr>
+                      <w:rFonts w:ascii="Aptos Narrow" w:eastAsia="Times New Roman" w:hAnsi="Aptos Narrow" w:cs="Times New Roman"/>
+                      <w:color w:val="000000"/>
+                      <w:sz w:val="20"/>
+                      <w:lang w:val="en-GB" w:eastAsia="en-GB"/>
+                    </w:rPr>
+                  </w:pPr>
+                  <w:r>
+                    <w:rPr>
+                      <w:rFonts w:ascii="Aptos Narrow" w:eastAsia="Times New Roman" w:hAnsi="Aptos Narrow" w:cs="Times New Roman"/>
+                      <w:color w:val="000000"/>
+                      <w:sz w:val="20"/>
+                      <w:lang w:val="en-GB" w:eastAsia="en-GB"/>
+                    </w:rPr>
+                    <w:t>e0</w:t>
+                  </w:r>
+                </w:p>
+              </w:tc>
+              <w:tc>
+                <w:tcPr>
+                  <w:tcW w:w="340" w:type="dxa"/>
+                  <w:noWrap/>
+                  <w:tcMar>
+                    <w:left w:w="57" w:type="dxa"/>
+                    <w:right w:w="57" w:type="dxa"/>
+                  </w:tcMar>
+                  <w:vAlign w:val="center"/>
+                  <w:hideMark/>
+                </w:tcPr>
+                <w:p>
+                  <w:pPr>
+                    <w:spacing w:before="0" w:line="276" w:lineRule="auto"/>
+                    <w:jc w:val="center"/>
+                    <w:cnfStyle w:val="100000000000" w:firstRow="1" w:lastRow="0" w:firstColumn="0" w:lastColumn="0" w:oddVBand="0" w:evenVBand="0" w:oddHBand="0" w:evenHBand="0" w:firstRowFirstColumn="0" w:firstRowLastColumn="0" w:lastRowFirstColumn="0" w:lastRowLastColumn="0"/>
+                    <w:rPr>
+                      <w:rFonts w:ascii="Aptos Narrow" w:eastAsia="Times New Roman" w:hAnsi="Aptos Narrow" w:cs="Times New Roman"/>
+                      <w:color w:val="000000"/>
+                      <w:sz w:val="20"/>
+                      <w:lang w:val="en-GB" w:eastAsia="en-GB"/>
+                    </w:rPr>
+                  </w:pPr>
+                  <w:r>
+                    <w:rPr>
+                      <w:rFonts w:ascii="Aptos Narrow" w:eastAsia="Times New Roman" w:hAnsi="Aptos Narrow" w:cs="Times New Roman"/>
+                      <w:color w:val="000000"/>
+                      <w:sz w:val="20"/>
+                      <w:lang w:val="en-GB" w:eastAsia="en-GB"/>
+                    </w:rPr>
+                    <w:t>e1</w:t>
+                  </w:r>
+                </w:p>
+              </w:tc>
+              <w:tc>
+                <w:tcPr>
+                  <w:tcW w:w="340" w:type="dxa"/>
+                  <w:noWrap/>
+                  <w:tcMar>
+                    <w:left w:w="57" w:type="dxa"/>
+                    <w:right w:w="57" w:type="dxa"/>
+                  </w:tcMar>
+                  <w:vAlign w:val="center"/>
+                  <w:hideMark/>
+                </w:tcPr>
+                <w:p>
+                  <w:pPr>
+                    <w:spacing w:before="0" w:line="276" w:lineRule="auto"/>
+                    <w:jc w:val="center"/>
+                    <w:cnfStyle w:val="100000000000" w:firstRow="1" w:lastRow="0" w:firstColumn="0" w:lastColumn="0" w:oddVBand="0" w:evenVBand="0" w:oddHBand="0" w:evenHBand="0" w:firstRowFirstColumn="0" w:firstRowLastColumn="0" w:lastRowFirstColumn="0" w:lastRowLastColumn="0"/>
+                    <w:rPr>
+                      <w:rFonts w:ascii="Aptos Narrow" w:eastAsia="Times New Roman" w:hAnsi="Aptos Narrow" w:cs="Times New Roman"/>
+                      <w:color w:val="000000"/>
+                      <w:sz w:val="20"/>
+                      <w:lang w:val="en-GB" w:eastAsia="en-GB"/>
+                    </w:rPr>
+                  </w:pPr>
+                  <w:r>
+                    <w:rPr>
+                      <w:rFonts w:ascii="Aptos Narrow" w:eastAsia="Times New Roman" w:hAnsi="Aptos Narrow" w:cs="Times New Roman"/>
+                      <w:color w:val="000000"/>
+                      <w:sz w:val="20"/>
+                      <w:lang w:val="en-GB" w:eastAsia="en-GB"/>
+                    </w:rPr>
+                    <w:t>e2</w:t>
+                  </w:r>
+                </w:p>
+              </w:tc>
+              <w:tc>
+                <w:tcPr>
+                  <w:tcW w:w="340" w:type="dxa"/>
+                  <w:noWrap/>
+                  <w:tcMar>
+                    <w:left w:w="57" w:type="dxa"/>
+                    <w:right w:w="57" w:type="dxa"/>
+                  </w:tcMar>
+                  <w:vAlign w:val="center"/>
+                  <w:hideMark/>
+                </w:tcPr>
+                <w:p>
+                  <w:pPr>
+                    <w:spacing w:before="0" w:line="276" w:lineRule="auto"/>
+                    <w:jc w:val="center"/>
+                    <w:cnfStyle w:val="100000000000" w:firstRow="1" w:lastRow="0" w:firstColumn="0" w:lastColumn="0" w:oddVBand="0" w:evenVBand="0" w:oddHBand="0" w:evenHBand="0" w:firstRowFirstColumn="0" w:firstRowLastColumn="0" w:lastRowFirstColumn="0" w:lastRowLastColumn="0"/>
+                    <w:rPr>
+                      <w:rFonts w:ascii="Aptos Narrow" w:eastAsia="Times New Roman" w:hAnsi="Aptos Narrow" w:cs="Times New Roman"/>
+                      <w:color w:val="000000"/>
+                      <w:sz w:val="20"/>
+                      <w:lang w:val="en-GB" w:eastAsia="en-GB"/>
+                    </w:rPr>
+                  </w:pPr>
+                  <w:r>
+                    <w:rPr>
+                      <w:rFonts w:ascii="Aptos Narrow" w:eastAsia="Times New Roman" w:hAnsi="Aptos Narrow" w:cs="Times New Roman"/>
+                      <w:color w:val="000000"/>
+                      <w:sz w:val="20"/>
+                      <w:lang w:val="en-GB" w:eastAsia="en-GB"/>
+                    </w:rPr>
+                    <w:t>e3</w:t>
+                  </w:r>
+                </w:p>
+              </w:tc>
+              <w:tc>
+                <w:tcPr>
+                  <w:tcW w:w="340" w:type="dxa"/>
+                  <w:noWrap/>
+                  <w:tcMar>
+                    <w:left w:w="57" w:type="dxa"/>
+                    <w:right w:w="57" w:type="dxa"/>
+                  </w:tcMar>
+                  <w:vAlign w:val="center"/>
+                  <w:hideMark/>
+                </w:tcPr>
+                <w:p>
+                  <w:pPr>
+                    <w:spacing w:before="0" w:line="276" w:lineRule="auto"/>
+                    <w:jc w:val="center"/>
+                    <w:cnfStyle w:val="100000000000" w:firstRow="1" w:lastRow="0" w:firstColumn="0" w:lastColumn="0" w:oddVBand="0" w:evenVBand="0" w:oddHBand="0" w:evenHBand="0" w:firstRowFirstColumn="0" w:firstRowLastColumn="0" w:lastRowFirstColumn="0" w:lastRowLastColumn="0"/>
+                    <w:rPr>
+                      <w:rFonts w:ascii="Aptos Narrow" w:eastAsia="Times New Roman" w:hAnsi="Aptos Narrow" w:cs="Times New Roman"/>
+                      <w:color w:val="000000"/>
+                      <w:sz w:val="20"/>
+                      <w:lang w:val="en-GB" w:eastAsia="en-GB"/>
+                    </w:rPr>
+                  </w:pPr>
+                  <w:r>
+                    <w:rPr>
+                      <w:rFonts w:ascii="Aptos Narrow" w:eastAsia="Times New Roman" w:hAnsi="Aptos Narrow" w:cs="Times New Roman"/>
+                      <w:color w:val="000000"/>
+                      <w:sz w:val="20"/>
+                      <w:lang w:val="en-GB" w:eastAsia="en-GB"/>
+                    </w:rPr>
+                    <w:t>e4</w:t>
+                  </w:r>
+                </w:p>
+              </w:tc>
+              <w:tc>
+                <w:tcPr>
+                  <w:tcW w:w="340" w:type="dxa"/>
+                  <w:noWrap/>
+                  <w:tcMar>
+                    <w:left w:w="57" w:type="dxa"/>
+                    <w:right w:w="57" w:type="dxa"/>
+                  </w:tcMar>
+                  <w:vAlign w:val="center"/>
+                  <w:hideMark/>
+                </w:tcPr>
+                <w:p>
+                  <w:pPr>
+                    <w:spacing w:before="0" w:line="276" w:lineRule="auto"/>
+                    <w:jc w:val="center"/>
+                    <w:cnfStyle w:val="100000000000" w:firstRow="1" w:lastRow="0" w:firstColumn="0" w:lastColumn="0" w:oddVBand="0" w:evenVBand="0" w:oddHBand="0" w:evenHBand="0" w:firstRowFirstColumn="0" w:firstRowLastColumn="0" w:lastRowFirstColumn="0" w:lastRowLastColumn="0"/>
+                    <w:rPr>
+                      <w:rFonts w:ascii="Aptos Narrow" w:eastAsia="Times New Roman" w:hAnsi="Aptos Narrow" w:cs="Times New Roman"/>
+                      <w:color w:val="000000"/>
+                      <w:sz w:val="20"/>
+                      <w:lang w:val="en-GB" w:eastAsia="en-GB"/>
+                    </w:rPr>
+                  </w:pPr>
+                  <w:r>
+                    <w:rPr>
+                      <w:rFonts w:ascii="Aptos Narrow" w:eastAsia="Times New Roman" w:hAnsi="Aptos Narrow" w:cs="Times New Roman"/>
+                      <w:color w:val="000000"/>
+                      <w:sz w:val="20"/>
+                      <w:lang w:val="en-GB" w:eastAsia="en-GB"/>
+                    </w:rPr>
+                    <w:t>e5</w:t>
+                  </w:r>
+                </w:p>
+              </w:tc>
+              <w:tc>
+                <w:tcPr>
+                  <w:tcW w:w="340" w:type="dxa"/>
+                  <w:noWrap/>
+                  <w:tcMar>
+                    <w:left w:w="57" w:type="dxa"/>
+                    <w:right w:w="57" w:type="dxa"/>
+                  </w:tcMar>
+                  <w:vAlign w:val="center"/>
+                  <w:hideMark/>
+                </w:tcPr>
+                <w:p>
+                  <w:pPr>
+                    <w:spacing w:before="0" w:line="276" w:lineRule="auto"/>
+                    <w:jc w:val="center"/>
+                    <w:cnfStyle w:val="100000000000" w:firstRow="1" w:lastRow="0" w:firstColumn="0" w:lastColumn="0" w:oddVBand="0" w:evenVBand="0" w:oddHBand="0" w:evenHBand="0" w:firstRowFirstColumn="0" w:firstRowLastColumn="0" w:lastRowFirstColumn="0" w:lastRowLastColumn="0"/>
+                    <w:rPr>
+                      <w:rFonts w:ascii="Aptos Narrow" w:eastAsia="Times New Roman" w:hAnsi="Aptos Narrow" w:cs="Times New Roman"/>
+                      <w:color w:val="000000"/>
+                      <w:sz w:val="20"/>
+                      <w:lang w:val="en-GB" w:eastAsia="en-GB"/>
+                    </w:rPr>
+                  </w:pPr>
+                  <w:r>
+                    <w:rPr>
+                      <w:rFonts w:ascii="Aptos Narrow" w:eastAsia="Times New Roman" w:hAnsi="Aptos Narrow" w:cs="Times New Roman"/>
+                      <w:color w:val="000000"/>
+                      <w:sz w:val="20"/>
+                      <w:lang w:val="en-GB" w:eastAsia="en-GB"/>
+                    </w:rPr>
+                    <w:t>e6</w:t>
+                  </w:r>
+                </w:p>
+              </w:tc>
+              <w:tc>
+                <w:tcPr>
+                  <w:tcW w:w="340" w:type="dxa"/>
+                  <w:noWrap/>
+                  <w:tcMar>
+                    <w:left w:w="57" w:type="dxa"/>
+                    <w:right w:w="57" w:type="dxa"/>
+                  </w:tcMar>
+                  <w:vAlign w:val="center"/>
+                  <w:hideMark/>
+                </w:tcPr>
+                <w:p>
+                  <w:pPr>
+                    <w:spacing w:before="0" w:line="276" w:lineRule="auto"/>
+                    <w:jc w:val="center"/>
+                    <w:cnfStyle w:val="100000000000" w:firstRow="1" w:lastRow="0" w:firstColumn="0" w:lastColumn="0" w:oddVBand="0" w:evenVBand="0" w:oddHBand="0" w:evenHBand="0" w:firstRowFirstColumn="0" w:firstRowLastColumn="0" w:lastRowFirstColumn="0" w:lastRowLastColumn="0"/>
+                    <w:rPr>
+                      <w:rFonts w:ascii="Aptos Narrow" w:eastAsia="Times New Roman" w:hAnsi="Aptos Narrow" w:cs="Times New Roman"/>
+                      <w:color w:val="000000"/>
+                      <w:sz w:val="20"/>
+                      <w:lang w:val="en-GB" w:eastAsia="en-GB"/>
+                    </w:rPr>
+                  </w:pPr>
+                  <w:r>
+                    <w:rPr>
+                      <w:rFonts w:ascii="Aptos Narrow" w:eastAsia="Times New Roman" w:hAnsi="Aptos Narrow" w:cs="Times New Roman"/>
+                      <w:color w:val="000000"/>
+                      <w:sz w:val="20"/>
+                      <w:lang w:val="en-GB" w:eastAsia="en-GB"/>
+                    </w:rPr>
+                    <w:t>e7</w:t>
+                  </w:r>
+                </w:p>
+              </w:tc>
+              <w:tc>
+                <w:tcPr>
+                  <w:tcW w:w="340" w:type="dxa"/>
+                  <w:noWrap/>
+                  <w:tcMar>
+                    <w:left w:w="57" w:type="dxa"/>
+                    <w:right w:w="57" w:type="dxa"/>
+                  </w:tcMar>
+                  <w:vAlign w:val="center"/>
+                  <w:hideMark/>
+                </w:tcPr>
+                <w:p>
+                  <w:pPr>
+                    <w:spacing w:before="0" w:line="276" w:lineRule="auto"/>
+                    <w:jc w:val="center"/>
+                    <w:cnfStyle w:val="100000000000" w:firstRow="1" w:lastRow="0" w:firstColumn="0" w:lastColumn="0" w:oddVBand="0" w:evenVBand="0" w:oddHBand="0" w:evenHBand="0" w:firstRowFirstColumn="0" w:firstRowLastColumn="0" w:lastRowFirstColumn="0" w:lastRowLastColumn="0"/>
+                    <w:rPr>
+                      <w:rFonts w:ascii="Aptos Narrow" w:eastAsia="Times New Roman" w:hAnsi="Aptos Narrow" w:cs="Times New Roman"/>
+                      <w:color w:val="000000"/>
+                      <w:sz w:val="20"/>
+                      <w:lang w:val="en-GB" w:eastAsia="en-GB"/>
+                    </w:rPr>
+                  </w:pPr>
+                  <w:r>
+                    <w:rPr>
+                      <w:rFonts w:ascii="Aptos Narrow" w:eastAsia="Times New Roman" w:hAnsi="Aptos Narrow" w:cs="Times New Roman"/>
+                      <w:color w:val="000000"/>
+                      <w:sz w:val="20"/>
+                      <w:lang w:val="en-GB" w:eastAsia="en-GB"/>
+                    </w:rPr>
+                    <w:t>e8</w:t>
+                  </w:r>
+                </w:p>
+              </w:tc>
+            </w:tr>
+            <w:tr>
+              <w:trPr>
+                <w:cnfStyle w:val="000000100000" w:firstRow="0" w:lastRow="0" w:firstColumn="0" w:lastColumn="0" w:oddVBand="0" w:evenVBand="0" w:oddHBand="1" w:evenHBand="0" w:firstRowFirstColumn="0" w:firstRowLastColumn="0" w:lastRowFirstColumn="0" w:lastRowLastColumn="0"/>
+                <w:trHeight w:val="300"/>
+                <w:jc w:val="center"/>
+              </w:trPr>
+              <w:tc>
+                <w:tcPr>
+                  <w:cnfStyle w:val="001000000000" w:firstRow="0" w:lastRow="0" w:firstColumn="1" w:lastColumn="0" w:oddVBand="0" w:evenVBand="0" w:oddHBand="0" w:evenHBand="0" w:firstRowFirstColumn="0" w:firstRowLastColumn="0" w:lastRowFirstColumn="0" w:lastRowLastColumn="0"/>
+                  <w:tcW w:w="340" w:type="dxa"/>
+                  <w:noWrap/>
+                  <w:vAlign w:val="center"/>
+                  <w:hideMark/>
+                </w:tcPr>
+                <w:p>
+                  <w:pPr>
+                    <w:spacing w:before="0" w:line="276" w:lineRule="auto"/>
+                    <w:jc w:val="center"/>
+                    <w:rPr>
+                      <w:rFonts w:ascii="Aptos Narrow" w:eastAsia="Times New Roman" w:hAnsi="Aptos Narrow" w:cs="Times New Roman"/>
+                      <w:color w:val="000000"/>
+                      <w:sz w:val="20"/>
+                      <w:lang w:val="en-GB" w:eastAsia="en-GB"/>
+                    </w:rPr>
+                  </w:pPr>
+                  <w:r>
+                    <w:rPr>
+                      <w:rFonts w:ascii="Aptos Narrow" w:eastAsia="Times New Roman" w:hAnsi="Aptos Narrow" w:cs="Times New Roman"/>
+                      <w:color w:val="000000"/>
+                      <w:sz w:val="20"/>
+                      <w:lang w:val="en-GB" w:eastAsia="en-GB"/>
+                    </w:rPr>
+                    <w:t>0</w:t>
+                  </w:r>
+                </w:p>
+              </w:tc>
+              <w:tc>
+                <w:tcPr>
+                  <w:tcW w:w="340" w:type="dxa"/>
+                  <w:noWrap/>
+                  <w:vAlign w:val="center"/>
+                  <w:hideMark/>
+                </w:tcPr>
+                <w:p>
+                  <w:pPr>
+                    <w:spacing w:before="0" w:line="276" w:lineRule="auto"/>
+                    <w:jc w:val="center"/>
+                    <w:cnfStyle w:val="000000100000" w:firstRow="0" w:lastRow="0" w:firstColumn="0" w:lastColumn="0" w:oddVBand="0" w:evenVBand="0" w:oddHBand="1" w:evenHBand="0" w:firstRowFirstColumn="0" w:firstRowLastColumn="0" w:lastRowFirstColumn="0" w:lastRowLastColumn="0"/>
+                    <w:rPr>
+                      <w:rFonts w:ascii="Aptos Narrow" w:eastAsia="Times New Roman" w:hAnsi="Aptos Narrow" w:cs="Times New Roman"/>
+                      <w:b/>
+                      <w:bCs/>
+                      <w:color w:val="000000"/>
+                      <w:lang w:val="en-GB" w:eastAsia="en-GB"/>
+                    </w:rPr>
+                  </w:pPr>
+                  <w:r>
+                    <w:rPr>
+                      <w:rFonts w:ascii="Aptos Narrow" w:eastAsia="Times New Roman" w:hAnsi="Aptos Narrow" w:cs="Times New Roman"/>
+                      <w:b/>
+                      <w:bCs/>
+                      <w:color w:val="000000"/>
+                      <w:lang w:val="en-GB" w:eastAsia="en-GB"/>
+                    </w:rPr>
+                    <w:t>1</w:t>
+                  </w:r>
+                </w:p>
+              </w:tc>
+              <w:tc>
+                <w:tcPr>
+                  <w:tcW w:w="340" w:type="dxa"/>
+                  <w:noWrap/>
+                  <w:vAlign w:val="center"/>
+                  <w:hideMark/>
+                </w:tcPr>
+                <w:p>
+                  <w:pPr>
+                    <w:spacing w:before="0" w:line="276" w:lineRule="auto"/>
+                    <w:jc w:val="center"/>
+                    <w:cnfStyle w:val="000000100000" w:firstRow="0" w:lastRow="0" w:firstColumn="0" w:lastColumn="0" w:oddVBand="0" w:evenVBand="0" w:oddHBand="1" w:evenHBand="0" w:firstRowFirstColumn="0" w:firstRowLastColumn="0" w:lastRowFirstColumn="0" w:lastRowLastColumn="0"/>
+                    <w:rPr>
+                      <w:rFonts w:ascii="Aptos Narrow" w:eastAsia="Times New Roman" w:hAnsi="Aptos Narrow" w:cs="Times New Roman"/>
+                      <w:b/>
+                      <w:bCs/>
+                      <w:color w:val="000000"/>
+                      <w:lang w:val="en-GB" w:eastAsia="en-GB"/>
+                    </w:rPr>
+                  </w:pPr>
+                  <w:r>
+                    <w:rPr>
+                      <w:rFonts w:ascii="Aptos Narrow" w:eastAsia="Times New Roman" w:hAnsi="Aptos Narrow" w:cs="Times New Roman"/>
+                      <w:b/>
+                      <w:bCs/>
+                      <w:color w:val="000000"/>
+                      <w:lang w:val="en-GB" w:eastAsia="en-GB"/>
+                    </w:rPr>
+                    <w:t>1</w:t>
+                  </w:r>
+                </w:p>
+              </w:tc>
+              <w:tc>
+                <w:tcPr>
+                  <w:tcW w:w="340" w:type="dxa"/>
+                  <w:noWrap/>
+                  <w:vAlign w:val="center"/>
+                  <w:hideMark/>
+                </w:tcPr>
+                <w:p>
+                  <w:pPr>
+                    <w:spacing w:before="0" w:line="276" w:lineRule="auto"/>
+                    <w:jc w:val="center"/>
+                    <w:cnfStyle w:val="000000100000" w:firstRow="0" w:lastRow="0" w:firstColumn="0" w:lastColumn="0" w:oddVBand="0" w:evenVBand="0" w:oddHBand="1" w:evenHBand="0" w:firstRowFirstColumn="0" w:firstRowLastColumn="0" w:lastRowFirstColumn="0" w:lastRowLastColumn="0"/>
+                    <w:rPr>
+                      <w:rFonts w:ascii="Aptos Narrow" w:eastAsia="Times New Roman" w:hAnsi="Aptos Narrow" w:cs="Times New Roman"/>
+                      <w:b/>
+                      <w:bCs/>
+                      <w:color w:val="000000"/>
+                      <w:lang w:val="en-GB" w:eastAsia="en-GB"/>
+                    </w:rPr>
+                  </w:pPr>
+                  <w:r>
+                    <w:rPr>
+                      <w:rFonts w:ascii="Aptos Narrow" w:eastAsia="Times New Roman" w:hAnsi="Aptos Narrow" w:cs="Times New Roman"/>
+                      <w:b/>
+                      <w:bCs/>
+                      <w:color w:val="000000"/>
+                      <w:lang w:val="en-GB" w:eastAsia="en-GB"/>
+                    </w:rPr>
+                    <w:t>1</w:t>
+                  </w:r>
+                </w:p>
+              </w:tc>
+              <w:tc>
+                <w:tcPr>
+                  <w:tcW w:w="340" w:type="dxa"/>
+                  <w:noWrap/>
+                  <w:vAlign w:val="center"/>
+                  <w:hideMark/>
+                </w:tcPr>
+                <w:p>
+                  <w:pPr>
+                    <w:spacing w:before="0" w:line="276" w:lineRule="auto"/>
+                    <w:jc w:val="center"/>
+                    <w:cnfStyle w:val="000000100000" w:firstRow="0" w:lastRow="0" w:firstColumn="0" w:lastColumn="0" w:oddVBand="0" w:evenVBand="0" w:oddHBand="1" w:evenHBand="0" w:firstRowFirstColumn="0" w:firstRowLastColumn="0" w:lastRowFirstColumn="0" w:lastRowLastColumn="0"/>
+                    <w:rPr>
+                      <w:rFonts w:ascii="Aptos Narrow" w:eastAsia="Times New Roman" w:hAnsi="Aptos Narrow" w:cs="Times New Roman"/>
+                      <w:b/>
+                      <w:bCs/>
+                      <w:color w:val="000000"/>
+                      <w:lang w:val="en-GB" w:eastAsia="en-GB"/>
+                    </w:rPr>
+                  </w:pPr>
+                  <w:r>
+                    <w:rPr>
+                      <w:rFonts w:ascii="Aptos Narrow" w:eastAsia="Times New Roman" w:hAnsi="Aptos Narrow" w:cs="Times New Roman"/>
+                      <w:b/>
+                      <w:bCs/>
+                      <w:color w:val="000000"/>
+                      <w:lang w:val="en-GB" w:eastAsia="en-GB"/>
+                    </w:rPr>
+                    <w:t>1</w:t>
+                  </w:r>
+                </w:p>
+              </w:tc>
+              <w:tc>
+                <w:tcPr>
+                  <w:tcW w:w="340" w:type="dxa"/>
+                  <w:noWrap/>
+                  <w:vAlign w:val="center"/>
+                  <w:hideMark/>
+                </w:tcPr>
+                <w:p>
+                  <w:pPr>
+                    <w:spacing w:before="0" w:line="276" w:lineRule="auto"/>
+                    <w:jc w:val="center"/>
+                    <w:cnfStyle w:val="000000100000" w:firstRow="0" w:lastRow="0" w:firstColumn="0" w:lastColumn="0" w:oddVBand="0" w:evenVBand="0" w:oddHBand="1" w:evenHBand="0" w:firstRowFirstColumn="0" w:firstRowLastColumn="0" w:lastRowFirstColumn="0" w:lastRowLastColumn="0"/>
+                    <w:rPr>
+                      <w:rFonts w:ascii="Aptos Narrow" w:eastAsia="Times New Roman" w:hAnsi="Aptos Narrow" w:cs="Times New Roman"/>
+                      <w:color w:val="000000"/>
+                      <w:lang w:val="en-GB" w:eastAsia="en-GB"/>
+                    </w:rPr>
+                  </w:pPr>
+                  <w:r>
+                    <w:rPr>
+                      <w:rFonts w:ascii="Aptos Narrow" w:eastAsia="Times New Roman" w:hAnsi="Aptos Narrow" w:cs="Times New Roman"/>
+                      <w:color w:val="000000"/>
+                      <w:lang w:val="en-GB" w:eastAsia="en-GB"/>
+                    </w:rPr>
+                    <w:t>0</w:t>
+                  </w:r>
+                </w:p>
+              </w:tc>
+              <w:tc>
+                <w:tcPr>
+                  <w:tcW w:w="340" w:type="dxa"/>
+                  <w:noWrap/>
+                  <w:vAlign w:val="center"/>
+                  <w:hideMark/>
+                </w:tcPr>
+                <w:p>
+                  <w:pPr>
+                    <w:spacing w:before="0" w:line="276" w:lineRule="auto"/>
+                    <w:jc w:val="center"/>
+                    <w:cnfStyle w:val="000000100000" w:firstRow="0" w:lastRow="0" w:firstColumn="0" w:lastColumn="0" w:oddVBand="0" w:evenVBand="0" w:oddHBand="1" w:evenHBand="0" w:firstRowFirstColumn="0" w:firstRowLastColumn="0" w:lastRowFirstColumn="0" w:lastRowLastColumn="0"/>
+                    <w:rPr>
+                      <w:rFonts w:ascii="Aptos Narrow" w:eastAsia="Times New Roman" w:hAnsi="Aptos Narrow" w:cs="Times New Roman"/>
+                      <w:color w:val="000000"/>
+                      <w:lang w:val="en-GB" w:eastAsia="en-GB"/>
+                    </w:rPr>
+                  </w:pPr>
+                  <w:r>
+                    <w:rPr>
+                      <w:rFonts w:ascii="Aptos Narrow" w:eastAsia="Times New Roman" w:hAnsi="Aptos Narrow" w:cs="Times New Roman"/>
+                      <w:color w:val="000000"/>
+                      <w:lang w:val="en-GB" w:eastAsia="en-GB"/>
+                    </w:rPr>
+                    <w:t>0</w:t>
+                  </w:r>
+                </w:p>
+              </w:tc>
+              <w:tc>
+                <w:tcPr>
+                  <w:tcW w:w="340" w:type="dxa"/>
+                  <w:noWrap/>
+                  <w:vAlign w:val="center"/>
+                  <w:hideMark/>
+                </w:tcPr>
+                <w:p>
+                  <w:pPr>
+                    <w:spacing w:before="0" w:line="276" w:lineRule="auto"/>
+                    <w:jc w:val="center"/>
+                    <w:cnfStyle w:val="000000100000" w:firstRow="0" w:lastRow="0" w:firstColumn="0" w:lastColumn="0" w:oddVBand="0" w:evenVBand="0" w:oddHBand="1" w:evenHBand="0" w:firstRowFirstColumn="0" w:firstRowLastColumn="0" w:lastRowFirstColumn="0" w:lastRowLastColumn="0"/>
+                    <w:rPr>
+                      <w:rFonts w:ascii="Aptos Narrow" w:eastAsia="Times New Roman" w:hAnsi="Aptos Narrow" w:cs="Times New Roman"/>
+                      <w:color w:val="000000"/>
+                      <w:lang w:val="en-GB" w:eastAsia="en-GB"/>
+                    </w:rPr>
+                  </w:pPr>
+                  <w:r>
+                    <w:rPr>
+                      <w:rFonts w:ascii="Aptos Narrow" w:eastAsia="Times New Roman" w:hAnsi="Aptos Narrow" w:cs="Times New Roman"/>
+                      <w:color w:val="000000"/>
+                      <w:lang w:val="en-GB" w:eastAsia="en-GB"/>
+                    </w:rPr>
+                    <w:t>0</w:t>
+                  </w:r>
+                </w:p>
+              </w:tc>
+              <w:tc>
+                <w:tcPr>
+                  <w:tcW w:w="340" w:type="dxa"/>
+                  <w:noWrap/>
+                  <w:vAlign w:val="center"/>
+                  <w:hideMark/>
+                </w:tcPr>
+                <w:p>
+                  <w:pPr>
+                    <w:spacing w:before="0" w:line="276" w:lineRule="auto"/>
+                    <w:jc w:val="center"/>
+                    <w:cnfStyle w:val="000000100000" w:firstRow="0" w:lastRow="0" w:firstColumn="0" w:lastColumn="0" w:oddVBand="0" w:evenVBand="0" w:oddHBand="1" w:evenHBand="0" w:firstRowFirstColumn="0" w:firstRowLastColumn="0" w:lastRowFirstColumn="0" w:lastRowLastColumn="0"/>
+                    <w:rPr>
+                      <w:rFonts w:ascii="Aptos Narrow" w:eastAsia="Times New Roman" w:hAnsi="Aptos Narrow" w:cs="Times New Roman"/>
+                      <w:color w:val="000000"/>
+                      <w:lang w:val="en-GB" w:eastAsia="en-GB"/>
+                    </w:rPr>
+                  </w:pPr>
+                  <w:r>
+                    <w:rPr>
+                      <w:rFonts w:ascii="Aptos Narrow" w:eastAsia="Times New Roman" w:hAnsi="Aptos Narrow" w:cs="Times New Roman"/>
+                      <w:color w:val="000000"/>
+                      <w:lang w:val="en-GB" w:eastAsia="en-GB"/>
+                    </w:rPr>
+                    <w:t>0</w:t>
+                  </w:r>
+                </w:p>
+              </w:tc>
+              <w:tc>
+                <w:tcPr>
+                  <w:tcW w:w="340" w:type="dxa"/>
+                  <w:noWrap/>
+                  <w:vAlign w:val="center"/>
+                  <w:hideMark/>
+                </w:tcPr>
+                <w:p>
+                  <w:pPr>
+                    <w:spacing w:before="0" w:line="276" w:lineRule="auto"/>
+                    <w:jc w:val="center"/>
+                    <w:cnfStyle w:val="000000100000" w:firstRow="0" w:lastRow="0" w:firstColumn="0" w:lastColumn="0" w:oddVBand="0" w:evenVBand="0" w:oddHBand="1" w:evenHBand="0" w:firstRowFirstColumn="0" w:firstRowLastColumn="0" w:lastRowFirstColumn="0" w:lastRowLastColumn="0"/>
+                    <w:rPr>
+                      <w:rFonts w:ascii="Aptos Narrow" w:eastAsia="Times New Roman" w:hAnsi="Aptos Narrow" w:cs="Times New Roman"/>
+                      <w:color w:val="000000"/>
+                      <w:lang w:val="en-GB" w:eastAsia="en-GB"/>
+                    </w:rPr>
+                  </w:pPr>
+                  <w:r>
+                    <w:rPr>
+                      <w:rFonts w:ascii="Aptos Narrow" w:eastAsia="Times New Roman" w:hAnsi="Aptos Narrow" w:cs="Times New Roman"/>
+                      <w:color w:val="000000"/>
+                      <w:lang w:val="en-GB" w:eastAsia="en-GB"/>
+                    </w:rPr>
+                    <w:t>0</w:t>
+                  </w:r>
+                </w:p>
+              </w:tc>
+            </w:tr>
+            <w:tr>
+              <w:trPr>
+                <w:trHeight w:val="300"/>
+                <w:jc w:val="center"/>
+              </w:trPr>
+              <w:tc>
+                <w:tcPr>
+                  <w:cnfStyle w:val="001000000000" w:firstRow="0" w:lastRow="0" w:firstColumn="1" w:lastColumn="0" w:oddVBand="0" w:evenVBand="0" w:oddHBand="0" w:evenHBand="0" w:firstRowFirstColumn="0" w:firstRowLastColumn="0" w:lastRowFirstColumn="0" w:lastRowLastColumn="0"/>
+                  <w:tcW w:w="340" w:type="dxa"/>
+                  <w:noWrap/>
+                  <w:vAlign w:val="center"/>
+                  <w:hideMark/>
+                </w:tcPr>
+                <w:p>
+                  <w:pPr>
+                    <w:spacing w:before="0" w:line="276" w:lineRule="auto"/>
+                    <w:jc w:val="center"/>
+                    <w:rPr>
+                      <w:rFonts w:ascii="Aptos Narrow" w:eastAsia="Times New Roman" w:hAnsi="Aptos Narrow" w:cs="Times New Roman"/>
+                      <w:color w:val="000000"/>
+                      <w:sz w:val="20"/>
+                      <w:lang w:val="en-GB" w:eastAsia="en-GB"/>
+                    </w:rPr>
+                  </w:pPr>
+                  <w:r>
+                    <w:rPr>
+                      <w:rFonts w:ascii="Aptos Narrow" w:eastAsia="Times New Roman" w:hAnsi="Aptos Narrow" w:cs="Times New Roman"/>
+                      <w:color w:val="000000"/>
+                      <w:sz w:val="20"/>
+                      <w:lang w:val="en-GB" w:eastAsia="en-GB"/>
+                    </w:rPr>
+                    <w:t>1</w:t>
+                  </w:r>
+                </w:p>
+              </w:tc>
+              <w:tc>
+                <w:tcPr>
+                  <w:tcW w:w="340" w:type="dxa"/>
+                  <w:noWrap/>
+                  <w:vAlign w:val="center"/>
+                  <w:hideMark/>
+                </w:tcPr>
+                <w:p>
+                  <w:pPr>
+                    <w:spacing w:before="0" w:line="276" w:lineRule="auto"/>
+                    <w:jc w:val="center"/>
+                    <w:cnfStyle w:val="000000000000" w:firstRow="0" w:lastRow="0" w:firstColumn="0" w:lastColumn="0" w:oddVBand="0" w:evenVBand="0" w:oddHBand="0" w:evenHBand="0" w:firstRowFirstColumn="0" w:firstRowLastColumn="0" w:lastRowFirstColumn="0" w:lastRowLastColumn="0"/>
+                    <w:rPr>
+                      <w:rFonts w:ascii="Aptos Narrow" w:eastAsia="Times New Roman" w:hAnsi="Aptos Narrow" w:cs="Times New Roman"/>
+                      <w:b/>
+                      <w:bCs/>
+                      <w:color w:val="000000"/>
+                      <w:lang w:val="en-GB" w:eastAsia="en-GB"/>
+                    </w:rPr>
+                  </w:pPr>
+                  <w:r>
+                    <w:rPr>
+                      <w:rFonts w:ascii="Aptos Narrow" w:eastAsia="Times New Roman" w:hAnsi="Aptos Narrow" w:cs="Times New Roman"/>
+                      <w:b/>
+                      <w:bCs/>
+                      <w:color w:val="000000"/>
+                      <w:lang w:val="en-GB" w:eastAsia="en-GB"/>
+                    </w:rPr>
+                    <w:t>1</w:t>
+                  </w:r>
+                </w:p>
+              </w:tc>
+              <w:tc>
+                <w:tcPr>
+                  <w:tcW w:w="340" w:type="dxa"/>
+                  <w:noWrap/>
+                  <w:vAlign w:val="center"/>
+                  <w:hideMark/>
+                </w:tcPr>
+                <w:p>
+                  <w:pPr>
+                    <w:spacing w:before="0" w:line="276" w:lineRule="auto"/>
+                    <w:jc w:val="center"/>
+                    <w:cnfStyle w:val="000000000000" w:firstRow="0" w:lastRow="0" w:firstColumn="0" w:lastColumn="0" w:oddVBand="0" w:evenVBand="0" w:oddHBand="0" w:evenHBand="0" w:firstRowFirstColumn="0" w:firstRowLastColumn="0" w:lastRowFirstColumn="0" w:lastRowLastColumn="0"/>
+                    <w:rPr>
+                      <w:rFonts w:ascii="Aptos Narrow" w:eastAsia="Times New Roman" w:hAnsi="Aptos Narrow" w:cs="Times New Roman"/>
+                      <w:color w:val="000000"/>
+                      <w:lang w:val="en-GB" w:eastAsia="en-GB"/>
+                    </w:rPr>
+                  </w:pPr>
+                  <w:r>
+                    <w:rPr>
+                      <w:rFonts w:ascii="Aptos Narrow" w:eastAsia="Times New Roman" w:hAnsi="Aptos Narrow" w:cs="Times New Roman"/>
+                      <w:color w:val="000000"/>
+                      <w:lang w:val="en-GB" w:eastAsia="en-GB"/>
+                    </w:rPr>
+                    <w:t>0</w:t>
+                  </w:r>
+                </w:p>
+              </w:tc>
+              <w:tc>
+                <w:tcPr>
+                  <w:tcW w:w="340" w:type="dxa"/>
+                  <w:noWrap/>
+                  <w:vAlign w:val="center"/>
+                  <w:hideMark/>
+                </w:tcPr>
+                <w:p>
+                  <w:pPr>
+                    <w:spacing w:before="0" w:line="276" w:lineRule="auto"/>
+                    <w:jc w:val="center"/>
+                    <w:cnfStyle w:val="000000000000" w:firstRow="0" w:lastRow="0" w:firstColumn="0" w:lastColumn="0" w:oddVBand="0" w:evenVBand="0" w:oddHBand="0" w:evenHBand="0" w:firstRowFirstColumn="0" w:firstRowLastColumn="0" w:lastRowFirstColumn="0" w:lastRowLastColumn="0"/>
+                    <w:rPr>
+                      <w:rFonts w:ascii="Aptos Narrow" w:eastAsia="Times New Roman" w:hAnsi="Aptos Narrow" w:cs="Times New Roman"/>
+                      <w:color w:val="000000"/>
+                      <w:lang w:val="en-GB" w:eastAsia="en-GB"/>
+                    </w:rPr>
+                  </w:pPr>
+                  <w:r>
+                    <w:rPr>
+                      <w:rFonts w:ascii="Aptos Narrow" w:eastAsia="Times New Roman" w:hAnsi="Aptos Narrow" w:cs="Times New Roman"/>
+                      <w:color w:val="000000"/>
+                      <w:lang w:val="en-GB" w:eastAsia="en-GB"/>
+                    </w:rPr>
+                    <w:t>0</w:t>
+                  </w:r>
+                </w:p>
+              </w:tc>
+              <w:tc>
+                <w:tcPr>
+                  <w:tcW w:w="340" w:type="dxa"/>
+                  <w:noWrap/>
+                  <w:vAlign w:val="center"/>
+                  <w:hideMark/>
+                </w:tcPr>
+                <w:p>
+                  <w:pPr>
+                    <w:spacing w:before="0" w:line="276" w:lineRule="auto"/>
+                    <w:jc w:val="center"/>
+                    <w:cnfStyle w:val="000000000000" w:firstRow="0" w:lastRow="0" w:firstColumn="0" w:lastColumn="0" w:oddVBand="0" w:evenVBand="0" w:oddHBand="0" w:evenHBand="0" w:firstRowFirstColumn="0" w:firstRowLastColumn="0" w:lastRowFirstColumn="0" w:lastRowLastColumn="0"/>
+                    <w:rPr>
+                      <w:rFonts w:ascii="Aptos Narrow" w:eastAsia="Times New Roman" w:hAnsi="Aptos Narrow" w:cs="Times New Roman"/>
+                      <w:color w:val="000000"/>
+                      <w:lang w:val="en-GB" w:eastAsia="en-GB"/>
+                    </w:rPr>
+                  </w:pPr>
+                  <w:r>
+                    <w:rPr>
+                      <w:rFonts w:ascii="Aptos Narrow" w:eastAsia="Times New Roman" w:hAnsi="Aptos Narrow" w:cs="Times New Roman"/>
+                      <w:color w:val="000000"/>
+                      <w:lang w:val="en-GB" w:eastAsia="en-GB"/>
+                    </w:rPr>
+                    <w:t>0</w:t>
+                  </w:r>
+                </w:p>
+              </w:tc>
+              <w:tc>
+                <w:tcPr>
+                  <w:tcW w:w="340" w:type="dxa"/>
+                  <w:noWrap/>
+                  <w:vAlign w:val="center"/>
+                  <w:hideMark/>
+                </w:tcPr>
+                <w:p>
+                  <w:pPr>
+                    <w:spacing w:before="0" w:line="276" w:lineRule="auto"/>
+                    <w:jc w:val="center"/>
+                    <w:cnfStyle w:val="000000000000" w:firstRow="0" w:lastRow="0" w:firstColumn="0" w:lastColumn="0" w:oddVBand="0" w:evenVBand="0" w:oddHBand="0" w:evenHBand="0" w:firstRowFirstColumn="0" w:firstRowLastColumn="0" w:lastRowFirstColumn="0" w:lastRowLastColumn="0"/>
+                    <w:rPr>
+                      <w:rFonts w:ascii="Aptos Narrow" w:eastAsia="Times New Roman" w:hAnsi="Aptos Narrow" w:cs="Times New Roman"/>
+                      <w:b/>
+                      <w:bCs/>
+                      <w:color w:val="000000"/>
+                      <w:lang w:val="en-GB" w:eastAsia="en-GB"/>
+                    </w:rPr>
+                  </w:pPr>
+                  <w:r>
+                    <w:rPr>
+                      <w:rFonts w:ascii="Aptos Narrow" w:eastAsia="Times New Roman" w:hAnsi="Aptos Narrow" w:cs="Times New Roman"/>
+                      <w:b/>
+                      <w:bCs/>
+                      <w:color w:val="000000"/>
+                      <w:lang w:val="en-GB" w:eastAsia="en-GB"/>
+                    </w:rPr>
+                    <w:t>1</w:t>
+                  </w:r>
+                </w:p>
+              </w:tc>
+              <w:tc>
+                <w:tcPr>
+                  <w:tcW w:w="340" w:type="dxa"/>
+                  <w:noWrap/>
+                  <w:vAlign w:val="center"/>
+                  <w:hideMark/>
+                </w:tcPr>
+                <w:p>
+                  <w:pPr>
+                    <w:spacing w:before="0" w:line="276" w:lineRule="auto"/>
+                    <w:jc w:val="center"/>
+                    <w:cnfStyle w:val="000000000000" w:firstRow="0" w:lastRow="0" w:firstColumn="0" w:lastColumn="0" w:oddVBand="0" w:evenVBand="0" w:oddHBand="0" w:evenHBand="0" w:firstRowFirstColumn="0" w:firstRowLastColumn="0" w:lastRowFirstColumn="0" w:lastRowLastColumn="0"/>
+                    <w:rPr>
+                      <w:rFonts w:ascii="Aptos Narrow" w:eastAsia="Times New Roman" w:hAnsi="Aptos Narrow" w:cs="Times New Roman"/>
+                      <w:b/>
+                      <w:bCs/>
+                      <w:color w:val="000000"/>
+                      <w:lang w:val="en-GB" w:eastAsia="en-GB"/>
+                    </w:rPr>
+                  </w:pPr>
+                  <w:r>
+                    <w:rPr>
+                      <w:rFonts w:ascii="Aptos Narrow" w:eastAsia="Times New Roman" w:hAnsi="Aptos Narrow" w:cs="Times New Roman"/>
+                      <w:b/>
+                      <w:bCs/>
+                      <w:color w:val="000000"/>
+                      <w:lang w:val="en-GB" w:eastAsia="en-GB"/>
+                    </w:rPr>
+                    <w:t>1</w:t>
+                  </w:r>
+                </w:p>
+              </w:tc>
+              <w:tc>
+                <w:tcPr>
+                  <w:tcW w:w="340" w:type="dxa"/>
+                  <w:noWrap/>
+                  <w:vAlign w:val="center"/>
+                  <w:hideMark/>
+                </w:tcPr>
+                <w:p>
+                  <w:pPr>
+                    <w:spacing w:before="0" w:line="276" w:lineRule="auto"/>
+                    <w:jc w:val="center"/>
+                    <w:cnfStyle w:val="000000000000" w:firstRow="0" w:lastRow="0" w:firstColumn="0" w:lastColumn="0" w:oddVBand="0" w:evenVBand="0" w:oddHBand="0" w:evenHBand="0" w:firstRowFirstColumn="0" w:firstRowLastColumn="0" w:lastRowFirstColumn="0" w:lastRowLastColumn="0"/>
+                    <w:rPr>
+                      <w:rFonts w:ascii="Aptos Narrow" w:eastAsia="Times New Roman" w:hAnsi="Aptos Narrow" w:cs="Times New Roman"/>
+                      <w:color w:val="000000"/>
+                      <w:lang w:val="en-GB" w:eastAsia="en-GB"/>
+                    </w:rPr>
+                  </w:pPr>
+                  <w:r>
+                    <w:rPr>
+                      <w:rFonts w:ascii="Aptos Narrow" w:eastAsia="Times New Roman" w:hAnsi="Aptos Narrow" w:cs="Times New Roman"/>
+                      <w:color w:val="000000"/>
+                      <w:lang w:val="en-GB" w:eastAsia="en-GB"/>
+                    </w:rPr>
+                    <w:t>0</w:t>
+                  </w:r>
+                </w:p>
+              </w:tc>
+              <w:tc>
+                <w:tcPr>
+                  <w:tcW w:w="340" w:type="dxa"/>
+                  <w:noWrap/>
+                  <w:vAlign w:val="center"/>
+                  <w:hideMark/>
+                </w:tcPr>
+                <w:p>
+                  <w:pPr>
+                    <w:spacing w:before="0" w:line="276" w:lineRule="auto"/>
+                    <w:jc w:val="center"/>
+                    <w:cnfStyle w:val="000000000000" w:firstRow="0" w:lastRow="0" w:firstColumn="0" w:lastColumn="0" w:oddVBand="0" w:evenVBand="0" w:oddHBand="0" w:evenHBand="0" w:firstRowFirstColumn="0" w:firstRowLastColumn="0" w:lastRowFirstColumn="0" w:lastRowLastColumn="0"/>
+                    <w:rPr>
+                      <w:rFonts w:ascii="Aptos Narrow" w:eastAsia="Times New Roman" w:hAnsi="Aptos Narrow" w:cs="Times New Roman"/>
+                      <w:color w:val="000000"/>
+                      <w:lang w:val="en-GB" w:eastAsia="en-GB"/>
+                    </w:rPr>
+                  </w:pPr>
+                  <w:r>
+                    <w:rPr>
+                      <w:rFonts w:ascii="Aptos Narrow" w:eastAsia="Times New Roman" w:hAnsi="Aptos Narrow" w:cs="Times New Roman"/>
+                      <w:color w:val="000000"/>
+                      <w:lang w:val="en-GB" w:eastAsia="en-GB"/>
+                    </w:rPr>
+                    <w:t>0</w:t>
+                  </w:r>
+                </w:p>
+              </w:tc>
+              <w:tc>
+                <w:tcPr>
+                  <w:tcW w:w="340" w:type="dxa"/>
+                  <w:noWrap/>
+                  <w:vAlign w:val="center"/>
+                  <w:hideMark/>
+                </w:tcPr>
+                <w:p>
+                  <w:pPr>
+                    <w:spacing w:before="0" w:line="276" w:lineRule="auto"/>
+                    <w:jc w:val="center"/>
+                    <w:cnfStyle w:val="000000000000" w:firstRow="0" w:lastRow="0" w:firstColumn="0" w:lastColumn="0" w:oddVBand="0" w:evenVBand="0" w:oddHBand="0" w:evenHBand="0" w:firstRowFirstColumn="0" w:firstRowLastColumn="0" w:lastRowFirstColumn="0" w:lastRowLastColumn="0"/>
+                    <w:rPr>
+                      <w:rFonts w:ascii="Aptos Narrow" w:eastAsia="Times New Roman" w:hAnsi="Aptos Narrow" w:cs="Times New Roman"/>
+                      <w:color w:val="000000"/>
+                      <w:lang w:val="en-GB" w:eastAsia="en-GB"/>
+                    </w:rPr>
+                  </w:pPr>
+                  <w:r>
+                    <w:rPr>
+                      <w:rFonts w:ascii="Aptos Narrow" w:eastAsia="Times New Roman" w:hAnsi="Aptos Narrow" w:cs="Times New Roman"/>
+                      <w:color w:val="000000"/>
+                      <w:lang w:val="en-GB" w:eastAsia="en-GB"/>
+                    </w:rPr>
+                    <w:t>0</w:t>
+                  </w:r>
+                </w:p>
+              </w:tc>
+            </w:tr>
+            <w:tr>
+              <w:trPr>
+                <w:cnfStyle w:val="000000100000" w:firstRow="0" w:lastRow="0" w:firstColumn="0" w:lastColumn="0" w:oddVBand="0" w:evenVBand="0" w:oddHBand="1" w:evenHBand="0" w:firstRowFirstColumn="0" w:firstRowLastColumn="0" w:lastRowFirstColumn="0" w:lastRowLastColumn="0"/>
+                <w:trHeight w:val="300"/>
+                <w:jc w:val="center"/>
+              </w:trPr>
+              <w:tc>
+                <w:tcPr>
+                  <w:cnfStyle w:val="001000000000" w:firstRow="0" w:lastRow="0" w:firstColumn="1" w:lastColumn="0" w:oddVBand="0" w:evenVBand="0" w:oddHBand="0" w:evenHBand="0" w:firstRowFirstColumn="0" w:firstRowLastColumn="0" w:lastRowFirstColumn="0" w:lastRowLastColumn="0"/>
+                  <w:tcW w:w="340" w:type="dxa"/>
+                  <w:noWrap/>
+                  <w:vAlign w:val="center"/>
+                  <w:hideMark/>
+                </w:tcPr>
+                <w:p>
+                  <w:pPr>
+                    <w:spacing w:before="0" w:line="276" w:lineRule="auto"/>
+                    <w:jc w:val="center"/>
+                    <w:rPr>
+                      <w:rFonts w:ascii="Aptos Narrow" w:eastAsia="Times New Roman" w:hAnsi="Aptos Narrow" w:cs="Times New Roman"/>
+                      <w:color w:val="000000"/>
+                      <w:sz w:val="20"/>
+                      <w:lang w:val="en-GB" w:eastAsia="en-GB"/>
+                    </w:rPr>
+                  </w:pPr>
+                  <w:r>
+                    <w:rPr>
+                      <w:rFonts w:ascii="Aptos Narrow" w:eastAsia="Times New Roman" w:hAnsi="Aptos Narrow" w:cs="Times New Roman"/>
+                      <w:color w:val="000000"/>
+                      <w:sz w:val="20"/>
+                      <w:lang w:val="en-GB" w:eastAsia="en-GB"/>
+                    </w:rPr>
+                    <w:t>2</w:t>
+                  </w:r>
+                </w:p>
+              </w:tc>
+              <w:tc>
+                <w:tcPr>
+                  <w:tcW w:w="340" w:type="dxa"/>
+                  <w:noWrap/>
+                  <w:vAlign w:val="center"/>
+                  <w:hideMark/>
+                </w:tcPr>
+                <w:p>
+                  <w:pPr>
+                    <w:spacing w:before="0" w:line="276" w:lineRule="auto"/>
+                    <w:jc w:val="center"/>
+                    <w:cnfStyle w:val="000000100000" w:firstRow="0" w:lastRow="0" w:firstColumn="0" w:lastColumn="0" w:oddVBand="0" w:evenVBand="0" w:oddHBand="1" w:evenHBand="0" w:firstRowFirstColumn="0" w:firstRowLastColumn="0" w:lastRowFirstColumn="0" w:lastRowLastColumn="0"/>
+                    <w:rPr>
+                      <w:rFonts w:ascii="Aptos Narrow" w:eastAsia="Times New Roman" w:hAnsi="Aptos Narrow" w:cs="Times New Roman"/>
+                      <w:color w:val="000000"/>
+                      <w:lang w:val="en-GB" w:eastAsia="en-GB"/>
+                    </w:rPr>
+                  </w:pPr>
+                  <w:r>
+                    <w:rPr>
+                      <w:rFonts w:ascii="Aptos Narrow" w:eastAsia="Times New Roman" w:hAnsi="Aptos Narrow" w:cs="Times New Roman"/>
+                      <w:color w:val="000000"/>
+                      <w:lang w:val="en-GB" w:eastAsia="en-GB"/>
+                    </w:rPr>
+                    <w:t>0</w:t>
+                  </w:r>
+                </w:p>
+              </w:tc>
+              <w:tc>
+                <w:tcPr>
+                  <w:tcW w:w="340" w:type="dxa"/>
+                  <w:noWrap/>
+                  <w:vAlign w:val="center"/>
+                  <w:hideMark/>
+                </w:tcPr>
+                <w:p>
+                  <w:pPr>
+                    <w:spacing w:before="0" w:line="276" w:lineRule="auto"/>
+                    <w:jc w:val="center"/>
+                    <w:cnfStyle w:val="000000100000" w:firstRow="0" w:lastRow="0" w:firstColumn="0" w:lastColumn="0" w:oddVBand="0" w:evenVBand="0" w:oddHBand="1" w:evenHBand="0" w:firstRowFirstColumn="0" w:firstRowLastColumn="0" w:lastRowFirstColumn="0" w:lastRowLastColumn="0"/>
+                    <w:rPr>
+                      <w:rFonts w:ascii="Aptos Narrow" w:eastAsia="Times New Roman" w:hAnsi="Aptos Narrow" w:cs="Times New Roman"/>
+                      <w:b/>
+                      <w:bCs/>
+                      <w:color w:val="000000"/>
+                      <w:lang w:val="en-GB" w:eastAsia="en-GB"/>
+                    </w:rPr>
+                  </w:pPr>
+                  <w:r>
+                    <w:rPr>
+                      <w:rFonts w:ascii="Aptos Narrow" w:eastAsia="Times New Roman" w:hAnsi="Aptos Narrow" w:cs="Times New Roman"/>
+                      <w:b/>
+                      <w:bCs/>
+                      <w:color w:val="000000"/>
+                      <w:lang w:val="en-GB" w:eastAsia="en-GB"/>
+                    </w:rPr>
+                    <w:t>1</w:t>
+                  </w:r>
+                </w:p>
+              </w:tc>
+              <w:tc>
+                <w:tcPr>
+                  <w:tcW w:w="340" w:type="dxa"/>
+                  <w:noWrap/>
+                  <w:vAlign w:val="center"/>
+                  <w:hideMark/>
+                </w:tcPr>
+                <w:p>
+                  <w:pPr>
+                    <w:spacing w:before="0" w:line="276" w:lineRule="auto"/>
+                    <w:jc w:val="center"/>
+                    <w:cnfStyle w:val="000000100000" w:firstRow="0" w:lastRow="0" w:firstColumn="0" w:lastColumn="0" w:oddVBand="0" w:evenVBand="0" w:oddHBand="1" w:evenHBand="0" w:firstRowFirstColumn="0" w:firstRowLastColumn="0" w:lastRowFirstColumn="0" w:lastRowLastColumn="0"/>
+                    <w:rPr>
+                      <w:rFonts w:ascii="Aptos Narrow" w:eastAsia="Times New Roman" w:hAnsi="Aptos Narrow" w:cs="Times New Roman"/>
+                      <w:color w:val="000000"/>
+                      <w:lang w:val="en-GB" w:eastAsia="en-GB"/>
+                    </w:rPr>
+                  </w:pPr>
+                  <w:r>
+                    <w:rPr>
+                      <w:rFonts w:ascii="Aptos Narrow" w:eastAsia="Times New Roman" w:hAnsi="Aptos Narrow" w:cs="Times New Roman"/>
+                      <w:color w:val="000000"/>
+                      <w:lang w:val="en-GB" w:eastAsia="en-GB"/>
+                    </w:rPr>
+                    <w:t>0</w:t>
+                  </w:r>
+                </w:p>
+              </w:tc>
+              <w:tc>
+                <w:tcPr>
+                  <w:tcW w:w="340" w:type="dxa"/>
+                  <w:noWrap/>
+                  <w:vAlign w:val="center"/>
+                  <w:hideMark/>
+                </w:tcPr>
+                <w:p>
+                  <w:pPr>
+                    <w:spacing w:before="0" w:line="276" w:lineRule="auto"/>
+                    <w:jc w:val="center"/>
+                    <w:cnfStyle w:val="000000100000" w:firstRow="0" w:lastRow="0" w:firstColumn="0" w:lastColumn="0" w:oddVBand="0" w:evenVBand="0" w:oddHBand="1" w:evenHBand="0" w:firstRowFirstColumn="0" w:firstRowLastColumn="0" w:lastRowFirstColumn="0" w:lastRowLastColumn="0"/>
+                    <w:rPr>
+                      <w:rFonts w:ascii="Aptos Narrow" w:eastAsia="Times New Roman" w:hAnsi="Aptos Narrow" w:cs="Times New Roman"/>
+                      <w:color w:val="000000"/>
+                      <w:lang w:val="en-GB" w:eastAsia="en-GB"/>
+                    </w:rPr>
+                  </w:pPr>
+                  <w:r>
+                    <w:rPr>
+                      <w:rFonts w:ascii="Aptos Narrow" w:eastAsia="Times New Roman" w:hAnsi="Aptos Narrow" w:cs="Times New Roman"/>
+                      <w:color w:val="000000"/>
+                      <w:lang w:val="en-GB" w:eastAsia="en-GB"/>
+                    </w:rPr>
+                    <w:t>0</w:t>
+                  </w:r>
+                </w:p>
+              </w:tc>
+              <w:tc>
+                <w:tcPr>
+                  <w:tcW w:w="340" w:type="dxa"/>
+                  <w:noWrap/>
+                  <w:vAlign w:val="center"/>
+                  <w:hideMark/>
+                </w:tcPr>
+                <w:p>
+                  <w:pPr>
+                    <w:spacing w:before="0" w:line="276" w:lineRule="auto"/>
+                    <w:jc w:val="center"/>
+                    <w:cnfStyle w:val="000000100000" w:firstRow="0" w:lastRow="0" w:firstColumn="0" w:lastColumn="0" w:oddVBand="0" w:evenVBand="0" w:oddHBand="1" w:evenHBand="0" w:firstRowFirstColumn="0" w:firstRowLastColumn="0" w:lastRowFirstColumn="0" w:lastRowLastColumn="0"/>
+                    <w:rPr>
+                      <w:rFonts w:ascii="Aptos Narrow" w:eastAsia="Times New Roman" w:hAnsi="Aptos Narrow" w:cs="Times New Roman"/>
+                      <w:color w:val="000000"/>
+                      <w:lang w:val="en-GB" w:eastAsia="en-GB"/>
+                    </w:rPr>
+                  </w:pPr>
+                  <w:r>
+                    <w:rPr>
+                      <w:rFonts w:ascii="Aptos Narrow" w:eastAsia="Times New Roman" w:hAnsi="Aptos Narrow" w:cs="Times New Roman"/>
+                      <w:color w:val="000000"/>
+                      <w:lang w:val="en-GB" w:eastAsia="en-GB"/>
+                    </w:rPr>
+                    <w:t>0</w:t>
+                  </w:r>
+                </w:p>
+              </w:tc>
+              <w:tc>
+                <w:tcPr>
+                  <w:tcW w:w="340" w:type="dxa"/>
+                  <w:noWrap/>
+                  <w:vAlign w:val="center"/>
+                  <w:hideMark/>
+                </w:tcPr>
+                <w:p>
+                  <w:pPr>
+                    <w:spacing w:before="0" w:line="276" w:lineRule="auto"/>
+                    <w:jc w:val="center"/>
+                    <w:cnfStyle w:val="000000100000" w:firstRow="0" w:lastRow="0" w:firstColumn="0" w:lastColumn="0" w:oddVBand="0" w:evenVBand="0" w:oddHBand="1" w:evenHBand="0" w:firstRowFirstColumn="0" w:firstRowLastColumn="0" w:lastRowFirstColumn="0" w:lastRowLastColumn="0"/>
+                    <w:rPr>
+                      <w:rFonts w:ascii="Aptos Narrow" w:eastAsia="Times New Roman" w:hAnsi="Aptos Narrow" w:cs="Times New Roman"/>
+                      <w:color w:val="000000"/>
+                      <w:lang w:val="en-GB" w:eastAsia="en-GB"/>
+                    </w:rPr>
+                  </w:pPr>
+                  <w:r>
+                    <w:rPr>
+                      <w:rFonts w:ascii="Aptos Narrow" w:eastAsia="Times New Roman" w:hAnsi="Aptos Narrow" w:cs="Times New Roman"/>
+                      <w:color w:val="000000"/>
+                      <w:lang w:val="en-GB" w:eastAsia="en-GB"/>
+                    </w:rPr>
+                    <w:t>0</w:t>
+                  </w:r>
+                </w:p>
+              </w:tc>
+              <w:tc>
+                <w:tcPr>
+                  <w:tcW w:w="340" w:type="dxa"/>
+                  <w:noWrap/>
+                  <w:vAlign w:val="center"/>
+                  <w:hideMark/>
+                </w:tcPr>
+                <w:p>
+                  <w:pPr>
+                    <w:spacing w:before="0" w:line="276" w:lineRule="auto"/>
+                    <w:jc w:val="center"/>
+                    <w:cnfStyle w:val="000000100000" w:firstRow="0" w:lastRow="0" w:firstColumn="0" w:lastColumn="0" w:oddVBand="0" w:evenVBand="0" w:oddHBand="1" w:evenHBand="0" w:firstRowFirstColumn="0" w:firstRowLastColumn="0" w:lastRowFirstColumn="0" w:lastRowLastColumn="0"/>
+                    <w:rPr>
+                      <w:rFonts w:ascii="Aptos Narrow" w:eastAsia="Times New Roman" w:hAnsi="Aptos Narrow" w:cs="Times New Roman"/>
+                      <w:b/>
+                      <w:bCs/>
+                      <w:color w:val="000000"/>
+                      <w:lang w:val="en-GB" w:eastAsia="en-GB"/>
+                    </w:rPr>
+                  </w:pPr>
+                  <w:r>
+                    <w:rPr>
+                      <w:rFonts w:ascii="Aptos Narrow" w:eastAsia="Times New Roman" w:hAnsi="Aptos Narrow" w:cs="Times New Roman"/>
+                      <w:b/>
+                      <w:bCs/>
+                      <w:color w:val="000000"/>
+                      <w:lang w:val="en-GB" w:eastAsia="en-GB"/>
+                    </w:rPr>
+                    <w:t>1</w:t>
+                  </w:r>
+                </w:p>
+              </w:tc>
+              <w:tc>
+                <w:tcPr>
+                  <w:tcW w:w="340" w:type="dxa"/>
+                  <w:noWrap/>
+                  <w:vAlign w:val="center"/>
+                  <w:hideMark/>
+                </w:tcPr>
+                <w:p>
+                  <w:pPr>
+                    <w:spacing w:before="0" w:line="276" w:lineRule="auto"/>
+                    <w:jc w:val="center"/>
+                    <w:cnfStyle w:val="000000100000" w:firstRow="0" w:lastRow="0" w:firstColumn="0" w:lastColumn="0" w:oddVBand="0" w:evenVBand="0" w:oddHBand="1" w:evenHBand="0" w:firstRowFirstColumn="0" w:firstRowLastColumn="0" w:lastRowFirstColumn="0" w:lastRowLastColumn="0"/>
+                    <w:rPr>
+                      <w:rFonts w:ascii="Aptos Narrow" w:eastAsia="Times New Roman" w:hAnsi="Aptos Narrow" w:cs="Times New Roman"/>
+                      <w:color w:val="000000"/>
+                      <w:lang w:val="en-GB" w:eastAsia="en-GB"/>
+                    </w:rPr>
+                  </w:pPr>
+                  <w:r>
+                    <w:rPr>
+                      <w:rFonts w:ascii="Aptos Narrow" w:eastAsia="Times New Roman" w:hAnsi="Aptos Narrow" w:cs="Times New Roman"/>
+                      <w:color w:val="000000"/>
+                      <w:lang w:val="en-GB" w:eastAsia="en-GB"/>
+                    </w:rPr>
+                    <w:t>0</w:t>
+                  </w:r>
+                </w:p>
+              </w:tc>
+              <w:tc>
+                <w:tcPr>
+                  <w:tcW w:w="340" w:type="dxa"/>
+                  <w:noWrap/>
+                  <w:vAlign w:val="center"/>
+                  <w:hideMark/>
+                </w:tcPr>
+                <w:p>
+                  <w:pPr>
+                    <w:spacing w:before="0" w:line="276" w:lineRule="auto"/>
+                    <w:jc w:val="center"/>
+                    <w:cnfStyle w:val="000000100000" w:firstRow="0" w:lastRow="0" w:firstColumn="0" w:lastColumn="0" w:oddVBand="0" w:evenVBand="0" w:oddHBand="1" w:evenHBand="0" w:firstRowFirstColumn="0" w:firstRowLastColumn="0" w:lastRowFirstColumn="0" w:lastRowLastColumn="0"/>
+                    <w:rPr>
+                      <w:rFonts w:ascii="Aptos Narrow" w:eastAsia="Times New Roman" w:hAnsi="Aptos Narrow" w:cs="Times New Roman"/>
+                      <w:color w:val="000000"/>
+                      <w:lang w:val="en-GB" w:eastAsia="en-GB"/>
+                    </w:rPr>
+                  </w:pPr>
+                  <w:r>
+                    <w:rPr>
+                      <w:rFonts w:ascii="Aptos Narrow" w:eastAsia="Times New Roman" w:hAnsi="Aptos Narrow" w:cs="Times New Roman"/>
+                      <w:color w:val="000000"/>
+                      <w:lang w:val="en-GB" w:eastAsia="en-GB"/>
+                    </w:rPr>
+                    <w:t>0</w:t>
+                  </w:r>
+                </w:p>
+              </w:tc>
+            </w:tr>
+            <w:tr>
+              <w:trPr>
+                <w:trHeight w:val="300"/>
+                <w:jc w:val="center"/>
+              </w:trPr>
+              <w:tc>
+                <w:tcPr>
+                  <w:cnfStyle w:val="001000000000" w:firstRow="0" w:lastRow="0" w:firstColumn="1" w:lastColumn="0" w:oddVBand="0" w:evenVBand="0" w:oddHBand="0" w:evenHBand="0" w:firstRowFirstColumn="0" w:firstRowLastColumn="0" w:lastRowFirstColumn="0" w:lastRowLastColumn="0"/>
+                  <w:tcW w:w="340" w:type="dxa"/>
+                  <w:noWrap/>
+                  <w:vAlign w:val="center"/>
+                  <w:hideMark/>
+                </w:tcPr>
+                <w:p>
+                  <w:pPr>
+                    <w:spacing w:before="0" w:line="276" w:lineRule="auto"/>
+                    <w:jc w:val="center"/>
+                    <w:rPr>
+                      <w:rFonts w:ascii="Aptos Narrow" w:eastAsia="Times New Roman" w:hAnsi="Aptos Narrow" w:cs="Times New Roman"/>
+                      <w:color w:val="000000"/>
+                      <w:sz w:val="20"/>
+                      <w:lang w:val="en-GB" w:eastAsia="en-GB"/>
+                    </w:rPr>
+                  </w:pPr>
+                  <w:r>
+                    <w:rPr>
+                      <w:rFonts w:ascii="Aptos Narrow" w:eastAsia="Times New Roman" w:hAnsi="Aptos Narrow" w:cs="Times New Roman"/>
+                      <w:color w:val="000000"/>
+                      <w:sz w:val="20"/>
+                      <w:lang w:val="en-GB" w:eastAsia="en-GB"/>
+                    </w:rPr>
+                    <w:t>3</w:t>
+                  </w:r>
+                </w:p>
+              </w:tc>
+              <w:tc>
+                <w:tcPr>
+                  <w:tcW w:w="340" w:type="dxa"/>
+                  <w:noWrap/>
+                  <w:vAlign w:val="center"/>
+                  <w:hideMark/>
+                </w:tcPr>
+                <w:p>
+                  <w:pPr>
+                    <w:spacing w:before="0" w:line="276" w:lineRule="auto"/>
+                    <w:jc w:val="center"/>
+                    <w:cnfStyle w:val="000000000000" w:firstRow="0" w:lastRow="0" w:firstColumn="0" w:lastColumn="0" w:oddVBand="0" w:evenVBand="0" w:oddHBand="0" w:evenHBand="0" w:firstRowFirstColumn="0" w:firstRowLastColumn="0" w:lastRowFirstColumn="0" w:lastRowLastColumn="0"/>
+                    <w:rPr>
+                      <w:rFonts w:ascii="Aptos Narrow" w:eastAsia="Times New Roman" w:hAnsi="Aptos Narrow" w:cs="Times New Roman"/>
+                      <w:color w:val="000000"/>
+                      <w:lang w:val="en-GB" w:eastAsia="en-GB"/>
+                    </w:rPr>
+                  </w:pPr>
+                  <w:r>
+                    <w:rPr>
+                      <w:rFonts w:ascii="Aptos Narrow" w:eastAsia="Times New Roman" w:hAnsi="Aptos Narrow" w:cs="Times New Roman"/>
+                      <w:color w:val="000000"/>
+                      <w:lang w:val="en-GB" w:eastAsia="en-GB"/>
+                    </w:rPr>
+                    <w:t>0</w:t>
+                  </w:r>
+                </w:p>
+              </w:tc>
+              <w:tc>
+                <w:tcPr>
+                  <w:tcW w:w="340" w:type="dxa"/>
+                  <w:noWrap/>
+                  <w:vAlign w:val="center"/>
+                  <w:hideMark/>
+                </w:tcPr>
+                <w:p>
+                  <w:pPr>
+                    <w:spacing w:before="0" w:line="276" w:lineRule="auto"/>
+                    <w:jc w:val="center"/>
+                    <w:cnfStyle w:val="000000000000" w:firstRow="0" w:lastRow="0" w:firstColumn="0" w:lastColumn="0" w:oddVBand="0" w:evenVBand="0" w:oddHBand="0" w:evenHBand="0" w:firstRowFirstColumn="0" w:firstRowLastColumn="0" w:lastRowFirstColumn="0" w:lastRowLastColumn="0"/>
+                    <w:rPr>
+                      <w:rFonts w:ascii="Aptos Narrow" w:eastAsia="Times New Roman" w:hAnsi="Aptos Narrow" w:cs="Times New Roman"/>
+                      <w:color w:val="000000"/>
+                      <w:lang w:val="en-GB" w:eastAsia="en-GB"/>
+                    </w:rPr>
+                  </w:pPr>
+                  <w:r>
+                    <w:rPr>
+                      <w:rFonts w:ascii="Aptos Narrow" w:eastAsia="Times New Roman" w:hAnsi="Aptos Narrow" w:cs="Times New Roman"/>
+                      <w:color w:val="000000"/>
+                      <w:lang w:val="en-GB" w:eastAsia="en-GB"/>
+                    </w:rPr>
+                    <w:t>0</w:t>
+                  </w:r>
+                </w:p>
+              </w:tc>
+              <w:tc>
+                <w:tcPr>
+                  <w:tcW w:w="340" w:type="dxa"/>
+                  <w:noWrap/>
+                  <w:vAlign w:val="center"/>
+                  <w:hideMark/>
+                </w:tcPr>
+                <w:p>
+                  <w:pPr>
+                    <w:spacing w:before="0" w:line="276" w:lineRule="auto"/>
+                    <w:jc w:val="center"/>
+                    <w:cnfStyle w:val="000000000000" w:firstRow="0" w:lastRow="0" w:firstColumn="0" w:lastColumn="0" w:oddVBand="0" w:evenVBand="0" w:oddHBand="0" w:evenHBand="0" w:firstRowFirstColumn="0" w:firstRowLastColumn="0" w:lastRowFirstColumn="0" w:lastRowLastColumn="0"/>
+                    <w:rPr>
+                      <w:rFonts w:ascii="Aptos Narrow" w:eastAsia="Times New Roman" w:hAnsi="Aptos Narrow" w:cs="Times New Roman"/>
+                      <w:color w:val="000000"/>
+                      <w:lang w:val="en-GB" w:eastAsia="en-GB"/>
+                    </w:rPr>
+                  </w:pPr>
+                  <w:r>
+                    <w:rPr>
+                      <w:rFonts w:ascii="Aptos Narrow" w:eastAsia="Times New Roman" w:hAnsi="Aptos Narrow" w:cs="Times New Roman"/>
+                      <w:color w:val="000000"/>
+                      <w:lang w:val="en-GB" w:eastAsia="en-GB"/>
+                    </w:rPr>
+                    <w:t>0</w:t>
+                  </w:r>
+                </w:p>
+              </w:tc>
+              <w:tc>
+                <w:tcPr>
+                  <w:tcW w:w="340" w:type="dxa"/>
+                  <w:noWrap/>
+                  <w:vAlign w:val="center"/>
+                  <w:hideMark/>
+                </w:tcPr>
+                <w:p>
+                  <w:pPr>
+                    <w:spacing w:before="0" w:line="276" w:lineRule="auto"/>
+                    <w:jc w:val="center"/>
+                    <w:cnfStyle w:val="000000000000" w:firstRow="0" w:lastRow="0" w:firstColumn="0" w:lastColumn="0" w:oddVBand="0" w:evenVBand="0" w:oddHBand="0" w:evenHBand="0" w:firstRowFirstColumn="0" w:firstRowLastColumn="0" w:lastRowFirstColumn="0" w:lastRowLastColumn="0"/>
+                    <w:rPr>
+                      <w:rFonts w:ascii="Aptos Narrow" w:eastAsia="Times New Roman" w:hAnsi="Aptos Narrow" w:cs="Times New Roman"/>
+                      <w:color w:val="000000"/>
+                      <w:lang w:val="en-GB" w:eastAsia="en-GB"/>
+                    </w:rPr>
+                  </w:pPr>
+                  <w:r>
+                    <w:rPr>
+                      <w:rFonts w:ascii="Aptos Narrow" w:eastAsia="Times New Roman" w:hAnsi="Aptos Narrow" w:cs="Times New Roman"/>
+                      <w:color w:val="000000"/>
+                      <w:lang w:val="en-GB" w:eastAsia="en-GB"/>
+                    </w:rPr>
+                    <w:t>0</w:t>
+                  </w:r>
+                </w:p>
+              </w:tc>
+              <w:tc>
+                <w:tcPr>
+                  <w:tcW w:w="340" w:type="dxa"/>
+                  <w:noWrap/>
+                  <w:vAlign w:val="center"/>
+                  <w:hideMark/>
+                </w:tcPr>
+                <w:p>
+                  <w:pPr>
+                    <w:spacing w:before="0" w:line="276" w:lineRule="auto"/>
+                    <w:jc w:val="center"/>
+                    <w:cnfStyle w:val="000000000000" w:firstRow="0" w:lastRow="0" w:firstColumn="0" w:lastColumn="0" w:oddVBand="0" w:evenVBand="0" w:oddHBand="0" w:evenHBand="0" w:firstRowFirstColumn="0" w:firstRowLastColumn="0" w:lastRowFirstColumn="0" w:lastRowLastColumn="0"/>
+                    <w:rPr>
+                      <w:rFonts w:ascii="Aptos Narrow" w:eastAsia="Times New Roman" w:hAnsi="Aptos Narrow" w:cs="Times New Roman"/>
+                      <w:b/>
+                      <w:bCs/>
+                      <w:color w:val="000000"/>
+                      <w:lang w:val="en-GB" w:eastAsia="en-GB"/>
+                    </w:rPr>
+                  </w:pPr>
+                  <w:r>
+                    <w:rPr>
+                      <w:rFonts w:ascii="Aptos Narrow" w:eastAsia="Times New Roman" w:hAnsi="Aptos Narrow" w:cs="Times New Roman"/>
+                      <w:b/>
+                      <w:bCs/>
+                      <w:color w:val="000000"/>
+                      <w:lang w:val="en-GB" w:eastAsia="en-GB"/>
+                    </w:rPr>
+                    <w:t>1</w:t>
+                  </w:r>
+                </w:p>
+              </w:tc>
+              <w:tc>
+                <w:tcPr>
+                  <w:tcW w:w="340" w:type="dxa"/>
+                  <w:noWrap/>
+                  <w:vAlign w:val="center"/>
+                  <w:hideMark/>
+                </w:tcPr>
+                <w:p>
+                  <w:pPr>
+                    <w:spacing w:before="0" w:line="276" w:lineRule="auto"/>
+                    <w:jc w:val="center"/>
+                    <w:cnfStyle w:val="000000000000" w:firstRow="0" w:lastRow="0" w:firstColumn="0" w:lastColumn="0" w:oddVBand="0" w:evenVBand="0" w:oddHBand="0" w:evenHBand="0" w:firstRowFirstColumn="0" w:firstRowLastColumn="0" w:lastRowFirstColumn="0" w:lastRowLastColumn="0"/>
+                    <w:rPr>
+                      <w:rFonts w:ascii="Aptos Narrow" w:eastAsia="Times New Roman" w:hAnsi="Aptos Narrow" w:cs="Times New Roman"/>
+                      <w:color w:val="000000"/>
+                      <w:lang w:val="en-GB" w:eastAsia="en-GB"/>
+                    </w:rPr>
+                  </w:pPr>
+                  <w:r>
+                    <w:rPr>
+                      <w:rFonts w:ascii="Aptos Narrow" w:eastAsia="Times New Roman" w:hAnsi="Aptos Narrow" w:cs="Times New Roman"/>
+                      <w:color w:val="000000"/>
+                      <w:lang w:val="en-GB" w:eastAsia="en-GB"/>
+                    </w:rPr>
+                    <w:t>0</w:t>
+                  </w:r>
+                </w:p>
+              </w:tc>
+              <w:tc>
+                <w:tcPr>
+                  <w:tcW w:w="340" w:type="dxa"/>
+                  <w:noWrap/>
+                  <w:vAlign w:val="center"/>
+                  <w:hideMark/>
+                </w:tcPr>
+                <w:p>
+                  <w:pPr>
+                    <w:spacing w:before="0" w:line="276" w:lineRule="auto"/>
+                    <w:jc w:val="center"/>
+                    <w:cnfStyle w:val="000000000000" w:firstRow="0" w:lastRow="0" w:firstColumn="0" w:lastColumn="0" w:oddVBand="0" w:evenVBand="0" w:oddHBand="0" w:evenHBand="0" w:firstRowFirstColumn="0" w:firstRowLastColumn="0" w:lastRowFirstColumn="0" w:lastRowLastColumn="0"/>
+                    <w:rPr>
+                      <w:rFonts w:ascii="Aptos Narrow" w:eastAsia="Times New Roman" w:hAnsi="Aptos Narrow" w:cs="Times New Roman"/>
+                      <w:color w:val="000000"/>
+                      <w:lang w:val="en-GB" w:eastAsia="en-GB"/>
+                    </w:rPr>
+                  </w:pPr>
+                  <w:r>
+                    <w:rPr>
+                      <w:rFonts w:ascii="Aptos Narrow" w:eastAsia="Times New Roman" w:hAnsi="Aptos Narrow" w:cs="Times New Roman"/>
+                      <w:color w:val="000000"/>
+                      <w:lang w:val="en-GB" w:eastAsia="en-GB"/>
+                    </w:rPr>
+                    <w:t>0</w:t>
+                  </w:r>
+                </w:p>
+              </w:tc>
+              <w:tc>
+                <w:tcPr>
+                  <w:tcW w:w="340" w:type="dxa"/>
+                  <w:noWrap/>
+                  <w:vAlign w:val="center"/>
+                  <w:hideMark/>
+                </w:tcPr>
+                <w:p>
+                  <w:pPr>
+                    <w:spacing w:before="0" w:line="276" w:lineRule="auto"/>
+                    <w:jc w:val="center"/>
+                    <w:cnfStyle w:val="000000000000" w:firstRow="0" w:lastRow="0" w:firstColumn="0" w:lastColumn="0" w:oddVBand="0" w:evenVBand="0" w:oddHBand="0" w:evenHBand="0" w:firstRowFirstColumn="0" w:firstRowLastColumn="0" w:lastRowFirstColumn="0" w:lastRowLastColumn="0"/>
+                    <w:rPr>
+                      <w:rFonts w:ascii="Aptos Narrow" w:eastAsia="Times New Roman" w:hAnsi="Aptos Narrow" w:cs="Times New Roman"/>
+                      <w:b/>
+                      <w:bCs/>
+                      <w:color w:val="000000"/>
+                      <w:lang w:val="en-GB" w:eastAsia="en-GB"/>
+                    </w:rPr>
+                  </w:pPr>
+                  <w:r>
+                    <w:rPr>
+                      <w:rFonts w:ascii="Aptos Narrow" w:eastAsia="Times New Roman" w:hAnsi="Aptos Narrow" w:cs="Times New Roman"/>
+                      <w:b/>
+                      <w:bCs/>
+                      <w:color w:val="000000"/>
+                      <w:lang w:val="en-GB" w:eastAsia="en-GB"/>
+                    </w:rPr>
+                    <w:t>1</w:t>
+                  </w:r>
+                </w:p>
+              </w:tc>
+              <w:tc>
+                <w:tcPr>
+                  <w:tcW w:w="340" w:type="dxa"/>
+                  <w:noWrap/>
+                  <w:vAlign w:val="center"/>
+                  <w:hideMark/>
+                </w:tcPr>
+                <w:p>
+                  <w:pPr>
+                    <w:spacing w:before="0" w:line="276" w:lineRule="auto"/>
+                    <w:jc w:val="center"/>
+                    <w:cnfStyle w:val="000000000000" w:firstRow="0" w:lastRow="0" w:firstColumn="0" w:lastColumn="0" w:oddVBand="0" w:evenVBand="0" w:oddHBand="0" w:evenHBand="0" w:firstRowFirstColumn="0" w:firstRowLastColumn="0" w:lastRowFirstColumn="0" w:lastRowLastColumn="0"/>
+                    <w:rPr>
+                      <w:rFonts w:ascii="Aptos Narrow" w:eastAsia="Times New Roman" w:hAnsi="Aptos Narrow" w:cs="Times New Roman"/>
+                      <w:color w:val="000000"/>
+                      <w:lang w:val="en-GB" w:eastAsia="en-GB"/>
+                    </w:rPr>
+                  </w:pPr>
+                  <w:r>
+                    <w:rPr>
+                      <w:rFonts w:ascii="Aptos Narrow" w:eastAsia="Times New Roman" w:hAnsi="Aptos Narrow" w:cs="Times New Roman"/>
+                      <w:color w:val="000000"/>
+                      <w:lang w:val="en-GB" w:eastAsia="en-GB"/>
+                    </w:rPr>
+                    <w:t>0</w:t>
+                  </w:r>
+                </w:p>
+              </w:tc>
+            </w:tr>
+            <w:tr>
+              <w:trPr>
+                <w:cnfStyle w:val="000000100000" w:firstRow="0" w:lastRow="0" w:firstColumn="0" w:lastColumn="0" w:oddVBand="0" w:evenVBand="0" w:oddHBand="1" w:evenHBand="0" w:firstRowFirstColumn="0" w:firstRowLastColumn="0" w:lastRowFirstColumn="0" w:lastRowLastColumn="0"/>
+                <w:trHeight w:val="300"/>
+                <w:jc w:val="center"/>
+              </w:trPr>
+              <w:tc>
+                <w:tcPr>
+                  <w:cnfStyle w:val="001000000000" w:firstRow="0" w:lastRow="0" w:firstColumn="1" w:lastColumn="0" w:oddVBand="0" w:evenVBand="0" w:oddHBand="0" w:evenHBand="0" w:firstRowFirstColumn="0" w:firstRowLastColumn="0" w:lastRowFirstColumn="0" w:lastRowLastColumn="0"/>
+                  <w:tcW w:w="340" w:type="dxa"/>
+                  <w:noWrap/>
+                  <w:vAlign w:val="center"/>
+                  <w:hideMark/>
+                </w:tcPr>
+                <w:p>
+                  <w:pPr>
+                    <w:spacing w:before="0" w:line="276" w:lineRule="auto"/>
+                    <w:jc w:val="center"/>
+                    <w:rPr>
+                      <w:rFonts w:ascii="Aptos Narrow" w:eastAsia="Times New Roman" w:hAnsi="Aptos Narrow" w:cs="Times New Roman"/>
+                      <w:color w:val="000000"/>
+                      <w:sz w:val="20"/>
+                      <w:lang w:val="en-GB" w:eastAsia="en-GB"/>
+                    </w:rPr>
+                  </w:pPr>
+                  <w:r>
+                    <w:rPr>
+                      <w:rFonts w:ascii="Aptos Narrow" w:eastAsia="Times New Roman" w:hAnsi="Aptos Narrow" w:cs="Times New Roman"/>
+                      <w:color w:val="000000"/>
+                      <w:sz w:val="20"/>
+                      <w:lang w:val="en-GB" w:eastAsia="en-GB"/>
+                    </w:rPr>
+                    <w:t>4</w:t>
+                  </w:r>
+                </w:p>
+              </w:tc>
+              <w:tc>
+                <w:tcPr>
+                  <w:tcW w:w="340" w:type="dxa"/>
+                  <w:noWrap/>
+                  <w:vAlign w:val="center"/>
+                  <w:hideMark/>
+                </w:tcPr>
+                <w:p>
+                  <w:pPr>
+                    <w:spacing w:before="0" w:line="276" w:lineRule="auto"/>
+                    <w:jc w:val="center"/>
+                    <w:cnfStyle w:val="000000100000" w:firstRow="0" w:lastRow="0" w:firstColumn="0" w:lastColumn="0" w:oddVBand="0" w:evenVBand="0" w:oddHBand="1" w:evenHBand="0" w:firstRowFirstColumn="0" w:firstRowLastColumn="0" w:lastRowFirstColumn="0" w:lastRowLastColumn="0"/>
+                    <w:rPr>
+                      <w:rFonts w:ascii="Aptos Narrow" w:eastAsia="Times New Roman" w:hAnsi="Aptos Narrow" w:cs="Times New Roman"/>
+                      <w:color w:val="000000"/>
+                      <w:lang w:val="en-GB" w:eastAsia="en-GB"/>
+                    </w:rPr>
+                  </w:pPr>
+                  <w:r>
+                    <w:rPr>
+                      <w:rFonts w:ascii="Aptos Narrow" w:eastAsia="Times New Roman" w:hAnsi="Aptos Narrow" w:cs="Times New Roman"/>
+                      <w:color w:val="000000"/>
+                      <w:lang w:val="en-GB" w:eastAsia="en-GB"/>
+                    </w:rPr>
+                    <w:t>0</w:t>
+                  </w:r>
+                </w:p>
+              </w:tc>
+              <w:tc>
+                <w:tcPr>
+                  <w:tcW w:w="340" w:type="dxa"/>
+                  <w:noWrap/>
+                  <w:vAlign w:val="center"/>
+                  <w:hideMark/>
+                </w:tcPr>
+                <w:p>
+                  <w:pPr>
+                    <w:spacing w:before="0" w:line="276" w:lineRule="auto"/>
+                    <w:jc w:val="center"/>
+                    <w:cnfStyle w:val="000000100000" w:firstRow="0" w:lastRow="0" w:firstColumn="0" w:lastColumn="0" w:oddVBand="0" w:evenVBand="0" w:oddHBand="1" w:evenHBand="0" w:firstRowFirstColumn="0" w:firstRowLastColumn="0" w:lastRowFirstColumn="0" w:lastRowLastColumn="0"/>
+                    <w:rPr>
+                      <w:rFonts w:ascii="Aptos Narrow" w:eastAsia="Times New Roman" w:hAnsi="Aptos Narrow" w:cs="Times New Roman"/>
+                      <w:color w:val="000000"/>
+                      <w:lang w:val="en-GB" w:eastAsia="en-GB"/>
+                    </w:rPr>
+                  </w:pPr>
+                  <w:r>
+                    <w:rPr>
+                      <w:rFonts w:ascii="Aptos Narrow" w:eastAsia="Times New Roman" w:hAnsi="Aptos Narrow" w:cs="Times New Roman"/>
+                      <w:color w:val="000000"/>
+                      <w:lang w:val="en-GB" w:eastAsia="en-GB"/>
+                    </w:rPr>
+                    <w:t>0</w:t>
+                  </w:r>
+                </w:p>
+              </w:tc>
+              <w:tc>
+                <w:tcPr>
+                  <w:tcW w:w="340" w:type="dxa"/>
+                  <w:noWrap/>
+                  <w:vAlign w:val="center"/>
+                  <w:hideMark/>
+                </w:tcPr>
+                <w:p>
+                  <w:pPr>
+                    <w:spacing w:before="0" w:line="276" w:lineRule="auto"/>
+                    <w:jc w:val="center"/>
+                    <w:cnfStyle w:val="000000100000" w:firstRow="0" w:lastRow="0" w:firstColumn="0" w:lastColumn="0" w:oddVBand="0" w:evenVBand="0" w:oddHBand="1" w:evenHBand="0" w:firstRowFirstColumn="0" w:firstRowLastColumn="0" w:lastRowFirstColumn="0" w:lastRowLastColumn="0"/>
+                    <w:rPr>
+                      <w:rFonts w:ascii="Aptos Narrow" w:eastAsia="Times New Roman" w:hAnsi="Aptos Narrow" w:cs="Times New Roman"/>
+                      <w:b/>
+                      <w:bCs/>
+                      <w:color w:val="000000"/>
+                      <w:lang w:val="en-GB" w:eastAsia="en-GB"/>
+                    </w:rPr>
+                  </w:pPr>
+                  <w:r>
+                    <w:rPr>
+                      <w:rFonts w:ascii="Aptos Narrow" w:eastAsia="Times New Roman" w:hAnsi="Aptos Narrow" w:cs="Times New Roman"/>
+                      <w:b/>
+                      <w:bCs/>
+                      <w:color w:val="000000"/>
+                      <w:lang w:val="en-GB" w:eastAsia="en-GB"/>
+                    </w:rPr>
+                    <w:t>1</w:t>
+                  </w:r>
+                </w:p>
+              </w:tc>
+              <w:tc>
+                <w:tcPr>
+                  <w:tcW w:w="340" w:type="dxa"/>
+                  <w:noWrap/>
+                  <w:vAlign w:val="center"/>
+                  <w:hideMark/>
+                </w:tcPr>
+                <w:p>
+                  <w:pPr>
+                    <w:spacing w:before="0" w:line="276" w:lineRule="auto"/>
+                    <w:jc w:val="center"/>
+                    <w:cnfStyle w:val="000000100000" w:firstRow="0" w:lastRow="0" w:firstColumn="0" w:lastColumn="0" w:oddVBand="0" w:evenVBand="0" w:oddHBand="1" w:evenHBand="0" w:firstRowFirstColumn="0" w:firstRowLastColumn="0" w:lastRowFirstColumn="0" w:lastRowLastColumn="0"/>
+                    <w:rPr>
+                      <w:rFonts w:ascii="Aptos Narrow" w:eastAsia="Times New Roman" w:hAnsi="Aptos Narrow" w:cs="Times New Roman"/>
+                      <w:color w:val="000000"/>
+                      <w:lang w:val="en-GB" w:eastAsia="en-GB"/>
+                    </w:rPr>
+                  </w:pPr>
+                  <w:r>
+                    <w:rPr>
+                      <w:rFonts w:ascii="Aptos Narrow" w:eastAsia="Times New Roman" w:hAnsi="Aptos Narrow" w:cs="Times New Roman"/>
+                      <w:color w:val="000000"/>
+                      <w:lang w:val="en-GB" w:eastAsia="en-GB"/>
+                    </w:rPr>
+                    <w:t>0</w:t>
+                  </w:r>
+                </w:p>
+              </w:tc>
+              <w:tc>
+                <w:tcPr>
+                  <w:tcW w:w="340" w:type="dxa"/>
+                  <w:noWrap/>
+                  <w:vAlign w:val="center"/>
+                  <w:hideMark/>
+                </w:tcPr>
+                <w:p>
+                  <w:pPr>
+                    <w:spacing w:before="0" w:line="276" w:lineRule="auto"/>
+                    <w:jc w:val="center"/>
+                    <w:cnfStyle w:val="000000100000" w:firstRow="0" w:lastRow="0" w:firstColumn="0" w:lastColumn="0" w:oddVBand="0" w:evenVBand="0" w:oddHBand="1" w:evenHBand="0" w:firstRowFirstColumn="0" w:firstRowLastColumn="0" w:lastRowFirstColumn="0" w:lastRowLastColumn="0"/>
+                    <w:rPr>
+                      <w:rFonts w:ascii="Aptos Narrow" w:eastAsia="Times New Roman" w:hAnsi="Aptos Narrow" w:cs="Times New Roman"/>
+                      <w:color w:val="000000"/>
+                      <w:lang w:val="en-GB" w:eastAsia="en-GB"/>
+                    </w:rPr>
+                  </w:pPr>
+                  <w:r>
+                    <w:rPr>
+                      <w:rFonts w:ascii="Aptos Narrow" w:eastAsia="Times New Roman" w:hAnsi="Aptos Narrow" w:cs="Times New Roman"/>
+                      <w:color w:val="000000"/>
+                      <w:lang w:val="en-GB" w:eastAsia="en-GB"/>
+                    </w:rPr>
+                    <w:t>0</w:t>
+                  </w:r>
+                </w:p>
+              </w:tc>
+              <w:tc>
+                <w:tcPr>
+                  <w:tcW w:w="340" w:type="dxa"/>
+                  <w:noWrap/>
+                  <w:vAlign w:val="center"/>
+                  <w:hideMark/>
+                </w:tcPr>
+                <w:p>
+                  <w:pPr>
+                    <w:spacing w:before="0" w:line="276" w:lineRule="auto"/>
+                    <w:jc w:val="center"/>
+                    <w:cnfStyle w:val="000000100000" w:firstRow="0" w:lastRow="0" w:firstColumn="0" w:lastColumn="0" w:oddVBand="0" w:evenVBand="0" w:oddHBand="1" w:evenHBand="0" w:firstRowFirstColumn="0" w:firstRowLastColumn="0" w:lastRowFirstColumn="0" w:lastRowLastColumn="0"/>
+                    <w:rPr>
+                      <w:rFonts w:ascii="Aptos Narrow" w:eastAsia="Times New Roman" w:hAnsi="Aptos Narrow" w:cs="Times New Roman"/>
+                      <w:color w:val="000000"/>
+                      <w:lang w:val="en-GB" w:eastAsia="en-GB"/>
+                    </w:rPr>
+                  </w:pPr>
+                  <w:r>
+                    <w:rPr>
+                      <w:rFonts w:ascii="Aptos Narrow" w:eastAsia="Times New Roman" w:hAnsi="Aptos Narrow" w:cs="Times New Roman"/>
+                      <w:color w:val="000000"/>
+                      <w:lang w:val="en-GB" w:eastAsia="en-GB"/>
+                    </w:rPr>
+                    <w:t>0</w:t>
+                  </w:r>
+                </w:p>
+              </w:tc>
+              <w:tc>
+                <w:tcPr>
+                  <w:tcW w:w="340" w:type="dxa"/>
+                  <w:noWrap/>
+                  <w:vAlign w:val="center"/>
+                  <w:hideMark/>
+                </w:tcPr>
+                <w:p>
+                  <w:pPr>
+                    <w:spacing w:before="0" w:line="276" w:lineRule="auto"/>
+                    <w:jc w:val="center"/>
+                    <w:cnfStyle w:val="000000100000" w:firstRow="0" w:lastRow="0" w:firstColumn="0" w:lastColumn="0" w:oddVBand="0" w:evenVBand="0" w:oddHBand="1" w:evenHBand="0" w:firstRowFirstColumn="0" w:firstRowLastColumn="0" w:lastRowFirstColumn="0" w:lastRowLastColumn="0"/>
+                    <w:rPr>
+                      <w:rFonts w:ascii="Aptos Narrow" w:eastAsia="Times New Roman" w:hAnsi="Aptos Narrow" w:cs="Times New Roman"/>
+                      <w:b/>
+                      <w:bCs/>
+                      <w:color w:val="000000"/>
+                      <w:lang w:val="en-GB" w:eastAsia="en-GB"/>
+                    </w:rPr>
+                  </w:pPr>
+                  <w:r>
+                    <w:rPr>
+                      <w:rFonts w:ascii="Aptos Narrow" w:eastAsia="Times New Roman" w:hAnsi="Aptos Narrow" w:cs="Times New Roman"/>
+                      <w:b/>
+                      <w:bCs/>
+                      <w:color w:val="000000"/>
+                      <w:lang w:val="en-GB" w:eastAsia="en-GB"/>
+                    </w:rPr>
+                    <w:t>1</w:t>
+                  </w:r>
+                </w:p>
+              </w:tc>
+              <w:tc>
+                <w:tcPr>
+                  <w:tcW w:w="340" w:type="dxa"/>
+                  <w:noWrap/>
+                  <w:vAlign w:val="center"/>
+                  <w:hideMark/>
+                </w:tcPr>
+                <w:p>
+                  <w:pPr>
+                    <w:spacing w:before="0" w:line="276" w:lineRule="auto"/>
+                    <w:jc w:val="center"/>
+                    <w:cnfStyle w:val="000000100000" w:firstRow="0" w:lastRow="0" w:firstColumn="0" w:lastColumn="0" w:oddVBand="0" w:evenVBand="0" w:oddHBand="1" w:evenHBand="0" w:firstRowFirstColumn="0" w:firstRowLastColumn="0" w:lastRowFirstColumn="0" w:lastRowLastColumn="0"/>
+                    <w:rPr>
+                      <w:rFonts w:ascii="Aptos Narrow" w:eastAsia="Times New Roman" w:hAnsi="Aptos Narrow" w:cs="Times New Roman"/>
+                      <w:color w:val="000000"/>
+                      <w:lang w:val="en-GB" w:eastAsia="en-GB"/>
+                    </w:rPr>
+                  </w:pPr>
+                  <w:r>
+                    <w:rPr>
+                      <w:rFonts w:ascii="Aptos Narrow" w:eastAsia="Times New Roman" w:hAnsi="Aptos Narrow" w:cs="Times New Roman"/>
+                      <w:color w:val="000000"/>
+                      <w:lang w:val="en-GB" w:eastAsia="en-GB"/>
+                    </w:rPr>
+                    <w:t>0</w:t>
+                  </w:r>
+                </w:p>
+              </w:tc>
+              <w:tc>
+                <w:tcPr>
+                  <w:tcW w:w="340" w:type="dxa"/>
+                  <w:noWrap/>
+                  <w:vAlign w:val="center"/>
+                  <w:hideMark/>
+                </w:tcPr>
+                <w:p>
+                  <w:pPr>
+                    <w:spacing w:before="0" w:line="276" w:lineRule="auto"/>
+                    <w:jc w:val="center"/>
+                    <w:cnfStyle w:val="000000100000" w:firstRow="0" w:lastRow="0" w:firstColumn="0" w:lastColumn="0" w:oddVBand="0" w:evenVBand="0" w:oddHBand="1" w:evenHBand="0" w:firstRowFirstColumn="0" w:firstRowLastColumn="0" w:lastRowFirstColumn="0" w:lastRowLastColumn="0"/>
+                    <w:rPr>
+                      <w:rFonts w:ascii="Aptos Narrow" w:eastAsia="Times New Roman" w:hAnsi="Aptos Narrow" w:cs="Times New Roman"/>
+                      <w:b/>
+                      <w:bCs/>
+                      <w:color w:val="000000"/>
+                      <w:lang w:val="en-GB" w:eastAsia="en-GB"/>
+                    </w:rPr>
+                  </w:pPr>
+                  <w:r>
+                    <w:rPr>
+                      <w:rFonts w:ascii="Aptos Narrow" w:eastAsia="Times New Roman" w:hAnsi="Aptos Narrow" w:cs="Times New Roman"/>
+                      <w:b/>
+                      <w:bCs/>
+                      <w:color w:val="000000"/>
+                      <w:lang w:val="en-GB" w:eastAsia="en-GB"/>
+                    </w:rPr>
+                    <w:t>1</w:t>
+                  </w:r>
+                </w:p>
+              </w:tc>
+            </w:tr>
+            <w:tr>
+              <w:trPr>
+                <w:trHeight w:val="300"/>
+                <w:jc w:val="center"/>
+              </w:trPr>
+              <w:tc>
+                <w:tcPr>
+                  <w:cnfStyle w:val="001000000000" w:firstRow="0" w:lastRow="0" w:firstColumn="1" w:lastColumn="0" w:oddVBand="0" w:evenVBand="0" w:oddHBand="0" w:evenHBand="0" w:firstRowFirstColumn="0" w:firstRowLastColumn="0" w:lastRowFirstColumn="0" w:lastRowLastColumn="0"/>
+                  <w:tcW w:w="340" w:type="dxa"/>
+                  <w:noWrap/>
+                  <w:vAlign w:val="center"/>
+                  <w:hideMark/>
+                </w:tcPr>
+                <w:p>
+                  <w:pPr>
+                    <w:spacing w:before="0" w:line="276" w:lineRule="auto"/>
+                    <w:jc w:val="center"/>
+                    <w:rPr>
+                      <w:rFonts w:ascii="Aptos Narrow" w:eastAsia="Times New Roman" w:hAnsi="Aptos Narrow" w:cs="Times New Roman"/>
+                      <w:color w:val="000000"/>
+                      <w:sz w:val="20"/>
+                      <w:lang w:val="en-GB" w:eastAsia="en-GB"/>
+                    </w:rPr>
+                  </w:pPr>
+                  <w:r>
+                    <w:rPr>
+                      <w:rFonts w:ascii="Aptos Narrow" w:eastAsia="Times New Roman" w:hAnsi="Aptos Narrow" w:cs="Times New Roman"/>
+                      <w:color w:val="000000"/>
+                      <w:sz w:val="20"/>
+                      <w:lang w:val="en-GB" w:eastAsia="en-GB"/>
+                    </w:rPr>
+                    <w:t>5</w:t>
+                  </w:r>
+                </w:p>
+              </w:tc>
+              <w:tc>
+                <w:tcPr>
+                  <w:tcW w:w="340" w:type="dxa"/>
+                  <w:noWrap/>
+                  <w:vAlign w:val="center"/>
+                  <w:hideMark/>
+                </w:tcPr>
+                <w:p>
+                  <w:pPr>
+                    <w:spacing w:before="0" w:line="276" w:lineRule="auto"/>
+                    <w:jc w:val="center"/>
+                    <w:cnfStyle w:val="000000000000" w:firstRow="0" w:lastRow="0" w:firstColumn="0" w:lastColumn="0" w:oddVBand="0" w:evenVBand="0" w:oddHBand="0" w:evenHBand="0" w:firstRowFirstColumn="0" w:firstRowLastColumn="0" w:lastRowFirstColumn="0" w:lastRowLastColumn="0"/>
+                    <w:rPr>
+                      <w:rFonts w:ascii="Aptos Narrow" w:eastAsia="Times New Roman" w:hAnsi="Aptos Narrow" w:cs="Times New Roman"/>
+                      <w:color w:val="000000"/>
+                      <w:lang w:val="en-GB" w:eastAsia="en-GB"/>
+                    </w:rPr>
+                  </w:pPr>
+                  <w:r>
+                    <w:rPr>
+                      <w:rFonts w:ascii="Aptos Narrow" w:eastAsia="Times New Roman" w:hAnsi="Aptos Narrow" w:cs="Times New Roman"/>
+                      <w:color w:val="000000"/>
+                      <w:lang w:val="en-GB" w:eastAsia="en-GB"/>
+                    </w:rPr>
+                    <w:t>0</w:t>
+                  </w:r>
+                </w:p>
+              </w:tc>
+              <w:tc>
+                <w:tcPr>
+                  <w:tcW w:w="340" w:type="dxa"/>
+                  <w:noWrap/>
+                  <w:vAlign w:val="center"/>
+                  <w:hideMark/>
+                </w:tcPr>
+                <w:p>
+                  <w:pPr>
+                    <w:spacing w:before="0" w:line="276" w:lineRule="auto"/>
+                    <w:jc w:val="center"/>
+                    <w:cnfStyle w:val="000000000000" w:firstRow="0" w:lastRow="0" w:firstColumn="0" w:lastColumn="0" w:oddVBand="0" w:evenVBand="0" w:oddHBand="0" w:evenHBand="0" w:firstRowFirstColumn="0" w:firstRowLastColumn="0" w:lastRowFirstColumn="0" w:lastRowLastColumn="0"/>
+                    <w:rPr>
+                      <w:rFonts w:ascii="Aptos Narrow" w:eastAsia="Times New Roman" w:hAnsi="Aptos Narrow" w:cs="Times New Roman"/>
+                      <w:color w:val="000000"/>
+                      <w:lang w:val="en-GB" w:eastAsia="en-GB"/>
+                    </w:rPr>
+                  </w:pPr>
+                  <w:r>
+                    <w:rPr>
+                      <w:rFonts w:ascii="Aptos Narrow" w:eastAsia="Times New Roman" w:hAnsi="Aptos Narrow" w:cs="Times New Roman"/>
+                      <w:color w:val="000000"/>
+                      <w:lang w:val="en-GB" w:eastAsia="en-GB"/>
+                    </w:rPr>
+                    <w:t>0</w:t>
+                  </w:r>
+                </w:p>
+              </w:tc>
+              <w:tc>
+                <w:tcPr>
+                  <w:tcW w:w="340" w:type="dxa"/>
+                  <w:noWrap/>
+                  <w:vAlign w:val="center"/>
+                  <w:hideMark/>
+                </w:tcPr>
+                <w:p>
+                  <w:pPr>
+                    <w:spacing w:before="0" w:line="276" w:lineRule="auto"/>
+                    <w:jc w:val="center"/>
+                    <w:cnfStyle w:val="000000000000" w:firstRow="0" w:lastRow="0" w:firstColumn="0" w:lastColumn="0" w:oddVBand="0" w:evenVBand="0" w:oddHBand="0" w:evenHBand="0" w:firstRowFirstColumn="0" w:firstRowLastColumn="0" w:lastRowFirstColumn="0" w:lastRowLastColumn="0"/>
+                    <w:rPr>
+                      <w:rFonts w:ascii="Aptos Narrow" w:eastAsia="Times New Roman" w:hAnsi="Aptos Narrow" w:cs="Times New Roman"/>
+                      <w:color w:val="000000"/>
+                      <w:lang w:val="en-GB" w:eastAsia="en-GB"/>
+                    </w:rPr>
+                  </w:pPr>
+                  <w:r>
+                    <w:rPr>
+                      <w:rFonts w:ascii="Aptos Narrow" w:eastAsia="Times New Roman" w:hAnsi="Aptos Narrow" w:cs="Times New Roman"/>
+                      <w:color w:val="000000"/>
+                      <w:lang w:val="en-GB" w:eastAsia="en-GB"/>
+                    </w:rPr>
+                    <w:t>0</w:t>
+                  </w:r>
+                </w:p>
+              </w:tc>
+              <w:tc>
+                <w:tcPr>
+                  <w:tcW w:w="340" w:type="dxa"/>
+                  <w:noWrap/>
+                  <w:vAlign w:val="center"/>
+                  <w:hideMark/>
+                </w:tcPr>
+                <w:p>
+                  <w:pPr>
+                    <w:spacing w:before="0" w:line="276" w:lineRule="auto"/>
+                    <w:jc w:val="center"/>
+                    <w:cnfStyle w:val="000000000000" w:firstRow="0" w:lastRow="0" w:firstColumn="0" w:lastColumn="0" w:oddVBand="0" w:evenVBand="0" w:oddHBand="0" w:evenHBand="0" w:firstRowFirstColumn="0" w:firstRowLastColumn="0" w:lastRowFirstColumn="0" w:lastRowLastColumn="0"/>
+                    <w:rPr>
+                      <w:rFonts w:ascii="Aptos Narrow" w:eastAsia="Times New Roman" w:hAnsi="Aptos Narrow" w:cs="Times New Roman"/>
+                      <w:b/>
+                      <w:bCs/>
+                      <w:color w:val="000000"/>
+                      <w:lang w:val="en-GB" w:eastAsia="en-GB"/>
+                    </w:rPr>
+                  </w:pPr>
+                  <w:r>
+                    <w:rPr>
+                      <w:rFonts w:ascii="Aptos Narrow" w:eastAsia="Times New Roman" w:hAnsi="Aptos Narrow" w:cs="Times New Roman"/>
+                      <w:b/>
+                      <w:bCs/>
+                      <w:color w:val="000000"/>
+                      <w:lang w:val="en-GB" w:eastAsia="en-GB"/>
+                    </w:rPr>
+                    <w:t>1</w:t>
+                  </w:r>
+                </w:p>
+              </w:tc>
+              <w:tc>
+                <w:tcPr>
+                  <w:tcW w:w="340" w:type="dxa"/>
+                  <w:noWrap/>
+                  <w:vAlign w:val="center"/>
+                  <w:hideMark/>
+                </w:tcPr>
+                <w:p>
+                  <w:pPr>
+                    <w:spacing w:before="0" w:line="276" w:lineRule="auto"/>
+                    <w:jc w:val="center"/>
+                    <w:cnfStyle w:val="000000000000" w:firstRow="0" w:lastRow="0" w:firstColumn="0" w:lastColumn="0" w:oddVBand="0" w:evenVBand="0" w:oddHBand="0" w:evenHBand="0" w:firstRowFirstColumn="0" w:firstRowLastColumn="0" w:lastRowFirstColumn="0" w:lastRowLastColumn="0"/>
+                    <w:rPr>
+                      <w:rFonts w:ascii="Aptos Narrow" w:eastAsia="Times New Roman" w:hAnsi="Aptos Narrow" w:cs="Times New Roman"/>
+                      <w:color w:val="000000"/>
+                      <w:lang w:val="en-GB" w:eastAsia="en-GB"/>
+                    </w:rPr>
+                  </w:pPr>
+                  <w:r>
+                    <w:rPr>
+                      <w:rFonts w:ascii="Aptos Narrow" w:eastAsia="Times New Roman" w:hAnsi="Aptos Narrow" w:cs="Times New Roman"/>
+                      <w:color w:val="000000"/>
+                      <w:lang w:val="en-GB" w:eastAsia="en-GB"/>
+                    </w:rPr>
+                    <w:t>0</w:t>
+                  </w:r>
+                </w:p>
+              </w:tc>
+              <w:tc>
+                <w:tcPr>
+                  <w:tcW w:w="340" w:type="dxa"/>
+                  <w:noWrap/>
+                  <w:vAlign w:val="center"/>
+                  <w:hideMark/>
+                </w:tcPr>
+                <w:p>
+                  <w:pPr>
+                    <w:spacing w:before="0" w:line="276" w:lineRule="auto"/>
+                    <w:jc w:val="center"/>
+                    <w:cnfStyle w:val="000000000000" w:firstRow="0" w:lastRow="0" w:firstColumn="0" w:lastColumn="0" w:oddVBand="0" w:evenVBand="0" w:oddHBand="0" w:evenHBand="0" w:firstRowFirstColumn="0" w:firstRowLastColumn="0" w:lastRowFirstColumn="0" w:lastRowLastColumn="0"/>
+                    <w:rPr>
+                      <w:rFonts w:ascii="Aptos Narrow" w:eastAsia="Times New Roman" w:hAnsi="Aptos Narrow" w:cs="Times New Roman"/>
+                      <w:b/>
+                      <w:bCs/>
+                      <w:color w:val="000000"/>
+                      <w:lang w:val="en-GB" w:eastAsia="en-GB"/>
+                    </w:rPr>
+                  </w:pPr>
+                  <w:r>
+                    <w:rPr>
+                      <w:rFonts w:ascii="Aptos Narrow" w:eastAsia="Times New Roman" w:hAnsi="Aptos Narrow" w:cs="Times New Roman"/>
+                      <w:b/>
+                      <w:bCs/>
+                      <w:color w:val="000000"/>
+                      <w:lang w:val="en-GB" w:eastAsia="en-GB"/>
+                    </w:rPr>
+                    <w:t>1</w:t>
+                  </w:r>
+                </w:p>
+              </w:tc>
+              <w:tc>
+                <w:tcPr>
+                  <w:tcW w:w="340" w:type="dxa"/>
+                  <w:noWrap/>
+                  <w:vAlign w:val="center"/>
+                  <w:hideMark/>
+                </w:tcPr>
+                <w:p>
+                  <w:pPr>
+                    <w:spacing w:before="0" w:line="276" w:lineRule="auto"/>
+                    <w:jc w:val="center"/>
+                    <w:cnfStyle w:val="000000000000" w:firstRow="0" w:lastRow="0" w:firstColumn="0" w:lastColumn="0" w:oddVBand="0" w:evenVBand="0" w:oddHBand="0" w:evenHBand="0" w:firstRowFirstColumn="0" w:firstRowLastColumn="0" w:lastRowFirstColumn="0" w:lastRowLastColumn="0"/>
+                    <w:rPr>
+                      <w:rFonts w:ascii="Aptos Narrow" w:eastAsia="Times New Roman" w:hAnsi="Aptos Narrow" w:cs="Times New Roman"/>
+                      <w:color w:val="000000"/>
+                      <w:lang w:val="en-GB" w:eastAsia="en-GB"/>
+                    </w:rPr>
+                  </w:pPr>
+                  <w:r>
+                    <w:rPr>
+                      <w:rFonts w:ascii="Aptos Narrow" w:eastAsia="Times New Roman" w:hAnsi="Aptos Narrow" w:cs="Times New Roman"/>
+                      <w:color w:val="000000"/>
+                      <w:lang w:val="en-GB" w:eastAsia="en-GB"/>
+                    </w:rPr>
+                    <w:t>0</w:t>
+                  </w:r>
+                </w:p>
+              </w:tc>
+              <w:tc>
+                <w:tcPr>
+                  <w:tcW w:w="340" w:type="dxa"/>
+                  <w:noWrap/>
+                  <w:vAlign w:val="center"/>
+                  <w:hideMark/>
+                </w:tcPr>
+                <w:p>
+                  <w:pPr>
+                    <w:spacing w:before="0" w:line="276" w:lineRule="auto"/>
+                    <w:jc w:val="center"/>
+                    <w:cnfStyle w:val="000000000000" w:firstRow="0" w:lastRow="0" w:firstColumn="0" w:lastColumn="0" w:oddVBand="0" w:evenVBand="0" w:oddHBand="0" w:evenHBand="0" w:firstRowFirstColumn="0" w:firstRowLastColumn="0" w:lastRowFirstColumn="0" w:lastRowLastColumn="0"/>
+                    <w:rPr>
+                      <w:rFonts w:ascii="Aptos Narrow" w:eastAsia="Times New Roman" w:hAnsi="Aptos Narrow" w:cs="Times New Roman"/>
+                      <w:color w:val="000000"/>
+                      <w:lang w:val="en-GB" w:eastAsia="en-GB"/>
+                    </w:rPr>
+                  </w:pPr>
+                  <w:r>
+                    <w:rPr>
+                      <w:rFonts w:ascii="Aptos Narrow" w:eastAsia="Times New Roman" w:hAnsi="Aptos Narrow" w:cs="Times New Roman"/>
+                      <w:color w:val="000000"/>
+                      <w:lang w:val="en-GB" w:eastAsia="en-GB"/>
+                    </w:rPr>
+                    <w:t>1</w:t>
+                  </w:r>
+                </w:p>
+              </w:tc>
+              <w:tc>
+                <w:tcPr>
+                  <w:tcW w:w="340" w:type="dxa"/>
+                  <w:noWrap/>
+                  <w:vAlign w:val="center"/>
+                  <w:hideMark/>
+                </w:tcPr>
+                <w:p>
+                  <w:pPr>
+                    <w:spacing w:before="0" w:line="276" w:lineRule="auto"/>
+                    <w:jc w:val="center"/>
+                    <w:cnfStyle w:val="000000000000" w:firstRow="0" w:lastRow="0" w:firstColumn="0" w:lastColumn="0" w:oddVBand="0" w:evenVBand="0" w:oddHBand="0" w:evenHBand="0" w:firstRowFirstColumn="0" w:firstRowLastColumn="0" w:lastRowFirstColumn="0" w:lastRowLastColumn="0"/>
+                    <w:rPr>
+                      <w:rFonts w:ascii="Aptos Narrow" w:eastAsia="Times New Roman" w:hAnsi="Aptos Narrow" w:cs="Times New Roman"/>
+                      <w:b/>
+                      <w:bCs/>
+                      <w:color w:val="000000"/>
+                      <w:lang w:val="en-GB" w:eastAsia="en-GB"/>
+                    </w:rPr>
+                  </w:pPr>
+                  <w:r>
+                    <w:rPr>
+                      <w:rFonts w:ascii="Aptos Narrow" w:eastAsia="Times New Roman" w:hAnsi="Aptos Narrow" w:cs="Times New Roman"/>
+                      <w:b/>
+                      <w:bCs/>
+                      <w:color w:val="000000"/>
+                      <w:lang w:val="en-GB" w:eastAsia="en-GB"/>
+                    </w:rPr>
+                    <w:t>1</w:t>
+                  </w:r>
+                </w:p>
+              </w:tc>
+            </w:tr>
+          </w:tbl>
+          <w:p>
+            <w:pPr>
+              <w:autoSpaceDE w:val="0"/>
+              <w:autoSpaceDN w:val="0"/>
+              <w:adjustRightInd w:val="0"/>
+              <w:spacing w:line="276" w:lineRule="auto"/>
+              <w:jc w:val="center"/>
+              <w:rPr>
+                <w:rFonts w:ascii="Times New Roman" w:hAnsi="Times New Roman" w:cs="Times New Roman"/>
+                <w:b/>
+                <w:bCs/>
+                <w:color w:val="131413"/>
+                <w:lang w:val="en-US"/>
+              </w:rPr>
+            </w:pPr>
+          </w:p>
+        </w:tc>
+        <w:tc>
+          <w:tcPr>
+            <w:tcW w:w="3538" w:type="dxa"/>
+          </w:tcPr>
+          <w:p>
+            <w:pPr>
+              <w:autoSpaceDE w:val="0"/>
+              <w:autoSpaceDN w:val="0"/>
+              <w:adjustRightInd w:val="0"/>
+              <w:jc w:val="center"/>
+              <w:rPr>
+                <w:rFonts w:ascii="Times New Roman" w:hAnsi="Times New Roman" w:cs="Times New Roman"/>
+                <w:color w:val="131413"/>
+                <w:sz w:val="24"/>
+                <w:szCs w:val="24"/>
+                <w:lang w:val="en-US"/>
+              </w:rPr>
+            </w:pPr>
+            <w:r>
+              <w:rPr>
+                <w:rFonts w:ascii="Times New Roman" w:hAnsi="Times New Roman" w:cs="Times New Roman"/>
+                <w:noProof/>
+                <w:color w:val="131413"/>
+                <w:sz w:val="24"/>
+                <w:szCs w:val="24"/>
+                <w:lang w:val="en-US"/>
+              </w:rPr>
+              <w:drawing>
+                <wp:inline distT="0" distB="0" distL="0" distR="0" wp14:anchorId="43490963" wp14:editId="04C2AF53">
+                  <wp:extent cx="2192655" cy="1664876"/>
+                  <wp:effectExtent l="0" t="0" r="0" b="0"/>
+                  <wp:docPr id="167043450" name="Picture 1"/>
+                  <wp:cNvGraphicFramePr>
+                    <a:graphicFrameLocks xmlns:a="http://schemas.openxmlformats.org/drawingml/2006/main" noChangeAspect="1"/>
+                  </wp:cNvGraphicFramePr>
+                  <a:graphic xmlns:a="http://schemas.openxmlformats.org/drawingml/2006/main">
+                    <a:graphicData uri="http://schemas.openxmlformats.org/drawingml/2006/picture">
+                      <pic:pic xmlns:pic="http://schemas.openxmlformats.org/drawingml/2006/picture">
+                        <pic:nvPicPr>
+                          <pic:cNvPr id="167043450" name=""/>
+                          <pic:cNvPicPr/>
+                        </pic:nvPicPr>
+                        <pic:blipFill rotWithShape="1">
+                          <a:blip r:embed="rId10"/>
+                          <a:srcRect l="7458" t="6809" r="7170" b="7372"/>
+                          <a:stretch>
+                            <a:fillRect/>
+                          </a:stretch>
+                        </pic:blipFill>
+                        <pic:spPr bwMode="auto">
+                          <a:xfrm>
+                            <a:off x="0" y="0"/>
+                            <a:ext cx="2274817" cy="1727261"/>
+                          </a:xfrm>
+                          <a:prstGeom prst="rect">
+                            <a:avLst/>
+                          </a:prstGeom>
+                          <a:ln>
+                            <a:noFill/>
+                          </a:ln>
+                          <a:extLst>
+                            <a:ext uri="{53640926-AAD7-44D8-BBD7-CCE9431645EC}">
+                              <a14:shadowObscured xmlns:a14="http://schemas.microsoft.com/office/drawing/2010/main"/>
+                            </a:ext>
+                          </a:extLst>
+                        </pic:spPr>
+                      </pic:pic>
+                    </a:graphicData>
+                  </a:graphic>
+                </wp:inline>
+              </w:drawing>
+            </w:r>
+          </w:p>
+        </w:tc>
+      </w:tr>
+    </w:tbl>
     <w:p>
       <w:pPr>
-        <w:autoSpaceDE w:val="0"/>
-        <w:autoSpaceDN w:val="0"/>
-        <w:adjustRightInd w:val="0"/>
-        <w:spacing w:before="0" w:after="0" w:line="240" w:lineRule="auto"/>
-        <w:jc w:val="center"/>
         <w:rPr>
           <w:rFonts w:ascii="Times New Roman" w:hAnsi="Times New Roman" w:cs="Times New Roman"/>
           <w:color w:val="131413"/>
@@ -1139,14 +4146,7 @@
           <w:lang w:val="en-US"/>
         </w:rPr>
       </w:pPr>
-    </w:p>
-    <w:p>
-      <w:pPr>
-        <w:autoSpaceDE w:val="0"/>
-        <w:autoSpaceDN w:val="0"/>
-        <w:adjustRightInd w:val="0"/>
-        <w:spacing w:before="0" w:after="0" w:line="240" w:lineRule="auto"/>
-        <w:jc w:val="center"/>
+      <w:r>
         <w:rPr>
           <w:rFonts w:ascii="Times New Roman" w:hAnsi="Times New Roman" w:cs="Times New Roman"/>
           <w:color w:val="131413"/>
@@ -1154,39 +4154,8 @@
           <w:szCs w:val="24"/>
           <w:lang w:val="en-US"/>
         </w:rPr>
-      </w:pPr>
-    </w:p>
-    <w:p>
-      <w:pPr>
-        <w:autoSpaceDE w:val="0"/>
-        <w:autoSpaceDN w:val="0"/>
-        <w:adjustRightInd w:val="0"/>
-        <w:spacing w:before="0" w:after="0" w:line="240" w:lineRule="auto"/>
-        <w:jc w:val="center"/>
-        <w:rPr>
-          <w:rFonts w:ascii="Times New Roman" w:hAnsi="Times New Roman" w:cs="Times New Roman"/>
-          <w:color w:val="131413"/>
-          <w:sz w:val="24"/>
-          <w:szCs w:val="24"/>
-          <w:lang w:val="en-US"/>
-        </w:rPr>
-      </w:pPr>
-    </w:p>
-    <w:p>
-      <w:pPr>
-        <w:autoSpaceDE w:val="0"/>
-        <w:autoSpaceDN w:val="0"/>
-        <w:adjustRightInd w:val="0"/>
-        <w:spacing w:before="0" w:after="0" w:line="240" w:lineRule="auto"/>
-        <w:jc w:val="center"/>
-        <w:rPr>
-          <w:rFonts w:ascii="Times New Roman" w:hAnsi="Times New Roman" w:cs="Times New Roman"/>
-          <w:color w:val="131413"/>
-          <w:sz w:val="24"/>
-          <w:szCs w:val="24"/>
-          <w:lang w:val="en-US"/>
-        </w:rPr>
-      </w:pPr>
+        <w:br w:type="page"/>
+      </w:r>
     </w:p>
     <w:p>
       <w:pPr>
@@ -1250,9 +4219,9 @@
           <w:lang w:val="en-US"/>
         </w:rPr>
         <w:drawing>
-          <wp:inline distT="0" distB="0" distL="0" distR="0" wp14:anchorId="72B4976E" wp14:editId="15223C91">
-            <wp:extent cx="3086100" cy="2080260"/>
-            <wp:effectExtent l="0" t="0" r="0" b="0"/>
+          <wp:inline distT="0" distB="0" distL="0" distR="0" wp14:anchorId="72B4976E" wp14:editId="611CBB5C">
+            <wp:extent cx="2060386" cy="1388853"/>
+            <wp:effectExtent l="0" t="0" r="0" b="1905"/>
             <wp:docPr id="1" name="Resim 1"/>
             <wp:cNvGraphicFramePr>
               <a:graphicFrameLocks xmlns:a="http://schemas.openxmlformats.org/drawingml/2006/main" noChangeAspect="1"/>
@@ -1267,7 +4236,7 @@
                     </pic:cNvPicPr>
                   </pic:nvPicPr>
                   <pic:blipFill>
-                    <a:blip r:embed="rId9">
+                    <a:blip r:embed="rId11">
                       <a:extLst>
                         <a:ext uri="{28A0092B-C50C-407E-A947-70E740481C1C}">
                           <a14:useLocalDpi xmlns:a14="http://schemas.microsoft.com/office/drawing/2010/main" val="0"/>
@@ -1282,7 +4251,7 @@
                   <pic:spPr bwMode="auto">
                     <a:xfrm>
                       <a:off x="0" y="0"/>
-                      <a:ext cx="3086100" cy="2080260"/>
+                      <a:ext cx="2069038" cy="1394685"/>
                     </a:xfrm>
                     <a:prstGeom prst="rect">
                       <a:avLst/>
@@ -1353,8 +4322,6 @@
         <w:rPr>
           <w:rFonts w:ascii="Times New Roman" w:hAnsi="Times New Roman" w:cs="Times New Roman"/>
           <w:color w:val="131413"/>
-          <w:sz w:val="24"/>
-          <w:szCs w:val="24"/>
           <w:lang w:val="en-US"/>
         </w:rPr>
       </w:pPr>
@@ -1380,27 +4347,29 @@
               <w:rPr>
                 <w:rFonts w:ascii="Courier New" w:eastAsia="Times New Roman" w:hAnsi="Courier New" w:cs="Courier New"/>
                 <w:color w:val="000000"/>
-                <w:sz w:val="24"/>
-                <w:szCs w:val="24"/>
+                <w:sz w:val="22"/>
+                <w:szCs w:val="22"/>
                 <w:lang w:val="en-US"/>
               </w:rPr>
             </w:pPr>
+            <w:proofErr w:type="gramStart"/>
             <w:r>
               <w:rPr>
                 <w:rFonts w:ascii="Courier New" w:eastAsia="Times New Roman" w:hAnsi="Courier New" w:cs="Courier New"/>
                 <w:color w:val="AF00DB"/>
-                <w:sz w:val="24"/>
-                <w:szCs w:val="24"/>
+                <w:sz w:val="22"/>
+                <w:szCs w:val="22"/>
                 <w:lang w:val="en-US"/>
               </w:rPr>
               <w:t>import</w:t>
             </w:r>
-            <w:r>
-              <w:rPr>
-                <w:rFonts w:ascii="Courier New" w:eastAsia="Times New Roman" w:hAnsi="Courier New" w:cs="Courier New"/>
-                <w:color w:val="000000"/>
-                <w:sz w:val="24"/>
-                <w:szCs w:val="24"/>
+            <w:proofErr w:type="gramEnd"/>
+            <w:r>
+              <w:rPr>
+                <w:rFonts w:ascii="Courier New" w:eastAsia="Times New Roman" w:hAnsi="Courier New" w:cs="Courier New"/>
+                <w:color w:val="000000"/>
+                <w:sz w:val="22"/>
+                <w:szCs w:val="22"/>
                 <w:lang w:val="en-US"/>
               </w:rPr>
               <w:t> </w:t>
@@ -1410,8 +4379,8 @@
               <w:rPr>
                 <w:rFonts w:ascii="Courier New" w:eastAsia="Times New Roman" w:hAnsi="Courier New" w:cs="Courier New"/>
                 <w:color w:val="000000"/>
-                <w:sz w:val="24"/>
-                <w:szCs w:val="24"/>
+                <w:sz w:val="22"/>
+                <w:szCs w:val="22"/>
                 <w:lang w:val="en-US"/>
               </w:rPr>
               <w:t>networkx</w:t>
@@ -1421,8 +4390,8 @@
               <w:rPr>
                 <w:rFonts w:ascii="Courier New" w:eastAsia="Times New Roman" w:hAnsi="Courier New" w:cs="Courier New"/>
                 <w:color w:val="000000"/>
-                <w:sz w:val="24"/>
-                <w:szCs w:val="24"/>
+                <w:sz w:val="22"/>
+                <w:szCs w:val="22"/>
                 <w:lang w:val="en-US"/>
               </w:rPr>
               <w:t> </w:t>
@@ -1431,8 +4400,8 @@
               <w:rPr>
                 <w:rFonts w:ascii="Courier New" w:eastAsia="Times New Roman" w:hAnsi="Courier New" w:cs="Courier New"/>
                 <w:color w:val="AF00DB"/>
-                <w:sz w:val="24"/>
-                <w:szCs w:val="24"/>
+                <w:sz w:val="22"/>
+                <w:szCs w:val="22"/>
                 <w:lang w:val="en-US"/>
               </w:rPr>
               <w:t>as</w:t>
@@ -1441,8 +4410,8 @@
               <w:rPr>
                 <w:rFonts w:ascii="Courier New" w:eastAsia="Times New Roman" w:hAnsi="Courier New" w:cs="Courier New"/>
                 <w:color w:val="000000"/>
-                <w:sz w:val="24"/>
-                <w:szCs w:val="24"/>
+                <w:sz w:val="22"/>
+                <w:szCs w:val="22"/>
                 <w:lang w:val="en-US"/>
               </w:rPr>
               <w:t> </w:t>
@@ -1452,8 +4421,8 @@
               <w:rPr>
                 <w:rFonts w:ascii="Courier New" w:eastAsia="Times New Roman" w:hAnsi="Courier New" w:cs="Courier New"/>
                 <w:color w:val="000000"/>
-                <w:sz w:val="24"/>
-                <w:szCs w:val="24"/>
+                <w:sz w:val="22"/>
+                <w:szCs w:val="22"/>
                 <w:lang w:val="en-US"/>
               </w:rPr>
               <w:t>nx</w:t>
@@ -1463,8 +4432,8 @@
               <w:rPr>
                 <w:rFonts w:ascii="Courier New" w:eastAsia="Times New Roman" w:hAnsi="Courier New" w:cs="Courier New"/>
                 <w:color w:val="000000"/>
-                <w:sz w:val="24"/>
-                <w:szCs w:val="24"/>
+                <w:sz w:val="22"/>
+                <w:szCs w:val="22"/>
                 <w:lang w:val="en-US"/>
               </w:rPr>
               <w:t> </w:t>
@@ -1477,8 +4446,8 @@
               <w:rPr>
                 <w:rFonts w:ascii="Courier New" w:eastAsia="Times New Roman" w:hAnsi="Courier New" w:cs="Courier New"/>
                 <w:color w:val="000000"/>
-                <w:sz w:val="24"/>
-                <w:szCs w:val="24"/>
+                <w:sz w:val="22"/>
+                <w:szCs w:val="22"/>
                 <w:lang w:val="en-US"/>
               </w:rPr>
             </w:pPr>
@@ -1486,8 +4455,8 @@
               <w:rPr>
                 <w:rFonts w:ascii="Courier New" w:eastAsia="Times New Roman" w:hAnsi="Courier New" w:cs="Courier New"/>
                 <w:color w:val="AF00DB"/>
-                <w:sz w:val="24"/>
-                <w:szCs w:val="24"/>
+                <w:sz w:val="22"/>
+                <w:szCs w:val="22"/>
                 <w:lang w:val="en-US"/>
               </w:rPr>
               <w:t>import</w:t>
@@ -1496,8 +4465,8 @@
               <w:rPr>
                 <w:rFonts w:ascii="Courier New" w:eastAsia="Times New Roman" w:hAnsi="Courier New" w:cs="Courier New"/>
                 <w:color w:val="000000"/>
-                <w:sz w:val="24"/>
-                <w:szCs w:val="24"/>
+                <w:sz w:val="22"/>
+                <w:szCs w:val="22"/>
                 <w:lang w:val="en-US"/>
               </w:rPr>
               <w:t> </w:t>
@@ -1507,8 +4476,8 @@
               <w:rPr>
                 <w:rFonts w:ascii="Courier New" w:eastAsia="Times New Roman" w:hAnsi="Courier New" w:cs="Courier New"/>
                 <w:color w:val="000000"/>
-                <w:sz w:val="24"/>
-                <w:szCs w:val="24"/>
+                <w:sz w:val="22"/>
+                <w:szCs w:val="22"/>
                 <w:lang w:val="en-US"/>
               </w:rPr>
               <w:t>matplotlib.pyplot</w:t>
@@ -1518,8 +4487,8 @@
               <w:rPr>
                 <w:rFonts w:ascii="Courier New" w:eastAsia="Times New Roman" w:hAnsi="Courier New" w:cs="Courier New"/>
                 <w:color w:val="000000"/>
-                <w:sz w:val="24"/>
-                <w:szCs w:val="24"/>
+                <w:sz w:val="22"/>
+                <w:szCs w:val="22"/>
                 <w:lang w:val="en-US"/>
               </w:rPr>
               <w:t> </w:t>
@@ -1528,8 +4497,8 @@
               <w:rPr>
                 <w:rFonts w:ascii="Courier New" w:eastAsia="Times New Roman" w:hAnsi="Courier New" w:cs="Courier New"/>
                 <w:color w:val="AF00DB"/>
-                <w:sz w:val="24"/>
-                <w:szCs w:val="24"/>
+                <w:sz w:val="22"/>
+                <w:szCs w:val="22"/>
                 <w:lang w:val="en-US"/>
               </w:rPr>
               <w:t>as</w:t>
@@ -1538,8 +4507,8 @@
               <w:rPr>
                 <w:rFonts w:ascii="Courier New" w:eastAsia="Times New Roman" w:hAnsi="Courier New" w:cs="Courier New"/>
                 <w:color w:val="000000"/>
-                <w:sz w:val="24"/>
-                <w:szCs w:val="24"/>
+                <w:sz w:val="22"/>
+                <w:szCs w:val="22"/>
                 <w:lang w:val="en-US"/>
               </w:rPr>
               <w:t> </w:t>
@@ -1549,8 +4518,8 @@
               <w:rPr>
                 <w:rFonts w:ascii="Courier New" w:eastAsia="Times New Roman" w:hAnsi="Courier New" w:cs="Courier New"/>
                 <w:color w:val="000000"/>
-                <w:sz w:val="24"/>
-                <w:szCs w:val="24"/>
+                <w:sz w:val="22"/>
+                <w:szCs w:val="22"/>
                 <w:lang w:val="en-US"/>
               </w:rPr>
               <w:t>plt</w:t>
@@ -1560,8 +4529,8 @@
               <w:rPr>
                 <w:rFonts w:ascii="Courier New" w:eastAsia="Times New Roman" w:hAnsi="Courier New" w:cs="Courier New"/>
                 <w:color w:val="000000"/>
-                <w:sz w:val="24"/>
-                <w:szCs w:val="24"/>
+                <w:sz w:val="22"/>
+                <w:szCs w:val="22"/>
                 <w:lang w:val="en-US"/>
               </w:rPr>
               <w:t> </w:t>
@@ -1574,8 +4543,8 @@
               <w:rPr>
                 <w:rFonts w:ascii="Courier New" w:eastAsia="Times New Roman" w:hAnsi="Courier New" w:cs="Courier New"/>
                 <w:color w:val="000000"/>
-                <w:sz w:val="24"/>
-                <w:szCs w:val="24"/>
+                <w:sz w:val="22"/>
+                <w:szCs w:val="22"/>
                 <w:lang w:val="en-US"/>
               </w:rPr>
             </w:pPr>
@@ -1586,29 +4555,29 @@
               <w:spacing w:line="285" w:lineRule="atLeast"/>
               <w:rPr>
                 <w:rFonts w:ascii="Courier New" w:eastAsia="Times New Roman" w:hAnsi="Courier New" w:cs="Courier New"/>
-                <w:color w:val="000000"/>
-                <w:sz w:val="24"/>
-                <w:szCs w:val="24"/>
+                <w:color w:val="0070C0"/>
+                <w:sz w:val="22"/>
+                <w:szCs w:val="22"/>
                 <w:lang w:val="en-US"/>
               </w:rPr>
             </w:pPr>
             <w:r>
               <w:rPr>
                 <w:rFonts w:ascii="Courier New" w:eastAsia="Times New Roman" w:hAnsi="Courier New" w:cs="Courier New"/>
-                <w:color w:val="000000"/>
-                <w:sz w:val="24"/>
-                <w:szCs w:val="24"/>
-                <w:lang w:val="en-US"/>
-              </w:rPr>
-              <w:t>G = </w:t>
+                <w:color w:val="0070C0"/>
+                <w:sz w:val="22"/>
+                <w:szCs w:val="22"/>
+                <w:lang w:val="en-US"/>
+              </w:rPr>
+              <w:t xml:space="preserve">G = </w:t>
             </w:r>
             <w:proofErr w:type="spellStart"/>
             <w:r>
               <w:rPr>
                 <w:rFonts w:ascii="Courier New" w:eastAsia="Times New Roman" w:hAnsi="Courier New" w:cs="Courier New"/>
-                <w:color w:val="000000"/>
-                <w:sz w:val="24"/>
-                <w:szCs w:val="24"/>
+                <w:color w:val="0070C0"/>
+                <w:sz w:val="22"/>
+                <w:szCs w:val="22"/>
                 <w:lang w:val="en-US"/>
               </w:rPr>
               <w:t>nx.Graph</w:t>
@@ -1617,12 +4586,12 @@
             <w:r>
               <w:rPr>
                 <w:rFonts w:ascii="Courier New" w:eastAsia="Times New Roman" w:hAnsi="Courier New" w:cs="Courier New"/>
-                <w:color w:val="000000"/>
-                <w:sz w:val="24"/>
-                <w:szCs w:val="24"/>
-                <w:lang w:val="en-US"/>
-              </w:rPr>
-              <w:t>() </w:t>
+                <w:color w:val="0070C0"/>
+                <w:sz w:val="22"/>
+                <w:szCs w:val="22"/>
+                <w:lang w:val="en-US"/>
+              </w:rPr>
+              <w:t>()</w:t>
             </w:r>
           </w:p>
           <w:p>
@@ -1631,9 +4600,169 @@
               <w:spacing w:line="285" w:lineRule="atLeast"/>
               <w:rPr>
                 <w:rFonts w:ascii="Courier New" w:eastAsia="Times New Roman" w:hAnsi="Courier New" w:cs="Courier New"/>
-                <w:color w:val="000000"/>
-                <w:sz w:val="24"/>
-                <w:szCs w:val="24"/>
+                <w:color w:val="0070C0"/>
+                <w:sz w:val="22"/>
+                <w:szCs w:val="22"/>
+                <w:lang w:val="en-US"/>
+              </w:rPr>
+            </w:pPr>
+            <w:r>
+              <w:rPr>
+                <w:rFonts w:ascii="Courier New" w:eastAsia="Times New Roman" w:hAnsi="Courier New" w:cs="Courier New"/>
+                <w:color w:val="0070C0"/>
+                <w:sz w:val="22"/>
+                <w:szCs w:val="22"/>
+                <w:lang w:val="en-US"/>
+              </w:rPr>
+              <w:t>edges = [</w:t>
+            </w:r>
+          </w:p>
+          <w:p>
+            <w:pPr>
+              <w:shd w:val="clear" w:color="auto" w:fill="FFFFFE"/>
+              <w:spacing w:line="285" w:lineRule="atLeast"/>
+              <w:rPr>
+                <w:rFonts w:ascii="Courier New" w:eastAsia="Times New Roman" w:hAnsi="Courier New" w:cs="Courier New"/>
+                <w:color w:val="0070C0"/>
+                <w:sz w:val="22"/>
+                <w:szCs w:val="22"/>
+                <w:lang w:val="en-US"/>
+              </w:rPr>
+            </w:pPr>
+            <w:r>
+              <w:rPr>
+                <w:rFonts w:ascii="Courier New" w:eastAsia="Times New Roman" w:hAnsi="Courier New" w:cs="Courier New"/>
+                <w:color w:val="0070C0"/>
+                <w:sz w:val="22"/>
+                <w:szCs w:val="22"/>
+                <w:lang w:val="en-US"/>
+              </w:rPr>
+              <w:t xml:space="preserve">    ('A', 'C'), ('A', 'F'), ('F', 'H'), ('C', 'D'),</w:t>
+            </w:r>
+          </w:p>
+          <w:p>
+            <w:pPr>
+              <w:shd w:val="clear" w:color="auto" w:fill="FFFFFE"/>
+              <w:spacing w:line="285" w:lineRule="atLeast"/>
+              <w:rPr>
+                <w:rFonts w:ascii="Courier New" w:eastAsia="Times New Roman" w:hAnsi="Courier New" w:cs="Courier New"/>
+                <w:color w:val="0070C0"/>
+                <w:sz w:val="22"/>
+                <w:szCs w:val="22"/>
+                <w:lang w:val="en-US"/>
+              </w:rPr>
+            </w:pPr>
+            <w:r>
+              <w:rPr>
+                <w:rFonts w:ascii="Courier New" w:eastAsia="Times New Roman" w:hAnsi="Courier New" w:cs="Courier New"/>
+                <w:color w:val="0070C0"/>
+                <w:sz w:val="22"/>
+                <w:szCs w:val="22"/>
+                <w:lang w:val="en-US"/>
+              </w:rPr>
+              <w:t xml:space="preserve">    ('C', 'F'), ('C', 'H'), ('D', 'H'), ('D', 'E'),</w:t>
+            </w:r>
+          </w:p>
+          <w:p>
+            <w:pPr>
+              <w:shd w:val="clear" w:color="auto" w:fill="FFFFFE"/>
+              <w:spacing w:line="285" w:lineRule="atLeast"/>
+              <w:rPr>
+                <w:rFonts w:ascii="Courier New" w:eastAsia="Times New Roman" w:hAnsi="Courier New" w:cs="Courier New"/>
+                <w:color w:val="0070C0"/>
+                <w:sz w:val="22"/>
+                <w:szCs w:val="22"/>
+                <w:lang w:val="en-US"/>
+              </w:rPr>
+            </w:pPr>
+            <w:r>
+              <w:rPr>
+                <w:rFonts w:ascii="Courier New" w:eastAsia="Times New Roman" w:hAnsi="Courier New" w:cs="Courier New"/>
+                <w:color w:val="0070C0"/>
+                <w:sz w:val="22"/>
+                <w:szCs w:val="22"/>
+                <w:lang w:val="en-US"/>
+              </w:rPr>
+              <w:t xml:space="preserve">    ('D', 'B'), ('E', 'F'), ('E', 'B'), ('E', 'H')]</w:t>
+            </w:r>
+          </w:p>
+          <w:p>
+            <w:pPr>
+              <w:shd w:val="clear" w:color="auto" w:fill="FFFFFE"/>
+              <w:spacing w:line="285" w:lineRule="atLeast"/>
+              <w:rPr>
+                <w:rFonts w:ascii="Courier New" w:eastAsia="Times New Roman" w:hAnsi="Courier New" w:cs="Courier New"/>
+                <w:color w:val="0070C0"/>
+                <w:sz w:val="22"/>
+                <w:szCs w:val="22"/>
+                <w:lang w:val="en-US"/>
+              </w:rPr>
+            </w:pPr>
+            <w:r>
+              <w:rPr>
+                <w:rFonts w:ascii="Courier New" w:eastAsia="Times New Roman" w:hAnsi="Courier New" w:cs="Courier New"/>
+                <w:color w:val="0070C0"/>
+                <w:sz w:val="22"/>
+                <w:szCs w:val="22"/>
+                <w:lang w:val="en-US"/>
+              </w:rPr>
+              <w:t>for edge in edges:</w:t>
+            </w:r>
+          </w:p>
+          <w:p>
+            <w:pPr>
+              <w:shd w:val="clear" w:color="auto" w:fill="FFFFFE"/>
+              <w:spacing w:line="285" w:lineRule="atLeast"/>
+              <w:rPr>
+                <w:rFonts w:ascii="Courier New" w:eastAsia="Times New Roman" w:hAnsi="Courier New" w:cs="Courier New"/>
+                <w:color w:val="0070C0"/>
+                <w:sz w:val="22"/>
+                <w:szCs w:val="22"/>
+                <w:lang w:val="en-US"/>
+              </w:rPr>
+            </w:pPr>
+            <w:r>
+              <w:rPr>
+                <w:rFonts w:ascii="Courier New" w:eastAsia="Times New Roman" w:hAnsi="Courier New" w:cs="Courier New"/>
+                <w:color w:val="0070C0"/>
+                <w:sz w:val="22"/>
+                <w:szCs w:val="22"/>
+                <w:lang w:val="en-US"/>
+              </w:rPr>
+              <w:t xml:space="preserve">    </w:t>
+            </w:r>
+            <w:proofErr w:type="spellStart"/>
+            <w:r>
+              <w:rPr>
+                <w:rFonts w:ascii="Courier New" w:eastAsia="Times New Roman" w:hAnsi="Courier New" w:cs="Courier New"/>
+                <w:color w:val="0070C0"/>
+                <w:sz w:val="22"/>
+                <w:szCs w:val="22"/>
+                <w:lang w:val="en-US"/>
+              </w:rPr>
+              <w:t>G.add_edge</w:t>
+            </w:r>
+            <w:proofErr w:type="spellEnd"/>
+            <w:r>
+              <w:rPr>
+                <w:rFonts w:ascii="Courier New" w:eastAsia="Times New Roman" w:hAnsi="Courier New" w:cs="Courier New"/>
+                <w:color w:val="0070C0"/>
+                <w:sz w:val="22"/>
+                <w:szCs w:val="22"/>
+                <w:lang w:val="en-US"/>
+              </w:rPr>
+              <w:t>(*edge)</w:t>
+            </w:r>
+          </w:p>
+          <w:p>
+            <w:pPr>
+              <w:shd w:val="clear" w:color="auto" w:fill="FFFFFE"/>
+              <w:spacing w:line="285" w:lineRule="atLeast"/>
+              <w:rPr>
+                <w:rFonts w:ascii="Courier New" w:eastAsia="Times New Roman" w:hAnsi="Courier New" w:cs="Courier New"/>
+                <w:color w:val="0070C0"/>
+                <w:sz w:val="22"/>
+                <w:szCs w:val="22"/>
                 <w:lang w:val="en-US"/>
               </w:rPr>
             </w:pPr>
@@ -1644,9 +4773,9 @@
               <w:spacing w:line="285" w:lineRule="atLeast"/>
               <w:rPr>
                 <w:rFonts w:ascii="Courier New" w:eastAsia="Times New Roman" w:hAnsi="Courier New" w:cs="Courier New"/>
-                <w:color w:val="000000"/>
-                <w:sz w:val="24"/>
-                <w:szCs w:val="24"/>
+                <w:color w:val="0070C0"/>
+                <w:sz w:val="22"/>
+                <w:szCs w:val="22"/>
                 <w:lang w:val="en-US"/>
               </w:rPr>
             </w:pPr>
@@ -1654,63 +4783,45 @@
             <w:r>
               <w:rPr>
                 <w:rFonts w:ascii="Courier New" w:eastAsia="Times New Roman" w:hAnsi="Courier New" w:cs="Courier New"/>
-                <w:color w:val="000000"/>
-                <w:sz w:val="24"/>
-                <w:szCs w:val="24"/>
-                <w:lang w:val="en-US"/>
-              </w:rPr>
-              <w:t>G.add_edge</w:t>
+                <w:color w:val="0070C0"/>
+                <w:sz w:val="22"/>
+                <w:szCs w:val="22"/>
+                <w:lang w:val="en-US"/>
+              </w:rPr>
+              <w:t>graph_pos</w:t>
             </w:r>
             <w:proofErr w:type="spellEnd"/>
             <w:r>
               <w:rPr>
                 <w:rFonts w:ascii="Courier New" w:eastAsia="Times New Roman" w:hAnsi="Courier New" w:cs="Courier New"/>
-                <w:color w:val="000000"/>
-                <w:sz w:val="24"/>
-                <w:szCs w:val="24"/>
-                <w:lang w:val="en-US"/>
-              </w:rPr>
-              <w:t>(</w:t>
-            </w:r>
-            <w:r>
-              <w:rPr>
-                <w:rFonts w:ascii="Courier New" w:eastAsia="Times New Roman" w:hAnsi="Courier New" w:cs="Courier New"/>
-                <w:color w:val="09885A"/>
-                <w:sz w:val="24"/>
-                <w:szCs w:val="24"/>
-                <w:lang w:val="en-US"/>
-              </w:rPr>
-              <w:t>0</w:t>
-            </w:r>
-            <w:r>
-              <w:rPr>
-                <w:rFonts w:ascii="Courier New" w:eastAsia="Times New Roman" w:hAnsi="Courier New" w:cs="Courier New"/>
-                <w:color w:val="000000"/>
-                <w:sz w:val="24"/>
-                <w:szCs w:val="24"/>
-                <w:lang w:val="en-US"/>
-              </w:rPr>
-              <w:t>, </w:t>
-            </w:r>
-            <w:r>
-              <w:rPr>
-                <w:rFonts w:ascii="Courier New" w:eastAsia="Times New Roman" w:hAnsi="Courier New" w:cs="Courier New"/>
-                <w:color w:val="09885A"/>
-                <w:sz w:val="24"/>
-                <w:szCs w:val="24"/>
-                <w:lang w:val="en-US"/>
-              </w:rPr>
-              <w:t>2</w:t>
-            </w:r>
-            <w:r>
-              <w:rPr>
-                <w:rFonts w:ascii="Courier New" w:eastAsia="Times New Roman" w:hAnsi="Courier New" w:cs="Courier New"/>
-                <w:color w:val="000000"/>
-                <w:sz w:val="24"/>
-                <w:szCs w:val="24"/>
-                <w:lang w:val="en-US"/>
-              </w:rPr>
-              <w:t>) </w:t>
+                <w:color w:val="0070C0"/>
+                <w:sz w:val="22"/>
+                <w:szCs w:val="22"/>
+                <w:lang w:val="en-US"/>
+              </w:rPr>
+              <w:t xml:space="preserve"> = </w:t>
+            </w:r>
+            <w:proofErr w:type="spellStart"/>
+            <w:r>
+              <w:rPr>
+                <w:rFonts w:ascii="Courier New" w:eastAsia="Times New Roman" w:hAnsi="Courier New" w:cs="Courier New"/>
+                <w:color w:val="0070C0"/>
+                <w:sz w:val="22"/>
+                <w:szCs w:val="22"/>
+                <w:lang w:val="en-US"/>
+              </w:rPr>
+              <w:t>nx.spring_layout</w:t>
+            </w:r>
+            <w:proofErr w:type="spellEnd"/>
+            <w:r>
+              <w:rPr>
+                <w:rFonts w:ascii="Courier New" w:eastAsia="Times New Roman" w:hAnsi="Courier New" w:cs="Courier New"/>
+                <w:color w:val="0070C0"/>
+                <w:sz w:val="22"/>
+                <w:szCs w:val="22"/>
+                <w:lang w:val="en-US"/>
+              </w:rPr>
+              <w:t>(G)</w:t>
             </w:r>
           </w:p>
           <w:p>
@@ -1719,9 +4830,9 @@
               <w:spacing w:line="285" w:lineRule="atLeast"/>
               <w:rPr>
                 <w:rFonts w:ascii="Courier New" w:eastAsia="Times New Roman" w:hAnsi="Courier New" w:cs="Courier New"/>
-                <w:color w:val="000000"/>
-                <w:sz w:val="24"/>
-                <w:szCs w:val="24"/>
+                <w:color w:val="0070C0"/>
+                <w:sz w:val="22"/>
+                <w:szCs w:val="22"/>
                 <w:lang w:val="en-US"/>
               </w:rPr>
             </w:pPr>
@@ -1729,63 +4840,23 @@
             <w:r>
               <w:rPr>
                 <w:rFonts w:ascii="Courier New" w:eastAsia="Times New Roman" w:hAnsi="Courier New" w:cs="Courier New"/>
-                <w:color w:val="000000"/>
-                <w:sz w:val="24"/>
-                <w:szCs w:val="24"/>
-                <w:lang w:val="en-US"/>
-              </w:rPr>
-              <w:t>G.add_edge</w:t>
+                <w:color w:val="0070C0"/>
+                <w:sz w:val="22"/>
+                <w:szCs w:val="22"/>
+                <w:lang w:val="en-US"/>
+              </w:rPr>
+              <w:t>label_pos</w:t>
             </w:r>
             <w:proofErr w:type="spellEnd"/>
             <w:r>
               <w:rPr>
                 <w:rFonts w:ascii="Courier New" w:eastAsia="Times New Roman" w:hAnsi="Courier New" w:cs="Courier New"/>
-                <w:color w:val="000000"/>
-                <w:sz w:val="24"/>
-                <w:szCs w:val="24"/>
-                <w:lang w:val="en-US"/>
-              </w:rPr>
-              <w:t>(</w:t>
-            </w:r>
-            <w:r>
-              <w:rPr>
-                <w:rFonts w:ascii="Courier New" w:eastAsia="Times New Roman" w:hAnsi="Courier New" w:cs="Courier New"/>
-                <w:color w:val="09885A"/>
-                <w:sz w:val="24"/>
-                <w:szCs w:val="24"/>
-                <w:lang w:val="en-US"/>
-              </w:rPr>
-              <w:t>1</w:t>
-            </w:r>
-            <w:r>
-              <w:rPr>
-                <w:rFonts w:ascii="Courier New" w:eastAsia="Times New Roman" w:hAnsi="Courier New" w:cs="Courier New"/>
-                <w:color w:val="000000"/>
-                <w:sz w:val="24"/>
-                <w:szCs w:val="24"/>
-                <w:lang w:val="en-US"/>
-              </w:rPr>
-              <w:t>, </w:t>
-            </w:r>
-            <w:r>
-              <w:rPr>
-                <w:rFonts w:ascii="Courier New" w:eastAsia="Times New Roman" w:hAnsi="Courier New" w:cs="Courier New"/>
-                <w:color w:val="09885A"/>
-                <w:sz w:val="24"/>
-                <w:szCs w:val="24"/>
-                <w:lang w:val="en-US"/>
-              </w:rPr>
-              <w:t>2</w:t>
-            </w:r>
-            <w:r>
-              <w:rPr>
-                <w:rFonts w:ascii="Courier New" w:eastAsia="Times New Roman" w:hAnsi="Courier New" w:cs="Courier New"/>
-                <w:color w:val="000000"/>
-                <w:sz w:val="24"/>
-                <w:szCs w:val="24"/>
-                <w:lang w:val="en-US"/>
-              </w:rPr>
-              <w:t>) </w:t>
+                <w:color w:val="0070C0"/>
+                <w:sz w:val="22"/>
+                <w:szCs w:val="22"/>
+                <w:lang w:val="en-US"/>
+              </w:rPr>
+              <w:t xml:space="preserve"> = {node: [pos[0] + 0.03, pos[1] + 0.04] </w:t>
             </w:r>
           </w:p>
           <w:p>
@@ -1794,74 +4865,46 @@
               <w:spacing w:line="285" w:lineRule="atLeast"/>
               <w:rPr>
                 <w:rFonts w:ascii="Courier New" w:eastAsia="Times New Roman" w:hAnsi="Courier New" w:cs="Courier New"/>
-                <w:color w:val="000000"/>
-                <w:sz w:val="24"/>
-                <w:szCs w:val="24"/>
+                <w:color w:val="0070C0"/>
+                <w:sz w:val="22"/>
+                <w:szCs w:val="22"/>
                 <w:lang w:val="en-US"/>
               </w:rPr>
             </w:pPr>
+            <w:r>
+              <w:rPr>
+                <w:rFonts w:ascii="Courier New" w:eastAsia="Times New Roman" w:hAnsi="Courier New" w:cs="Courier New"/>
+                <w:color w:val="0070C0"/>
+                <w:sz w:val="22"/>
+                <w:szCs w:val="22"/>
+                <w:lang w:val="en-US"/>
+              </w:rPr>
+              <w:t xml:space="preserve">             for node, pos in </w:t>
+            </w:r>
             <w:proofErr w:type="spellStart"/>
             <w:r>
               <w:rPr>
                 <w:rFonts w:ascii="Courier New" w:eastAsia="Times New Roman" w:hAnsi="Courier New" w:cs="Courier New"/>
-                <w:color w:val="000000"/>
-                <w:sz w:val="24"/>
-                <w:szCs w:val="24"/>
-                <w:lang w:val="en-US"/>
-              </w:rPr>
-              <w:t>G.add_edge</w:t>
+                <w:color w:val="0070C0"/>
+                <w:sz w:val="22"/>
+                <w:szCs w:val="22"/>
+                <w:lang w:val="en-US"/>
+              </w:rPr>
+              <w:t>graph_pos.items</w:t>
             </w:r>
             <w:proofErr w:type="spellEnd"/>
-            <w:r>
-              <w:rPr>
-                <w:rFonts w:ascii="Courier New" w:eastAsia="Times New Roman" w:hAnsi="Courier New" w:cs="Courier New"/>
-                <w:color w:val="000000"/>
-                <w:sz w:val="24"/>
-                <w:szCs w:val="24"/>
-                <w:lang w:val="en-US"/>
-              </w:rPr>
-              <w:t>(</w:t>
-            </w:r>
-            <w:r>
-              <w:rPr>
-                <w:rFonts w:ascii="Courier New" w:eastAsia="Times New Roman" w:hAnsi="Courier New" w:cs="Courier New"/>
-                <w:color w:val="09885A"/>
-                <w:sz w:val="24"/>
-                <w:szCs w:val="24"/>
-                <w:lang w:val="en-US"/>
-              </w:rPr>
-              <w:t>1</w:t>
-            </w:r>
-            <w:r>
-              <w:rPr>
-                <w:rFonts w:ascii="Courier New" w:eastAsia="Times New Roman" w:hAnsi="Courier New" w:cs="Courier New"/>
-                <w:color w:val="000000"/>
-                <w:sz w:val="24"/>
-                <w:szCs w:val="24"/>
-                <w:lang w:val="en-US"/>
-              </w:rPr>
-              <w:t>, </w:t>
-            </w:r>
-            <w:r>
-              <w:rPr>
-                <w:rFonts w:ascii="Courier New" w:eastAsia="Times New Roman" w:hAnsi="Courier New" w:cs="Courier New"/>
-                <w:color w:val="09885A"/>
-                <w:sz w:val="24"/>
-                <w:szCs w:val="24"/>
-                <w:lang w:val="en-US"/>
-              </w:rPr>
-              <w:t>3</w:t>
-            </w:r>
-            <w:r>
-              <w:rPr>
-                <w:rFonts w:ascii="Courier New" w:eastAsia="Times New Roman" w:hAnsi="Courier New" w:cs="Courier New"/>
-                <w:color w:val="000000"/>
-                <w:sz w:val="24"/>
-                <w:szCs w:val="24"/>
-                <w:lang w:val="en-US"/>
-              </w:rPr>
-              <w:t>) </w:t>
-            </w:r>
+            <w:proofErr w:type="gramStart"/>
+            <w:r>
+              <w:rPr>
+                <w:rFonts w:ascii="Courier New" w:eastAsia="Times New Roman" w:hAnsi="Courier New" w:cs="Courier New"/>
+                <w:color w:val="0070C0"/>
+                <w:sz w:val="22"/>
+                <w:szCs w:val="22"/>
+                <w:lang w:val="en-US"/>
+              </w:rPr>
+              <w:t>()}</w:t>
+            </w:r>
+            <w:proofErr w:type="gramEnd"/>
           </w:p>
           <w:p>
             <w:pPr>
@@ -1869,9 +4912,9 @@
               <w:spacing w:line="285" w:lineRule="atLeast"/>
               <w:rPr>
                 <w:rFonts w:ascii="Courier New" w:eastAsia="Times New Roman" w:hAnsi="Courier New" w:cs="Courier New"/>
-                <w:color w:val="000000"/>
-                <w:sz w:val="24"/>
-                <w:szCs w:val="24"/>
+                <w:color w:val="0070C0"/>
+                <w:sz w:val="22"/>
+                <w:szCs w:val="22"/>
                 <w:lang w:val="en-US"/>
               </w:rPr>
             </w:pPr>
@@ -1879,63 +4922,23 @@
             <w:r>
               <w:rPr>
                 <w:rFonts w:ascii="Courier New" w:eastAsia="Times New Roman" w:hAnsi="Courier New" w:cs="Courier New"/>
-                <w:color w:val="000000"/>
-                <w:sz w:val="24"/>
-                <w:szCs w:val="24"/>
-                <w:lang w:val="en-US"/>
-              </w:rPr>
-              <w:t>G.add_edge</w:t>
+                <w:color w:val="0070C0"/>
+                <w:sz w:val="22"/>
+                <w:szCs w:val="22"/>
+                <w:lang w:val="en-US"/>
+              </w:rPr>
+              <w:t>nx.draw_networkx</w:t>
             </w:r>
             <w:proofErr w:type="spellEnd"/>
             <w:r>
               <w:rPr>
                 <w:rFonts w:ascii="Courier New" w:eastAsia="Times New Roman" w:hAnsi="Courier New" w:cs="Courier New"/>
-                <w:color w:val="000000"/>
-                <w:sz w:val="24"/>
-                <w:szCs w:val="24"/>
+                <w:color w:val="0070C0"/>
+                <w:sz w:val="22"/>
+                <w:szCs w:val="22"/>
                 <w:lang w:val="en-US"/>
               </w:rPr>
               <w:t>(</w:t>
-            </w:r>
-            <w:r>
-              <w:rPr>
-                <w:rFonts w:ascii="Courier New" w:eastAsia="Times New Roman" w:hAnsi="Courier New" w:cs="Courier New"/>
-                <w:color w:val="09885A"/>
-                <w:sz w:val="24"/>
-                <w:szCs w:val="24"/>
-                <w:lang w:val="en-US"/>
-              </w:rPr>
-              <w:t>5</w:t>
-            </w:r>
-            <w:r>
-              <w:rPr>
-                <w:rFonts w:ascii="Courier New" w:eastAsia="Times New Roman" w:hAnsi="Courier New" w:cs="Courier New"/>
-                <w:color w:val="000000"/>
-                <w:sz w:val="24"/>
-                <w:szCs w:val="24"/>
-                <w:lang w:val="en-US"/>
-              </w:rPr>
-              <w:t>, </w:t>
-            </w:r>
-            <w:r>
-              <w:rPr>
-                <w:rFonts w:ascii="Courier New" w:eastAsia="Times New Roman" w:hAnsi="Courier New" w:cs="Courier New"/>
-                <w:color w:val="09885A"/>
-                <w:sz w:val="24"/>
-                <w:szCs w:val="24"/>
-                <w:lang w:val="en-US"/>
-              </w:rPr>
-              <w:t>3</w:t>
-            </w:r>
-            <w:r>
-              <w:rPr>
-                <w:rFonts w:ascii="Courier New" w:eastAsia="Times New Roman" w:hAnsi="Courier New" w:cs="Courier New"/>
-                <w:color w:val="000000"/>
-                <w:sz w:val="24"/>
-                <w:szCs w:val="24"/>
-                <w:lang w:val="en-US"/>
-              </w:rPr>
-              <w:t>) </w:t>
             </w:r>
           </w:p>
           <w:p>
@@ -1944,73 +4947,65 @@
               <w:spacing w:line="285" w:lineRule="atLeast"/>
               <w:rPr>
                 <w:rFonts w:ascii="Courier New" w:eastAsia="Times New Roman" w:hAnsi="Courier New" w:cs="Courier New"/>
-                <w:color w:val="000000"/>
-                <w:sz w:val="24"/>
-                <w:szCs w:val="24"/>
+                <w:color w:val="0070C0"/>
+                <w:sz w:val="22"/>
+                <w:szCs w:val="22"/>
                 <w:lang w:val="en-US"/>
               </w:rPr>
             </w:pPr>
+            <w:r>
+              <w:rPr>
+                <w:rFonts w:ascii="Courier New" w:eastAsia="Times New Roman" w:hAnsi="Courier New" w:cs="Courier New"/>
+                <w:color w:val="0070C0"/>
+                <w:sz w:val="22"/>
+                <w:szCs w:val="22"/>
+                <w:lang w:val="en-US"/>
+              </w:rPr>
+              <w:t xml:space="preserve">    G, pos=</w:t>
+            </w:r>
             <w:proofErr w:type="spellStart"/>
             <w:r>
               <w:rPr>
                 <w:rFonts w:ascii="Courier New" w:eastAsia="Times New Roman" w:hAnsi="Courier New" w:cs="Courier New"/>
-                <w:color w:val="000000"/>
-                <w:sz w:val="24"/>
-                <w:szCs w:val="24"/>
-                <w:lang w:val="en-US"/>
-              </w:rPr>
-              <w:t>G.add_edge</w:t>
+                <w:color w:val="0070C0"/>
+                <w:sz w:val="22"/>
+                <w:szCs w:val="22"/>
+                <w:lang w:val="en-US"/>
+              </w:rPr>
+              <w:t>graph_pos</w:t>
             </w:r>
             <w:proofErr w:type="spellEnd"/>
             <w:r>
               <w:rPr>
                 <w:rFonts w:ascii="Courier New" w:eastAsia="Times New Roman" w:hAnsi="Courier New" w:cs="Courier New"/>
-                <w:color w:val="000000"/>
-                <w:sz w:val="24"/>
-                <w:szCs w:val="24"/>
-                <w:lang w:val="en-US"/>
-              </w:rPr>
-              <w:t>(</w:t>
-            </w:r>
-            <w:r>
-              <w:rPr>
-                <w:rFonts w:ascii="Courier New" w:eastAsia="Times New Roman" w:hAnsi="Courier New" w:cs="Courier New"/>
-                <w:color w:val="09885A"/>
-                <w:sz w:val="24"/>
-                <w:szCs w:val="24"/>
-                <w:lang w:val="en-US"/>
-              </w:rPr>
-              <w:t>3</w:t>
-            </w:r>
-            <w:r>
-              <w:rPr>
-                <w:rFonts w:ascii="Courier New" w:eastAsia="Times New Roman" w:hAnsi="Courier New" w:cs="Courier New"/>
-                <w:color w:val="000000"/>
-                <w:sz w:val="24"/>
-                <w:szCs w:val="24"/>
-                <w:lang w:val="en-US"/>
-              </w:rPr>
-              <w:t>, </w:t>
-            </w:r>
-            <w:r>
-              <w:rPr>
-                <w:rFonts w:ascii="Courier New" w:eastAsia="Times New Roman" w:hAnsi="Courier New" w:cs="Courier New"/>
-                <w:color w:val="09885A"/>
-                <w:sz w:val="24"/>
-                <w:szCs w:val="24"/>
-                <w:lang w:val="en-US"/>
-              </w:rPr>
-              <w:t>4</w:t>
-            </w:r>
-            <w:r>
-              <w:rPr>
-                <w:rFonts w:ascii="Courier New" w:eastAsia="Times New Roman" w:hAnsi="Courier New" w:cs="Courier New"/>
-                <w:color w:val="000000"/>
-                <w:sz w:val="24"/>
-                <w:szCs w:val="24"/>
-                <w:lang w:val="en-US"/>
-              </w:rPr>
-              <w:t>) </w:t>
+                <w:color w:val="0070C0"/>
+                <w:sz w:val="22"/>
+                <w:szCs w:val="22"/>
+                <w:lang w:val="en-US"/>
+              </w:rPr>
+              <w:t xml:space="preserve">, </w:t>
+            </w:r>
+            <w:proofErr w:type="spellStart"/>
+            <w:r>
+              <w:rPr>
+                <w:rFonts w:ascii="Courier New" w:eastAsia="Times New Roman" w:hAnsi="Courier New" w:cs="Courier New"/>
+                <w:color w:val="0070C0"/>
+                <w:sz w:val="22"/>
+                <w:szCs w:val="22"/>
+                <w:lang w:val="en-US"/>
+              </w:rPr>
+              <w:t>node_color</w:t>
+            </w:r>
+            <w:proofErr w:type="spellEnd"/>
+            <w:r>
+              <w:rPr>
+                <w:rFonts w:ascii="Courier New" w:eastAsia="Times New Roman" w:hAnsi="Courier New" w:cs="Courier New"/>
+                <w:color w:val="0070C0"/>
+                <w:sz w:val="22"/>
+                <w:szCs w:val="22"/>
+                <w:lang w:val="en-US"/>
+              </w:rPr>
+              <w:t xml:space="preserve">='black', </w:t>
             </w:r>
           </w:p>
           <w:p>
@@ -2019,73 +5014,65 @@
               <w:spacing w:line="285" w:lineRule="atLeast"/>
               <w:rPr>
                 <w:rFonts w:ascii="Courier New" w:eastAsia="Times New Roman" w:hAnsi="Courier New" w:cs="Courier New"/>
-                <w:color w:val="000000"/>
-                <w:sz w:val="24"/>
-                <w:szCs w:val="24"/>
+                <w:color w:val="0070C0"/>
+                <w:sz w:val="22"/>
+                <w:szCs w:val="22"/>
                 <w:lang w:val="en-US"/>
               </w:rPr>
             </w:pPr>
+            <w:r>
+              <w:rPr>
+                <w:rFonts w:ascii="Courier New" w:eastAsia="Times New Roman" w:hAnsi="Courier New" w:cs="Courier New"/>
+                <w:color w:val="0070C0"/>
+                <w:sz w:val="22"/>
+                <w:szCs w:val="22"/>
+                <w:lang w:val="en-US"/>
+              </w:rPr>
+              <w:t xml:space="preserve">    </w:t>
+            </w:r>
             <w:proofErr w:type="spellStart"/>
             <w:r>
               <w:rPr>
                 <w:rFonts w:ascii="Courier New" w:eastAsia="Times New Roman" w:hAnsi="Courier New" w:cs="Courier New"/>
-                <w:color w:val="000000"/>
-                <w:sz w:val="24"/>
-                <w:szCs w:val="24"/>
-                <w:lang w:val="en-US"/>
-              </w:rPr>
-              <w:t>G.add_edge</w:t>
+                <w:color w:val="0070C0"/>
+                <w:sz w:val="22"/>
+                <w:szCs w:val="22"/>
+                <w:lang w:val="en-US"/>
+              </w:rPr>
+              <w:t>node_size</w:t>
             </w:r>
             <w:proofErr w:type="spellEnd"/>
             <w:r>
               <w:rPr>
                 <w:rFonts w:ascii="Courier New" w:eastAsia="Times New Roman" w:hAnsi="Courier New" w:cs="Courier New"/>
-                <w:color w:val="000000"/>
-                <w:sz w:val="24"/>
-                <w:szCs w:val="24"/>
-                <w:lang w:val="en-US"/>
-              </w:rPr>
-              <w:t>(</w:t>
-            </w:r>
-            <w:r>
-              <w:rPr>
-                <w:rFonts w:ascii="Courier New" w:eastAsia="Times New Roman" w:hAnsi="Courier New" w:cs="Courier New"/>
-                <w:color w:val="09885A"/>
-                <w:sz w:val="24"/>
-                <w:szCs w:val="24"/>
-                <w:lang w:val="en-US"/>
-              </w:rPr>
-              <w:t>1</w:t>
-            </w:r>
-            <w:r>
-              <w:rPr>
-                <w:rFonts w:ascii="Courier New" w:eastAsia="Times New Roman" w:hAnsi="Courier New" w:cs="Courier New"/>
-                <w:color w:val="000000"/>
-                <w:sz w:val="24"/>
-                <w:szCs w:val="24"/>
-                <w:lang w:val="en-US"/>
-              </w:rPr>
-              <w:t>, </w:t>
-            </w:r>
-            <w:r>
-              <w:rPr>
-                <w:rFonts w:ascii="Courier New" w:eastAsia="Times New Roman" w:hAnsi="Courier New" w:cs="Courier New"/>
-                <w:color w:val="09885A"/>
-                <w:sz w:val="24"/>
-                <w:szCs w:val="24"/>
-                <w:lang w:val="en-US"/>
-              </w:rPr>
-              <w:t>0</w:t>
-            </w:r>
-            <w:r>
-              <w:rPr>
-                <w:rFonts w:ascii="Courier New" w:eastAsia="Times New Roman" w:hAnsi="Courier New" w:cs="Courier New"/>
-                <w:color w:val="000000"/>
-                <w:sz w:val="24"/>
-                <w:szCs w:val="24"/>
-                <w:lang w:val="en-US"/>
-              </w:rPr>
-              <w:t>) </w:t>
+                <w:color w:val="0070C0"/>
+                <w:sz w:val="22"/>
+                <w:szCs w:val="22"/>
+                <w:lang w:val="en-US"/>
+              </w:rPr>
+              <w:t xml:space="preserve">=100, </w:t>
+            </w:r>
+            <w:proofErr w:type="spellStart"/>
+            <w:r>
+              <w:rPr>
+                <w:rFonts w:ascii="Courier New" w:eastAsia="Times New Roman" w:hAnsi="Courier New" w:cs="Courier New"/>
+                <w:color w:val="0070C0"/>
+                <w:sz w:val="22"/>
+                <w:szCs w:val="22"/>
+                <w:lang w:val="en-US"/>
+              </w:rPr>
+              <w:t>with_labels</w:t>
+            </w:r>
+            <w:proofErr w:type="spellEnd"/>
+            <w:r>
+              <w:rPr>
+                <w:rFonts w:ascii="Courier New" w:eastAsia="Times New Roman" w:hAnsi="Courier New" w:cs="Courier New"/>
+                <w:color w:val="0070C0"/>
+                <w:sz w:val="22"/>
+                <w:szCs w:val="22"/>
+                <w:lang w:val="en-US"/>
+              </w:rPr>
+              <w:t>=False)</w:t>
             </w:r>
           </w:p>
           <w:p>
@@ -2094,12 +5081,34 @@
               <w:spacing w:line="285" w:lineRule="atLeast"/>
               <w:rPr>
                 <w:rFonts w:ascii="Courier New" w:eastAsia="Times New Roman" w:hAnsi="Courier New" w:cs="Courier New"/>
-                <w:color w:val="000000"/>
-                <w:sz w:val="24"/>
-                <w:szCs w:val="24"/>
+                <w:color w:val="0070C0"/>
+                <w:sz w:val="22"/>
+                <w:szCs w:val="22"/>
                 <w:lang w:val="en-US"/>
               </w:rPr>
             </w:pPr>
+            <w:proofErr w:type="spellStart"/>
+            <w:r>
+              <w:rPr>
+                <w:rFonts w:ascii="Courier New" w:eastAsia="Times New Roman" w:hAnsi="Courier New" w:cs="Courier New"/>
+                <w:color w:val="0070C0"/>
+                <w:sz w:val="22"/>
+                <w:szCs w:val="22"/>
+                <w:lang w:val="en-US"/>
+              </w:rPr>
+              <w:t>nx.draw_networkx_labels</w:t>
+            </w:r>
+            <w:proofErr w:type="spellEnd"/>
+            <w:r>
+              <w:rPr>
+                <w:rFonts w:ascii="Courier New" w:eastAsia="Times New Roman" w:hAnsi="Courier New" w:cs="Courier New"/>
+                <w:color w:val="0070C0"/>
+                <w:sz w:val="22"/>
+                <w:szCs w:val="22"/>
+                <w:lang w:val="en-US"/>
+              </w:rPr>
+              <w:t>(</w:t>
+            </w:r>
           </w:p>
           <w:p>
             <w:pPr>
@@ -2107,33 +5116,65 @@
               <w:spacing w:line="285" w:lineRule="atLeast"/>
               <w:rPr>
                 <w:rFonts w:ascii="Courier New" w:eastAsia="Times New Roman" w:hAnsi="Courier New" w:cs="Courier New"/>
-                <w:color w:val="000000"/>
-                <w:sz w:val="24"/>
-                <w:szCs w:val="24"/>
+                <w:color w:val="0070C0"/>
+                <w:sz w:val="22"/>
+                <w:szCs w:val="22"/>
                 <w:lang w:val="en-US"/>
               </w:rPr>
             </w:pPr>
+            <w:r>
+              <w:rPr>
+                <w:rFonts w:ascii="Courier New" w:eastAsia="Times New Roman" w:hAnsi="Courier New" w:cs="Courier New"/>
+                <w:color w:val="0070C0"/>
+                <w:sz w:val="22"/>
+                <w:szCs w:val="22"/>
+                <w:lang w:val="en-US"/>
+              </w:rPr>
+              <w:t xml:space="preserve">    G, </w:t>
+            </w:r>
             <w:proofErr w:type="spellStart"/>
             <w:r>
               <w:rPr>
                 <w:rFonts w:ascii="Courier New" w:eastAsia="Times New Roman" w:hAnsi="Courier New" w:cs="Courier New"/>
-                <w:color w:val="000000"/>
-                <w:sz w:val="24"/>
-                <w:szCs w:val="24"/>
-                <w:lang w:val="en-US"/>
-              </w:rPr>
-              <w:t>nx.draw_networkx</w:t>
+                <w:color w:val="0070C0"/>
+                <w:sz w:val="22"/>
+                <w:szCs w:val="22"/>
+                <w:lang w:val="en-US"/>
+              </w:rPr>
+              <w:t>font_size</w:t>
             </w:r>
             <w:proofErr w:type="spellEnd"/>
             <w:r>
               <w:rPr>
                 <w:rFonts w:ascii="Courier New" w:eastAsia="Times New Roman" w:hAnsi="Courier New" w:cs="Courier New"/>
-                <w:color w:val="000000"/>
-                <w:sz w:val="24"/>
-                <w:szCs w:val="24"/>
-                <w:lang w:val="en-US"/>
-              </w:rPr>
-              <w:t>(G) </w:t>
+                <w:color w:val="0070C0"/>
+                <w:sz w:val="22"/>
+                <w:szCs w:val="22"/>
+                <w:lang w:val="en-US"/>
+              </w:rPr>
+              <w:t xml:space="preserve">=14, </w:t>
+            </w:r>
+            <w:proofErr w:type="spellStart"/>
+            <w:r>
+              <w:rPr>
+                <w:rFonts w:ascii="Courier New" w:eastAsia="Times New Roman" w:hAnsi="Courier New" w:cs="Courier New"/>
+                <w:color w:val="0070C0"/>
+                <w:sz w:val="22"/>
+                <w:szCs w:val="22"/>
+                <w:lang w:val="en-US"/>
+              </w:rPr>
+              <w:t>font_family</w:t>
+            </w:r>
+            <w:proofErr w:type="spellEnd"/>
+            <w:r>
+              <w:rPr>
+                <w:rFonts w:ascii="Courier New" w:eastAsia="Times New Roman" w:hAnsi="Courier New" w:cs="Courier New"/>
+                <w:color w:val="0070C0"/>
+                <w:sz w:val="22"/>
+                <w:szCs w:val="22"/>
+                <w:lang w:val="en-US"/>
+              </w:rPr>
+              <w:t xml:space="preserve">='Times New Roman', </w:t>
             </w:r>
           </w:p>
           <w:p>
@@ -2142,34 +5183,79 @@
               <w:spacing w:line="285" w:lineRule="atLeast"/>
               <w:rPr>
                 <w:rFonts w:ascii="Courier New" w:eastAsia="Times New Roman" w:hAnsi="Courier New" w:cs="Courier New"/>
-                <w:color w:val="000000"/>
-                <w:sz w:val="24"/>
-                <w:szCs w:val="24"/>
+                <w:color w:val="0070C0"/>
+                <w:sz w:val="22"/>
+                <w:szCs w:val="22"/>
                 <w:lang w:val="en-US"/>
               </w:rPr>
             </w:pPr>
+            <w:r>
+              <w:rPr>
+                <w:rFonts w:ascii="Courier New" w:eastAsia="Times New Roman" w:hAnsi="Courier New" w:cs="Courier New"/>
+                <w:color w:val="0070C0"/>
+                <w:sz w:val="22"/>
+                <w:szCs w:val="22"/>
+                <w:lang w:val="en-US"/>
+              </w:rPr>
+              <w:t xml:space="preserve">    </w:t>
+            </w:r>
             <w:proofErr w:type="spellStart"/>
             <w:r>
               <w:rPr>
                 <w:rFonts w:ascii="Courier New" w:eastAsia="Times New Roman" w:hAnsi="Courier New" w:cs="Courier New"/>
-                <w:color w:val="000000"/>
-                <w:sz w:val="24"/>
-                <w:szCs w:val="24"/>
-                <w:lang w:val="en-US"/>
-              </w:rPr>
-              <w:t>plt.show</w:t>
+                <w:color w:val="0070C0"/>
+                <w:sz w:val="22"/>
+                <w:szCs w:val="22"/>
+                <w:lang w:val="en-US"/>
+              </w:rPr>
+              <w:t>font_weight</w:t>
             </w:r>
             <w:proofErr w:type="spellEnd"/>
             <w:r>
               <w:rPr>
                 <w:rFonts w:ascii="Courier New" w:eastAsia="Times New Roman" w:hAnsi="Courier New" w:cs="Courier New"/>
-                <w:color w:val="000000"/>
-                <w:sz w:val="24"/>
-                <w:szCs w:val="24"/>
-                <w:lang w:val="en-US"/>
-              </w:rPr>
-              <w:t>()</w:t>
-            </w:r>
+                <w:color w:val="0070C0"/>
+                <w:sz w:val="22"/>
+                <w:szCs w:val="22"/>
+                <w:lang w:val="en-US"/>
+              </w:rPr>
+              <w:t>='bold', pos=</w:t>
+            </w:r>
+            <w:proofErr w:type="spellStart"/>
+            <w:r>
+              <w:rPr>
+                <w:rFonts w:ascii="Courier New" w:eastAsia="Times New Roman" w:hAnsi="Courier New" w:cs="Courier New"/>
+                <w:color w:val="0070C0"/>
+                <w:sz w:val="22"/>
+                <w:szCs w:val="22"/>
+                <w:lang w:val="en-US"/>
+              </w:rPr>
+              <w:t>label_pos</w:t>
+            </w:r>
+            <w:proofErr w:type="spellEnd"/>
+            <w:r>
+              <w:rPr>
+                <w:rFonts w:ascii="Courier New" w:eastAsia="Times New Roman" w:hAnsi="Courier New" w:cs="Courier New"/>
+                <w:color w:val="0070C0"/>
+                <w:sz w:val="22"/>
+                <w:szCs w:val="22"/>
+                <w:lang w:val="en-US"/>
+              </w:rPr>
+              <w:t>)</w:t>
+            </w:r>
+          </w:p>
+          <w:p>
+            <w:pPr>
+              <w:shd w:val="clear" w:color="auto" w:fill="FFFFFE"/>
+              <w:spacing w:line="285" w:lineRule="atLeast"/>
+              <w:rPr>
+                <w:rFonts w:ascii="Courier New" w:eastAsia="Times New Roman" w:hAnsi="Courier New" w:cs="Courier New"/>
+                <w:color w:val="000000"/>
+                <w:sz w:val="22"/>
+                <w:szCs w:val="22"/>
+                <w:lang w:val="en-US"/>
+              </w:rPr>
+            </w:pPr>
           </w:p>
           <w:p>
             <w:pPr>
@@ -2184,6 +5270,28 @@
                 <w:lang w:val="en-US"/>
               </w:rPr>
             </w:pPr>
+            <w:proofErr w:type="spellStart"/>
+            <w:r>
+              <w:rPr>
+                <w:rFonts w:ascii="Courier New" w:eastAsia="Times New Roman" w:hAnsi="Courier New" w:cs="Courier New"/>
+                <w:color w:val="0070C0"/>
+                <w:sz w:val="22"/>
+                <w:szCs w:val="22"/>
+                <w:lang w:val="en-US"/>
+              </w:rPr>
+              <w:t>plt.show</w:t>
+            </w:r>
+            <w:proofErr w:type="spellEnd"/>
+            <w:r>
+              <w:rPr>
+                <w:rFonts w:ascii="Courier New" w:eastAsia="Times New Roman" w:hAnsi="Courier New" w:cs="Courier New"/>
+                <w:color w:val="0070C0"/>
+                <w:sz w:val="22"/>
+                <w:szCs w:val="22"/>
+                <w:lang w:val="en-US"/>
+              </w:rPr>
+              <w:t>()</w:t>
+            </w:r>
           </w:p>
         </w:tc>
       </w:tr>
@@ -2193,15 +5301,114 @@
         <w:autoSpaceDE w:val="0"/>
         <w:autoSpaceDN w:val="0"/>
         <w:adjustRightInd w:val="0"/>
-        <w:spacing w:before="0" w:after="0" w:line="240" w:lineRule="auto"/>
+        <w:spacing w:after="0" w:line="240" w:lineRule="auto"/>
+        <w:jc w:val="center"/>
         <w:rPr>
           <w:rFonts w:ascii="Times New Roman" w:hAnsi="Times New Roman" w:cs="Times New Roman"/>
+          <w:b/>
+          <w:bCs/>
+          <w:noProof/>
+          <w:color w:val="0070C0"/>
+          <w:sz w:val="24"/>
+          <w:szCs w:val="24"/>
+          <w:lang w:val="en-US"/>
+        </w:rPr>
+      </w:pPr>
+      <w:r>
+        <w:rPr>
+          <w:rFonts w:ascii="Times New Roman" w:hAnsi="Times New Roman" w:cs="Times New Roman"/>
+          <w:b/>
+          <w:bCs/>
+          <w:noProof/>
+          <w:color w:val="0070C0"/>
+          <w:sz w:val="24"/>
+          <w:szCs w:val="24"/>
+          <w:lang w:val="en-US"/>
+        </w:rPr>
+        <w:t>Resulting Graph:</w:t>
+      </w:r>
+    </w:p>
+    <w:p>
+      <w:pPr>
+        <w:autoSpaceDE w:val="0"/>
+        <w:autoSpaceDN w:val="0"/>
+        <w:adjustRightInd w:val="0"/>
+        <w:spacing w:after="0" w:line="240" w:lineRule="auto"/>
+        <w:jc w:val="center"/>
+        <w:rPr>
+          <w:rFonts w:ascii="Times New Roman" w:hAnsi="Times New Roman" w:cs="Times New Roman"/>
+          <w:noProof/>
           <w:color w:val="131413"/>
           <w:sz w:val="24"/>
           <w:szCs w:val="24"/>
           <w:lang w:val="en-US"/>
         </w:rPr>
       </w:pPr>
+      <w:r>
+        <w:rPr>
+          <w:rFonts w:ascii="Times New Roman" w:hAnsi="Times New Roman" w:cs="Times New Roman"/>
+          <w:noProof/>
+          <w:color w:val="131413"/>
+          <w:sz w:val="24"/>
+          <w:szCs w:val="24"/>
+          <w:lang w:val="en-US"/>
+        </w:rPr>
+        <w:drawing>
+          <wp:inline distT="0" distB="0" distL="0" distR="0" wp14:anchorId="51B35CFC" wp14:editId="072092CC">
+            <wp:extent cx="2425148" cy="1924742"/>
+            <wp:effectExtent l="0" t="0" r="0" b="0"/>
+            <wp:docPr id="705046465" name="Picture 1"/>
+            <wp:cNvGraphicFramePr>
+              <a:graphicFrameLocks xmlns:a="http://schemas.openxmlformats.org/drawingml/2006/main" noChangeAspect="1"/>
+            </wp:cNvGraphicFramePr>
+            <a:graphic xmlns:a="http://schemas.openxmlformats.org/drawingml/2006/main">
+              <a:graphicData uri="http://schemas.openxmlformats.org/drawingml/2006/picture">
+                <pic:pic xmlns:pic="http://schemas.openxmlformats.org/drawingml/2006/picture">
+                  <pic:nvPicPr>
+                    <pic:cNvPr id="705046465" name=""/>
+                    <pic:cNvPicPr/>
+                  </pic:nvPicPr>
+                  <pic:blipFill rotWithShape="1">
+                    <a:blip r:embed="rId12"/>
+                    <a:srcRect l="8793" t="2909" r="6974" b="8586"/>
+                    <a:stretch>
+                      <a:fillRect/>
+                    </a:stretch>
+                  </pic:blipFill>
+                  <pic:spPr bwMode="auto">
+                    <a:xfrm>
+                      <a:off x="0" y="0"/>
+                      <a:ext cx="2487313" cy="1974080"/>
+                    </a:xfrm>
+                    <a:prstGeom prst="rect">
+                      <a:avLst/>
+                    </a:prstGeom>
+                    <a:ln>
+                      <a:noFill/>
+                    </a:ln>
+                    <a:extLst>
+                      <a:ext uri="{53640926-AAD7-44D8-BBD7-CCE9431645EC}">
+                        <a14:shadowObscured xmlns:a14="http://schemas.microsoft.com/office/drawing/2010/main"/>
+                      </a:ext>
+                    </a:extLst>
+                  </pic:spPr>
+                </pic:pic>
+              </a:graphicData>
+            </a:graphic>
+          </wp:inline>
+        </w:drawing>
+      </w:r>
+      <w:r>
+        <w:rPr>
+          <w:rFonts w:ascii="Times New Roman" w:hAnsi="Times New Roman" w:cs="Times New Roman"/>
+          <w:noProof/>
+          <w:color w:val="131413"/>
+          <w:sz w:val="24"/>
+          <w:szCs w:val="24"/>
+          <w:lang w:val="en-US"/>
+        </w:rPr>
+        <w:br w:type="page"/>
+      </w:r>
     </w:p>
     <w:p>
       <w:pPr>
@@ -2227,6 +5434,7 @@
           <w:szCs w:val="24"/>
           <w:lang w:val="en-US"/>
         </w:rPr>
+        <w:lastRenderedPageBreak/>
         <w:t xml:space="preserve">4. </w:t>
       </w:r>
       <w:r>
@@ -2275,7 +5483,7 @@
               <w:spacing w:line="285" w:lineRule="atLeast"/>
               <w:rPr>
                 <w:rFonts w:ascii="Courier New" w:eastAsia="Times New Roman" w:hAnsi="Courier New" w:cs="Courier New"/>
-                <w:color w:val="000000"/>
+                <w:color w:val="0070C0"/>
                 <w:sz w:val="21"/>
                 <w:szCs w:val="21"/>
                 <w:lang w:val="en-US"/>
@@ -2302,6 +5510,68 @@
                 <w:lang w:val="en-US"/>
               </w:rPr>
               <w:t>(G)</w:t>
+            </w:r>
+            <w:r>
+              <w:rPr>
+                <w:rFonts w:ascii="Courier New" w:eastAsia="Times New Roman" w:hAnsi="Courier New" w:cs="Courier New"/>
+                <w:b/>
+                <w:bCs/>
+                <w:color w:val="000000"/>
+                <w:sz w:val="21"/>
+                <w:szCs w:val="21"/>
+                <w:lang w:val="en-US"/>
+              </w:rPr>
+              <w:t xml:space="preserve"> </w:t>
+            </w:r>
+            <w:r>
+              <w:rPr>
+                <w:rFonts w:ascii="Courier New" w:eastAsia="Times New Roman" w:hAnsi="Courier New" w:cs="Courier New"/>
+                <w:b/>
+                <w:bCs/>
+                <w:color w:val="0070C0"/>
+                <w:lang w:val="en-US"/>
+              </w:rPr>
+              <w:t>=</w:t>
+            </w:r>
+            <w:proofErr w:type="gramStart"/>
+            <w:r>
+              <w:rPr>
+                <w:rFonts w:ascii="Courier New" w:eastAsia="Times New Roman" w:hAnsi="Courier New" w:cs="Courier New"/>
+                <w:b/>
+                <w:bCs/>
+                <w:color w:val="0070C0"/>
+                <w:lang w:val="en-US"/>
+              </w:rPr>
+              <w:t>=</w:t>
+            </w:r>
+            <w:r>
+              <w:rPr>
+                <w:rFonts w:ascii="Courier New" w:eastAsia="Times New Roman" w:hAnsi="Courier New" w:cs="Courier New"/>
+                <w:color w:val="0070C0"/>
+                <w:lang w:val="en-US"/>
+              </w:rPr>
+              <w:t xml:space="preserve"> </w:t>
+            </w:r>
+            <w:r>
+              <w:rPr>
+                <w:rFonts w:ascii="Courier New" w:eastAsia="Times New Roman" w:hAnsi="Courier New" w:cs="Courier New"/>
+                <w:b/>
+                <w:bCs/>
+                <w:color w:val="0070C0"/>
+                <w:lang w:val="en-US"/>
+              </w:rPr>
+              <w:t>{'</w:t>
+            </w:r>
+            <w:proofErr w:type="gramEnd"/>
+            <w:r>
+              <w:rPr>
+                <w:rFonts w:ascii="Courier New" w:eastAsia="Times New Roman" w:hAnsi="Courier New" w:cs="Courier New"/>
+                <w:b/>
+                <w:bCs/>
+                <w:color w:val="0070C0"/>
+                <w:lang w:val="en-US"/>
+              </w:rPr>
+              <w:t>A':3, 'C':2, 'F':2, 'H':2, 'D':2, 'E':2, 'B':3}</w:t>
             </w:r>
           </w:p>
           <w:p>
@@ -2338,6 +5608,26 @@
               </w:rPr>
               <w:t>(G)</w:t>
             </w:r>
+            <w:r>
+              <w:rPr>
+                <w:rFonts w:ascii="Courier New" w:eastAsia="Times New Roman" w:hAnsi="Courier New" w:cs="Courier New"/>
+                <w:color w:val="000000"/>
+                <w:sz w:val="21"/>
+                <w:szCs w:val="21"/>
+                <w:lang w:val="en-US"/>
+              </w:rPr>
+              <w:t xml:space="preserve"> </w:t>
+            </w:r>
+            <w:r>
+              <w:rPr>
+                <w:rFonts w:ascii="Courier New" w:eastAsia="Times New Roman" w:hAnsi="Courier New" w:cs="Courier New"/>
+                <w:b/>
+                <w:bCs/>
+                <w:color w:val="0070C0"/>
+                <w:lang w:val="en-US"/>
+              </w:rPr>
+              <w:t>== 3</w:t>
+            </w:r>
           </w:p>
           <w:p>
             <w:pPr>
@@ -2345,7 +5635,7 @@
               <w:spacing w:line="285" w:lineRule="atLeast"/>
               <w:rPr>
                 <w:rFonts w:ascii="Courier New" w:eastAsia="Times New Roman" w:hAnsi="Courier New" w:cs="Courier New"/>
-                <w:color w:val="000000"/>
+                <w:color w:val="0070C0"/>
                 <w:sz w:val="21"/>
                 <w:szCs w:val="21"/>
                 <w:lang w:val="en-US"/>
@@ -2372,6 +5662,26 @@
                 <w:lang w:val="en-US"/>
               </w:rPr>
               <w:t>(G)</w:t>
+            </w:r>
+            <w:r>
+              <w:rPr>
+                <w:rFonts w:ascii="Courier New" w:eastAsia="Times New Roman" w:hAnsi="Courier New" w:cs="Courier New"/>
+                <w:color w:val="000000"/>
+                <w:sz w:val="21"/>
+                <w:szCs w:val="21"/>
+                <w:lang w:val="en-US"/>
+              </w:rPr>
+              <w:t xml:space="preserve"> </w:t>
+            </w:r>
+            <w:r>
+              <w:rPr>
+                <w:rFonts w:ascii="Courier New" w:eastAsia="Times New Roman" w:hAnsi="Courier New" w:cs="Courier New"/>
+                <w:b/>
+                <w:bCs/>
+                <w:color w:val="0070C0"/>
+                <w:lang w:val="en-US"/>
+              </w:rPr>
+              <w:t>== 2</w:t>
             </w:r>
           </w:p>
           <w:p>
@@ -2408,6 +5718,26 @@
               </w:rPr>
               <w:t>(G)</w:t>
             </w:r>
+            <w:r>
+              <w:rPr>
+                <w:rFonts w:ascii="Courier New" w:eastAsia="Times New Roman" w:hAnsi="Courier New" w:cs="Courier New"/>
+                <w:color w:val="000000"/>
+                <w:sz w:val="21"/>
+                <w:szCs w:val="21"/>
+                <w:lang w:val="en-US"/>
+              </w:rPr>
+              <w:t xml:space="preserve"> </w:t>
+            </w:r>
+            <w:r>
+              <w:rPr>
+                <w:rFonts w:ascii="Courier New" w:eastAsia="Times New Roman" w:hAnsi="Courier New" w:cs="Courier New"/>
+                <w:b/>
+                <w:bCs/>
+                <w:color w:val="0070C0"/>
+                <w:lang w:val="en-US"/>
+              </w:rPr>
+              <w:t>== ['A', 'B']</w:t>
+            </w:r>
           </w:p>
           <w:p>
             <w:pPr>
@@ -2442,6 +5772,26 @@
                 <w:lang w:val="en-US"/>
               </w:rPr>
               <w:t>(G)</w:t>
+            </w:r>
+            <w:r>
+              <w:rPr>
+                <w:rFonts w:ascii="Courier New" w:eastAsia="Times New Roman" w:hAnsi="Courier New" w:cs="Courier New"/>
+                <w:color w:val="000000"/>
+                <w:sz w:val="21"/>
+                <w:szCs w:val="21"/>
+                <w:lang w:val="en-US"/>
+              </w:rPr>
+              <w:t xml:space="preserve"> </w:t>
+            </w:r>
+            <w:r>
+              <w:rPr>
+                <w:rFonts w:ascii="Courier New" w:eastAsia="Times New Roman" w:hAnsi="Courier New" w:cs="Courier New"/>
+                <w:b/>
+                <w:bCs/>
+                <w:color w:val="0070C0"/>
+                <w:lang w:val="en-US"/>
+              </w:rPr>
+              <w:t>== ['C', 'F', 'H', 'D', 'E']</w:t>
             </w:r>
           </w:p>
         </w:tc>
@@ -2569,7 +5919,7 @@
           <w:p>
             <w:pPr>
               <w:shd w:val="clear" w:color="auto" w:fill="FFFFFE"/>
-              <w:spacing w:before="0" w:after="0" w:line="285" w:lineRule="atLeast"/>
+              <w:spacing w:line="285" w:lineRule="atLeast"/>
               <w:rPr>
                 <w:rFonts w:ascii="Courier New" w:eastAsia="Times New Roman" w:hAnsi="Courier New" w:cs="Courier New"/>
                 <w:color w:val="000000"/>
@@ -2581,25 +5931,85 @@
             <w:r>
               <w:rPr>
                 <w:rFonts w:ascii="Courier New" w:eastAsia="Times New Roman" w:hAnsi="Courier New" w:cs="Courier New"/>
-                <w:color w:val="008000"/>
+                <w:color w:val="AF00DB"/>
                 <w:sz w:val="21"/>
                 <w:szCs w:val="21"/>
                 <w:lang w:val="en-US"/>
               </w:rPr>
-              <w:t>#!pip install </w:t>
-            </w:r>
-            <w:proofErr w:type="spellStart"/>
-            <w:r>
-              <w:rPr>
-                <w:rFonts w:ascii="Courier New" w:eastAsia="Times New Roman" w:hAnsi="Courier New" w:cs="Courier New"/>
-                <w:color w:val="008000"/>
+              <w:t>from</w:t>
+            </w:r>
+            <w:r>
+              <w:rPr>
+                <w:rFonts w:ascii="Courier New" w:eastAsia="Times New Roman" w:hAnsi="Courier New" w:cs="Courier New"/>
+                <w:color w:val="000000"/>
                 <w:sz w:val="21"/>
                 <w:szCs w:val="21"/>
                 <w:lang w:val="en-US"/>
               </w:rPr>
+              <w:t> </w:t>
+            </w:r>
+            <w:proofErr w:type="spellStart"/>
+            <w:r>
+              <w:rPr>
+                <w:rFonts w:ascii="Courier New" w:eastAsia="Times New Roman" w:hAnsi="Courier New" w:cs="Courier New"/>
+                <w:color w:val="000000"/>
+                <w:sz w:val="21"/>
+                <w:szCs w:val="21"/>
+                <w:lang w:val="en-US"/>
+              </w:rPr>
               <w:t>pyvis</w:t>
             </w:r>
             <w:proofErr w:type="spellEnd"/>
+            <w:r>
+              <w:rPr>
+                <w:rFonts w:ascii="Courier New" w:eastAsia="Times New Roman" w:hAnsi="Courier New" w:cs="Courier New"/>
+                <w:color w:val="000000"/>
+                <w:sz w:val="21"/>
+                <w:szCs w:val="21"/>
+                <w:lang w:val="en-US"/>
+              </w:rPr>
+              <w:t> </w:t>
+            </w:r>
+            <w:r>
+              <w:rPr>
+                <w:rFonts w:ascii="Courier New" w:eastAsia="Times New Roman" w:hAnsi="Courier New" w:cs="Courier New"/>
+                <w:color w:val="AF00DB"/>
+                <w:sz w:val="21"/>
+                <w:szCs w:val="21"/>
+                <w:lang w:val="en-US"/>
+              </w:rPr>
+              <w:t>import</w:t>
+            </w:r>
+            <w:r>
+              <w:rPr>
+                <w:rFonts w:ascii="Courier New" w:eastAsia="Times New Roman" w:hAnsi="Courier New" w:cs="Courier New"/>
+                <w:color w:val="000000"/>
+                <w:sz w:val="21"/>
+                <w:szCs w:val="21"/>
+                <w:lang w:val="en-US"/>
+              </w:rPr>
+              <w:t> network </w:t>
+            </w:r>
+            <w:r>
+              <w:rPr>
+                <w:rFonts w:ascii="Courier New" w:eastAsia="Times New Roman" w:hAnsi="Courier New" w:cs="Courier New"/>
+                <w:color w:val="AF00DB"/>
+                <w:sz w:val="21"/>
+                <w:szCs w:val="21"/>
+                <w:lang w:val="en-US"/>
+              </w:rPr>
+              <w:t>as</w:t>
+            </w:r>
+            <w:r>
+              <w:rPr>
+                <w:rFonts w:ascii="Courier New" w:eastAsia="Times New Roman" w:hAnsi="Courier New" w:cs="Courier New"/>
+                <w:color w:val="000000"/>
+                <w:sz w:val="21"/>
+                <w:szCs w:val="21"/>
+                <w:lang w:val="en-US"/>
+              </w:rPr>
+              <w:t> net</w:t>
+            </w:r>
           </w:p>
           <w:p>
             <w:pPr>
@@ -2607,9 +6017,9 @@
               <w:spacing w:line="285" w:lineRule="atLeast"/>
               <w:rPr>
                 <w:rFonts w:ascii="Courier New" w:eastAsia="Times New Roman" w:hAnsi="Courier New" w:cs="Courier New"/>
-                <w:color w:val="AF00DB"/>
-                <w:sz w:val="24"/>
-                <w:szCs w:val="24"/>
+                <w:color w:val="000000"/>
+                <w:sz w:val="21"/>
+                <w:szCs w:val="21"/>
                 <w:lang w:val="en-US"/>
               </w:rPr>
             </w:pPr>
@@ -2620,93 +6030,65 @@
               <w:spacing w:line="285" w:lineRule="atLeast"/>
               <w:rPr>
                 <w:rFonts w:ascii="Courier New" w:eastAsia="Times New Roman" w:hAnsi="Courier New" w:cs="Courier New"/>
-                <w:color w:val="000000"/>
-                <w:sz w:val="24"/>
-                <w:szCs w:val="24"/>
+                <w:color w:val="0070C0"/>
+                <w:sz w:val="21"/>
+                <w:szCs w:val="21"/>
                 <w:lang w:val="en-US"/>
               </w:rPr>
             </w:pPr>
             <w:r>
               <w:rPr>
                 <w:rFonts w:ascii="Courier New" w:eastAsia="Times New Roman" w:hAnsi="Courier New" w:cs="Courier New"/>
-                <w:color w:val="AF00DB"/>
-                <w:sz w:val="24"/>
-                <w:szCs w:val="24"/>
-                <w:lang w:val="en-US"/>
-              </w:rPr>
-              <w:t>from</w:t>
-            </w:r>
-            <w:r>
-              <w:rPr>
-                <w:rFonts w:ascii="Courier New" w:eastAsia="Times New Roman" w:hAnsi="Courier New" w:cs="Courier New"/>
-                <w:color w:val="000000"/>
-                <w:sz w:val="24"/>
-                <w:szCs w:val="24"/>
-                <w:lang w:val="en-US"/>
-              </w:rPr>
-              <w:t> </w:t>
+                <w:color w:val="0070C0"/>
+                <w:sz w:val="21"/>
+                <w:szCs w:val="21"/>
+                <w:lang w:val="en-US"/>
+              </w:rPr>
+              <w:t xml:space="preserve">G = </w:t>
             </w:r>
             <w:proofErr w:type="spellStart"/>
             <w:r>
               <w:rPr>
                 <w:rFonts w:ascii="Courier New" w:eastAsia="Times New Roman" w:hAnsi="Courier New" w:cs="Courier New"/>
-                <w:color w:val="000000"/>
-                <w:sz w:val="24"/>
-                <w:szCs w:val="24"/>
-                <w:lang w:val="en-US"/>
-              </w:rPr>
-              <w:t>pyvis</w:t>
+                <w:color w:val="0070C0"/>
+                <w:sz w:val="21"/>
+                <w:szCs w:val="21"/>
+                <w:lang w:val="en-US"/>
+              </w:rPr>
+              <w:t>net.Network</w:t>
             </w:r>
             <w:proofErr w:type="spellEnd"/>
             <w:r>
               <w:rPr>
                 <w:rFonts w:ascii="Courier New" w:eastAsia="Times New Roman" w:hAnsi="Courier New" w:cs="Courier New"/>
-                <w:color w:val="000000"/>
-                <w:sz w:val="24"/>
-                <w:szCs w:val="24"/>
-                <w:lang w:val="en-US"/>
-              </w:rPr>
-              <w:t> </w:t>
-            </w:r>
-            <w:r>
-              <w:rPr>
-                <w:rFonts w:ascii="Courier New" w:eastAsia="Times New Roman" w:hAnsi="Courier New" w:cs="Courier New"/>
-                <w:color w:val="AF00DB"/>
-                <w:sz w:val="24"/>
-                <w:szCs w:val="24"/>
-                <w:lang w:val="en-US"/>
-              </w:rPr>
-              <w:t>import</w:t>
-            </w:r>
-            <w:r>
-              <w:rPr>
-                <w:rFonts w:ascii="Courier New" w:eastAsia="Times New Roman" w:hAnsi="Courier New" w:cs="Courier New"/>
-                <w:color w:val="000000"/>
-                <w:sz w:val="24"/>
-                <w:szCs w:val="24"/>
-                <w:lang w:val="en-US"/>
-              </w:rPr>
-              <w:t> network </w:t>
-            </w:r>
-            <w:r>
-              <w:rPr>
-                <w:rFonts w:ascii="Courier New" w:eastAsia="Times New Roman" w:hAnsi="Courier New" w:cs="Courier New"/>
-                <w:color w:val="AF00DB"/>
-                <w:sz w:val="24"/>
-                <w:szCs w:val="24"/>
-                <w:lang w:val="en-US"/>
-              </w:rPr>
-              <w:t>as</w:t>
-            </w:r>
-            <w:r>
-              <w:rPr>
-                <w:rFonts w:ascii="Courier New" w:eastAsia="Times New Roman" w:hAnsi="Courier New" w:cs="Courier New"/>
-                <w:color w:val="000000"/>
-                <w:sz w:val="24"/>
-                <w:szCs w:val="24"/>
-                <w:lang w:val="en-US"/>
-              </w:rPr>
-              <w:t> net</w:t>
+                <w:color w:val="0070C0"/>
+                <w:sz w:val="21"/>
+                <w:szCs w:val="21"/>
+                <w:lang w:val="en-US"/>
+              </w:rPr>
+              <w:t xml:space="preserve">(height='400px', notebook=True, </w:t>
+            </w:r>
+            <w:proofErr w:type="spellStart"/>
+            <w:r>
+              <w:rPr>
+                <w:rFonts w:ascii="Courier New" w:eastAsia="Times New Roman" w:hAnsi="Courier New" w:cs="Courier New"/>
+                <w:color w:val="0070C0"/>
+                <w:sz w:val="21"/>
+                <w:szCs w:val="21"/>
+                <w:lang w:val="en-US"/>
+              </w:rPr>
+              <w:t>cdn_resources</w:t>
+            </w:r>
+            <w:proofErr w:type="spellEnd"/>
+            <w:r>
+              <w:rPr>
+                <w:rFonts w:ascii="Courier New" w:eastAsia="Times New Roman" w:hAnsi="Courier New" w:cs="Courier New"/>
+                <w:color w:val="0070C0"/>
+                <w:sz w:val="21"/>
+                <w:szCs w:val="21"/>
+                <w:lang w:val="en-US"/>
+              </w:rPr>
+              <w:t>='remote')</w:t>
             </w:r>
           </w:p>
           <w:p>
@@ -2715,74 +6097,21 @@
               <w:spacing w:line="285" w:lineRule="atLeast"/>
               <w:rPr>
                 <w:rFonts w:ascii="Courier New" w:eastAsia="Times New Roman" w:hAnsi="Courier New" w:cs="Courier New"/>
-                <w:color w:val="000000"/>
-                <w:sz w:val="24"/>
-                <w:szCs w:val="24"/>
+                <w:color w:val="0070C0"/>
+                <w:sz w:val="21"/>
+                <w:szCs w:val="21"/>
                 <w:lang w:val="en-US"/>
               </w:rPr>
             </w:pPr>
             <w:r>
               <w:rPr>
                 <w:rFonts w:ascii="Courier New" w:eastAsia="Times New Roman" w:hAnsi="Courier New" w:cs="Courier New"/>
-                <w:color w:val="AF00DB"/>
-                <w:sz w:val="24"/>
-                <w:szCs w:val="24"/>
-                <w:lang w:val="en-US"/>
-              </w:rPr>
-              <w:lastRenderedPageBreak/>
-              <w:t>from</w:t>
-            </w:r>
-            <w:r>
-              <w:rPr>
-                <w:rFonts w:ascii="Courier New" w:eastAsia="Times New Roman" w:hAnsi="Courier New" w:cs="Courier New"/>
-                <w:color w:val="000000"/>
-                <w:sz w:val="24"/>
-                <w:szCs w:val="24"/>
-                <w:lang w:val="en-US"/>
-              </w:rPr>
-              <w:t> </w:t>
-            </w:r>
-            <w:proofErr w:type="spellStart"/>
-            <w:r>
-              <w:rPr>
-                <w:rFonts w:ascii="Courier New" w:eastAsia="Times New Roman" w:hAnsi="Courier New" w:cs="Courier New"/>
-                <w:color w:val="000000"/>
-                <w:sz w:val="24"/>
-                <w:szCs w:val="24"/>
-                <w:lang w:val="en-US"/>
-              </w:rPr>
-              <w:t>IPython.core.display</w:t>
-            </w:r>
-            <w:proofErr w:type="spellEnd"/>
-            <w:r>
-              <w:rPr>
-                <w:rFonts w:ascii="Courier New" w:eastAsia="Times New Roman" w:hAnsi="Courier New" w:cs="Courier New"/>
-                <w:color w:val="000000"/>
-                <w:sz w:val="24"/>
-                <w:szCs w:val="24"/>
-                <w:lang w:val="en-US"/>
-              </w:rPr>
-              <w:t> </w:t>
-            </w:r>
-            <w:r>
-              <w:rPr>
-                <w:rFonts w:ascii="Courier New" w:eastAsia="Times New Roman" w:hAnsi="Courier New" w:cs="Courier New"/>
-                <w:color w:val="AF00DB"/>
-                <w:sz w:val="24"/>
-                <w:szCs w:val="24"/>
-                <w:lang w:val="en-US"/>
-              </w:rPr>
-              <w:t>import</w:t>
-            </w:r>
-            <w:r>
-              <w:rPr>
-                <w:rFonts w:ascii="Courier New" w:eastAsia="Times New Roman" w:hAnsi="Courier New" w:cs="Courier New"/>
-                <w:color w:val="000000"/>
-                <w:sz w:val="24"/>
-                <w:szCs w:val="24"/>
-                <w:lang w:val="en-US"/>
-              </w:rPr>
-              <w:t> display, HTML</w:t>
+                <w:color w:val="0070C0"/>
+                <w:sz w:val="21"/>
+                <w:szCs w:val="21"/>
+                <w:lang w:val="en-US"/>
+              </w:rPr>
+              <w:t>nodes = ['A', 'B', 'C', 'D', 'E', 'F', 'H']</w:t>
             </w:r>
           </w:p>
           <w:p>
@@ -2791,9 +6120,237 @@
               <w:spacing w:line="285" w:lineRule="atLeast"/>
               <w:rPr>
                 <w:rFonts w:ascii="Courier New" w:eastAsia="Times New Roman" w:hAnsi="Courier New" w:cs="Courier New"/>
-                <w:color w:val="000000"/>
-                <w:sz w:val="24"/>
-                <w:szCs w:val="24"/>
+                <w:color w:val="0070C0"/>
+                <w:sz w:val="21"/>
+                <w:szCs w:val="21"/>
+                <w:lang w:val="en-US"/>
+              </w:rPr>
+            </w:pPr>
+            <w:r>
+              <w:rPr>
+                <w:rFonts w:ascii="Courier New" w:eastAsia="Times New Roman" w:hAnsi="Courier New" w:cs="Courier New"/>
+                <w:color w:val="0070C0"/>
+                <w:sz w:val="21"/>
+                <w:szCs w:val="21"/>
+                <w:lang w:val="en-US"/>
+              </w:rPr>
+              <w:t>edges = [</w:t>
+            </w:r>
+          </w:p>
+          <w:p>
+            <w:pPr>
+              <w:shd w:val="clear" w:color="auto" w:fill="FFFFFE"/>
+              <w:spacing w:line="285" w:lineRule="atLeast"/>
+              <w:rPr>
+                <w:rFonts w:ascii="Courier New" w:eastAsia="Times New Roman" w:hAnsi="Courier New" w:cs="Courier New"/>
+                <w:color w:val="0070C0"/>
+                <w:sz w:val="21"/>
+                <w:szCs w:val="21"/>
+                <w:lang w:val="en-US"/>
+              </w:rPr>
+            </w:pPr>
+            <w:r>
+              <w:rPr>
+                <w:rFonts w:ascii="Courier New" w:eastAsia="Times New Roman" w:hAnsi="Courier New" w:cs="Courier New"/>
+                <w:color w:val="0070C0"/>
+                <w:sz w:val="21"/>
+                <w:szCs w:val="21"/>
+                <w:lang w:val="en-US"/>
+              </w:rPr>
+              <w:t xml:space="preserve">    ('A', 'C'), ('A', 'F'), ('F', 'H'), ('C', 'D'),</w:t>
+            </w:r>
+          </w:p>
+          <w:p>
+            <w:pPr>
+              <w:shd w:val="clear" w:color="auto" w:fill="FFFFFE"/>
+              <w:spacing w:line="285" w:lineRule="atLeast"/>
+              <w:rPr>
+                <w:rFonts w:ascii="Courier New" w:eastAsia="Times New Roman" w:hAnsi="Courier New" w:cs="Courier New"/>
+                <w:color w:val="0070C0"/>
+                <w:sz w:val="21"/>
+                <w:szCs w:val="21"/>
+                <w:lang w:val="en-US"/>
+              </w:rPr>
+            </w:pPr>
+            <w:r>
+              <w:rPr>
+                <w:rFonts w:ascii="Courier New" w:eastAsia="Times New Roman" w:hAnsi="Courier New" w:cs="Courier New"/>
+                <w:color w:val="0070C0"/>
+                <w:sz w:val="21"/>
+                <w:szCs w:val="21"/>
+                <w:lang w:val="en-US"/>
+              </w:rPr>
+              <w:t xml:space="preserve">    ('C', 'F'), ('C', 'H'), ('D', 'H'), ('D', 'E'),</w:t>
+            </w:r>
+          </w:p>
+          <w:p>
+            <w:pPr>
+              <w:shd w:val="clear" w:color="auto" w:fill="FFFFFE"/>
+              <w:spacing w:line="285" w:lineRule="atLeast"/>
+              <w:rPr>
+                <w:rFonts w:ascii="Courier New" w:eastAsia="Times New Roman" w:hAnsi="Courier New" w:cs="Courier New"/>
+                <w:color w:val="0070C0"/>
+                <w:sz w:val="21"/>
+                <w:szCs w:val="21"/>
+                <w:lang w:val="en-US"/>
+              </w:rPr>
+            </w:pPr>
+            <w:r>
+              <w:rPr>
+                <w:rFonts w:ascii="Courier New" w:eastAsia="Times New Roman" w:hAnsi="Courier New" w:cs="Courier New"/>
+                <w:color w:val="0070C0"/>
+                <w:sz w:val="21"/>
+                <w:szCs w:val="21"/>
+                <w:lang w:val="en-US"/>
+              </w:rPr>
+              <w:t xml:space="preserve">    ('D', 'B'), ('E', 'F'), ('E', 'B'), ('E', 'H')]</w:t>
+            </w:r>
+          </w:p>
+          <w:p>
+            <w:pPr>
+              <w:shd w:val="clear" w:color="auto" w:fill="FFFFFE"/>
+              <w:spacing w:line="285" w:lineRule="atLeast"/>
+              <w:rPr>
+                <w:rFonts w:ascii="Courier New" w:eastAsia="Times New Roman" w:hAnsi="Courier New" w:cs="Courier New"/>
+                <w:color w:val="0070C0"/>
+                <w:sz w:val="21"/>
+                <w:szCs w:val="21"/>
+                <w:lang w:val="en-US"/>
+              </w:rPr>
+            </w:pPr>
+            <w:r>
+              <w:rPr>
+                <w:rFonts w:ascii="Courier New" w:eastAsia="Times New Roman" w:hAnsi="Courier New" w:cs="Courier New"/>
+                <w:color w:val="0070C0"/>
+                <w:sz w:val="21"/>
+                <w:szCs w:val="21"/>
+                <w:lang w:val="en-US"/>
+              </w:rPr>
+              <w:t>for node in nodes:</w:t>
+            </w:r>
+          </w:p>
+          <w:p>
+            <w:pPr>
+              <w:shd w:val="clear" w:color="auto" w:fill="FFFFFE"/>
+              <w:spacing w:line="285" w:lineRule="atLeast"/>
+              <w:rPr>
+                <w:rFonts w:ascii="Courier New" w:eastAsia="Times New Roman" w:hAnsi="Courier New" w:cs="Courier New"/>
+                <w:color w:val="0070C0"/>
+                <w:sz w:val="21"/>
+                <w:szCs w:val="21"/>
+                <w:lang w:val="en-US"/>
+              </w:rPr>
+            </w:pPr>
+            <w:r>
+              <w:rPr>
+                <w:rFonts w:ascii="Courier New" w:eastAsia="Times New Roman" w:hAnsi="Courier New" w:cs="Courier New"/>
+                <w:color w:val="0070C0"/>
+                <w:sz w:val="21"/>
+                <w:szCs w:val="21"/>
+                <w:lang w:val="en-US"/>
+              </w:rPr>
+              <w:t xml:space="preserve">    </w:t>
+            </w:r>
+            <w:proofErr w:type="spellStart"/>
+            <w:r>
+              <w:rPr>
+                <w:rFonts w:ascii="Courier New" w:eastAsia="Times New Roman" w:hAnsi="Courier New" w:cs="Courier New"/>
+                <w:color w:val="0070C0"/>
+                <w:sz w:val="21"/>
+                <w:szCs w:val="21"/>
+                <w:lang w:val="en-US"/>
+              </w:rPr>
+              <w:t>G.add_node</w:t>
+            </w:r>
+            <w:proofErr w:type="spellEnd"/>
+            <w:r>
+              <w:rPr>
+                <w:rFonts w:ascii="Courier New" w:eastAsia="Times New Roman" w:hAnsi="Courier New" w:cs="Courier New"/>
+                <w:color w:val="0070C0"/>
+                <w:sz w:val="21"/>
+                <w:szCs w:val="21"/>
+                <w:lang w:val="en-US"/>
+              </w:rPr>
+              <w:t>(node)</w:t>
+            </w:r>
+          </w:p>
+          <w:p>
+            <w:pPr>
+              <w:shd w:val="clear" w:color="auto" w:fill="FFFFFE"/>
+              <w:spacing w:line="285" w:lineRule="atLeast"/>
+              <w:rPr>
+                <w:rFonts w:ascii="Courier New" w:eastAsia="Times New Roman" w:hAnsi="Courier New" w:cs="Courier New"/>
+                <w:color w:val="0070C0"/>
+                <w:sz w:val="21"/>
+                <w:szCs w:val="21"/>
+                <w:lang w:val="en-US"/>
+              </w:rPr>
+            </w:pPr>
+            <w:r>
+              <w:rPr>
+                <w:rFonts w:ascii="Courier New" w:eastAsia="Times New Roman" w:hAnsi="Courier New" w:cs="Courier New"/>
+                <w:color w:val="0070C0"/>
+                <w:sz w:val="21"/>
+                <w:szCs w:val="21"/>
+                <w:lang w:val="en-US"/>
+              </w:rPr>
+              <w:t>for edge in edges:</w:t>
+            </w:r>
+          </w:p>
+          <w:p>
+            <w:pPr>
+              <w:shd w:val="clear" w:color="auto" w:fill="FFFFFE"/>
+              <w:spacing w:line="285" w:lineRule="atLeast"/>
+              <w:rPr>
+                <w:rFonts w:ascii="Courier New" w:eastAsia="Times New Roman" w:hAnsi="Courier New" w:cs="Courier New"/>
+                <w:color w:val="0070C0"/>
+                <w:sz w:val="21"/>
+                <w:szCs w:val="21"/>
+                <w:lang w:val="en-US"/>
+              </w:rPr>
+            </w:pPr>
+            <w:r>
+              <w:rPr>
+                <w:rFonts w:ascii="Courier New" w:eastAsia="Times New Roman" w:hAnsi="Courier New" w:cs="Courier New"/>
+                <w:color w:val="0070C0"/>
+                <w:sz w:val="21"/>
+                <w:szCs w:val="21"/>
+                <w:lang w:val="en-US"/>
+              </w:rPr>
+              <w:t xml:space="preserve">    </w:t>
+            </w:r>
+            <w:proofErr w:type="spellStart"/>
+            <w:r>
+              <w:rPr>
+                <w:rFonts w:ascii="Courier New" w:eastAsia="Times New Roman" w:hAnsi="Courier New" w:cs="Courier New"/>
+                <w:color w:val="0070C0"/>
+                <w:sz w:val="21"/>
+                <w:szCs w:val="21"/>
+                <w:lang w:val="en-US"/>
+              </w:rPr>
+              <w:t>G.add_edge</w:t>
+            </w:r>
+            <w:proofErr w:type="spellEnd"/>
+            <w:r>
+              <w:rPr>
+                <w:rFonts w:ascii="Courier New" w:eastAsia="Times New Roman" w:hAnsi="Courier New" w:cs="Courier New"/>
+                <w:color w:val="0070C0"/>
+                <w:sz w:val="21"/>
+                <w:szCs w:val="21"/>
+                <w:lang w:val="en-US"/>
+              </w:rPr>
+              <w:t>(*edge)</w:t>
+            </w:r>
+          </w:p>
+          <w:p>
+            <w:pPr>
+              <w:shd w:val="clear" w:color="auto" w:fill="FFFFFE"/>
+              <w:spacing w:line="285" w:lineRule="atLeast"/>
+              <w:rPr>
+                <w:rFonts w:ascii="Courier New" w:eastAsia="Times New Roman" w:hAnsi="Courier New" w:cs="Courier New"/>
+                <w:color w:val="0070C0"/>
+                <w:sz w:val="21"/>
+                <w:szCs w:val="21"/>
                 <w:lang w:val="en-US"/>
               </w:rPr>
             </w:pPr>
@@ -2810,459 +6367,154 @@
                 <w:lang w:val="en-US"/>
               </w:rPr>
             </w:pPr>
-            <w:r>
-              <w:rPr>
-                <w:rFonts w:ascii="Courier New" w:eastAsia="Times New Roman" w:hAnsi="Courier New" w:cs="Courier New"/>
-                <w:color w:val="000000"/>
+            <w:proofErr w:type="spellStart"/>
+            <w:r>
+              <w:rPr>
+                <w:rFonts w:ascii="Courier New" w:eastAsia="Times New Roman" w:hAnsi="Courier New" w:cs="Courier New"/>
+                <w:color w:val="0070C0"/>
                 <w:sz w:val="21"/>
                 <w:szCs w:val="21"/>
                 <w:lang w:val="en-US"/>
               </w:rPr>
-              <w:t>G=net.Network(height=</w:t>
-            </w:r>
-            <w:r>
-              <w:rPr>
-                <w:rFonts w:ascii="Courier New" w:eastAsia="Times New Roman" w:hAnsi="Courier New" w:cs="Courier New"/>
-                <w:color w:val="A31515"/>
+              <w:t>G.show</w:t>
+            </w:r>
+            <w:proofErr w:type="spellEnd"/>
+            <w:r>
+              <w:rPr>
+                <w:rFonts w:ascii="Courier New" w:eastAsia="Times New Roman" w:hAnsi="Courier New" w:cs="Courier New"/>
+                <w:color w:val="0070C0"/>
                 <w:sz w:val="21"/>
                 <w:szCs w:val="21"/>
                 <w:lang w:val="en-US"/>
               </w:rPr>
-              <w:t>'400px'</w:t>
-            </w:r>
-            <w:r>
-              <w:rPr>
-                <w:rFonts w:ascii="Courier New" w:eastAsia="Times New Roman" w:hAnsi="Courier New" w:cs="Courier New"/>
-                <w:color w:val="000000"/>
-                <w:sz w:val="21"/>
-                <w:szCs w:val="21"/>
-                <w:lang w:val="en-US"/>
-              </w:rPr>
-              <w:t>, width=</w:t>
-            </w:r>
-            <w:r>
-              <w:rPr>
-                <w:rFonts w:ascii="Courier New" w:eastAsia="Times New Roman" w:hAnsi="Courier New" w:cs="Courier New"/>
-                <w:color w:val="A31515"/>
-                <w:sz w:val="21"/>
-                <w:szCs w:val="21"/>
-                <w:lang w:val="en-US"/>
-              </w:rPr>
-              <w:t>'50%'</w:t>
-            </w:r>
-            <w:r>
-              <w:rPr>
-                <w:rFonts w:ascii="Courier New" w:eastAsia="Times New Roman" w:hAnsi="Courier New" w:cs="Courier New"/>
-                <w:color w:val="000000"/>
-                <w:sz w:val="21"/>
-                <w:szCs w:val="21"/>
-                <w:lang w:val="en-US"/>
-              </w:rPr>
-              <w:t>,heading=</w:t>
-            </w:r>
-            <w:r>
-              <w:rPr>
-                <w:rFonts w:ascii="Courier New" w:eastAsia="Times New Roman" w:hAnsi="Courier New" w:cs="Courier New"/>
-                <w:color w:val="A31515"/>
-                <w:sz w:val="21"/>
-                <w:szCs w:val="21"/>
-                <w:lang w:val="en-US"/>
-              </w:rPr>
-              <w:t>''</w:t>
-            </w:r>
-            <w:r>
-              <w:rPr>
-                <w:rFonts w:ascii="Courier New" w:eastAsia="Times New Roman" w:hAnsi="Courier New" w:cs="Courier New"/>
-                <w:color w:val="000000"/>
-                <w:sz w:val="21"/>
-                <w:szCs w:val="21"/>
-                <w:lang w:val="en-US"/>
-              </w:rPr>
-              <w:t>,notebook=</w:t>
-            </w:r>
-            <w:r>
-              <w:rPr>
-                <w:rFonts w:ascii="Courier New" w:eastAsia="Times New Roman" w:hAnsi="Courier New" w:cs="Courier New"/>
-                <w:color w:val="0000FF"/>
-                <w:sz w:val="21"/>
-                <w:szCs w:val="21"/>
-                <w:lang w:val="en-US"/>
-              </w:rPr>
-              <w:t>True</w:t>
-            </w:r>
-            <w:r>
-              <w:rPr>
-                <w:rFonts w:ascii="Courier New" w:eastAsia="Times New Roman" w:hAnsi="Courier New" w:cs="Courier New"/>
-                <w:color w:val="000000"/>
-                <w:sz w:val="21"/>
-                <w:szCs w:val="21"/>
-                <w:lang w:val="en-US"/>
-              </w:rPr>
-              <w:t>, cdn_resources=</w:t>
-            </w:r>
-            <w:r>
-              <w:rPr>
-                <w:rFonts w:ascii="Courier New" w:eastAsia="Times New Roman" w:hAnsi="Courier New" w:cs="Courier New"/>
-                <w:color w:val="A31515"/>
-                <w:sz w:val="21"/>
-                <w:szCs w:val="21"/>
-                <w:lang w:val="en-US"/>
-              </w:rPr>
-              <w:t>'in_line'</w:t>
-            </w:r>
-            <w:r>
-              <w:rPr>
-                <w:rFonts w:ascii="Courier New" w:eastAsia="Times New Roman" w:hAnsi="Courier New" w:cs="Courier New"/>
-                <w:color w:val="000000"/>
-                <w:sz w:val="21"/>
-                <w:szCs w:val="21"/>
-                <w:lang w:val="en-US"/>
-              </w:rPr>
-              <w:t>)</w:t>
-            </w:r>
-          </w:p>
-          <w:p>
-            <w:pPr>
-              <w:shd w:val="clear" w:color="auto" w:fill="FFFFFE"/>
-              <w:spacing w:line="285" w:lineRule="atLeast"/>
-              <w:rPr>
-                <w:rFonts w:ascii="Courier New" w:eastAsia="Times New Roman" w:hAnsi="Courier New" w:cs="Courier New"/>
-                <w:color w:val="A31515"/>
-                <w:sz w:val="24"/>
-                <w:szCs w:val="24"/>
-                <w:lang w:val="en-US"/>
-              </w:rPr>
-            </w:pPr>
-          </w:p>
-          <w:p>
-            <w:pPr>
-              <w:shd w:val="clear" w:color="auto" w:fill="FFFFFE"/>
-              <w:spacing w:line="285" w:lineRule="atLeast"/>
-              <w:rPr>
-                <w:rFonts w:ascii="Courier New" w:eastAsia="Times New Roman" w:hAnsi="Courier New" w:cs="Courier New"/>
-                <w:color w:val="191B0E" w:themeColor="text2"/>
-                <w:sz w:val="24"/>
-                <w:szCs w:val="24"/>
-                <w:lang w:val="en-US"/>
-              </w:rPr>
-            </w:pPr>
-            <w:proofErr w:type="spellStart"/>
-            <w:r>
-              <w:rPr>
-                <w:rFonts w:ascii="Courier New" w:eastAsia="Times New Roman" w:hAnsi="Courier New" w:cs="Courier New"/>
-                <w:color w:val="191B0E" w:themeColor="text2"/>
-                <w:sz w:val="24"/>
-                <w:szCs w:val="24"/>
-                <w:lang w:val="en-US"/>
-              </w:rPr>
-              <w:t>G.add_node</w:t>
-            </w:r>
-            <w:proofErr w:type="spellEnd"/>
-            <w:r>
-              <w:rPr>
-                <w:rFonts w:ascii="Courier New" w:eastAsia="Times New Roman" w:hAnsi="Courier New" w:cs="Courier New"/>
-                <w:color w:val="191B0E" w:themeColor="text2"/>
-                <w:sz w:val="24"/>
-                <w:szCs w:val="24"/>
-                <w:lang w:val="en-US"/>
-              </w:rPr>
-              <w:t>(1)</w:t>
-            </w:r>
-          </w:p>
-          <w:p>
-            <w:pPr>
-              <w:shd w:val="clear" w:color="auto" w:fill="FFFFFE"/>
-              <w:spacing w:line="285" w:lineRule="atLeast"/>
-              <w:rPr>
-                <w:rFonts w:ascii="Courier New" w:eastAsia="Times New Roman" w:hAnsi="Courier New" w:cs="Courier New"/>
-                <w:color w:val="191B0E" w:themeColor="text2"/>
-                <w:sz w:val="24"/>
-                <w:szCs w:val="24"/>
-                <w:lang w:val="en-US"/>
-              </w:rPr>
-            </w:pPr>
-            <w:proofErr w:type="spellStart"/>
-            <w:r>
-              <w:rPr>
-                <w:rFonts w:ascii="Courier New" w:eastAsia="Times New Roman" w:hAnsi="Courier New" w:cs="Courier New"/>
-                <w:color w:val="191B0E" w:themeColor="text2"/>
-                <w:sz w:val="24"/>
-                <w:szCs w:val="24"/>
-                <w:lang w:val="en-US"/>
-              </w:rPr>
-              <w:t>G.add_node</w:t>
-            </w:r>
-            <w:proofErr w:type="spellEnd"/>
-            <w:r>
-              <w:rPr>
-                <w:rFonts w:ascii="Courier New" w:eastAsia="Times New Roman" w:hAnsi="Courier New" w:cs="Courier New"/>
-                <w:color w:val="191B0E" w:themeColor="text2"/>
-                <w:sz w:val="24"/>
-                <w:szCs w:val="24"/>
-                <w:lang w:val="en-US"/>
-              </w:rPr>
-              <w:t>(2)</w:t>
-            </w:r>
-          </w:p>
-          <w:p>
-            <w:pPr>
-              <w:shd w:val="clear" w:color="auto" w:fill="FFFFFE"/>
-              <w:spacing w:line="285" w:lineRule="atLeast"/>
-              <w:rPr>
-                <w:rFonts w:ascii="Courier New" w:eastAsia="Times New Roman" w:hAnsi="Courier New" w:cs="Courier New"/>
-                <w:color w:val="191B0E" w:themeColor="text2"/>
-                <w:sz w:val="24"/>
-                <w:szCs w:val="24"/>
-                <w:lang w:val="en-US"/>
-              </w:rPr>
-            </w:pPr>
-            <w:proofErr w:type="spellStart"/>
-            <w:r>
-              <w:rPr>
-                <w:rFonts w:ascii="Courier New" w:eastAsia="Times New Roman" w:hAnsi="Courier New" w:cs="Courier New"/>
-                <w:color w:val="191B0E" w:themeColor="text2"/>
-                <w:sz w:val="24"/>
-                <w:szCs w:val="24"/>
-                <w:lang w:val="en-US"/>
-              </w:rPr>
-              <w:t>G.add_node</w:t>
-            </w:r>
-            <w:proofErr w:type="spellEnd"/>
-            <w:r>
-              <w:rPr>
-                <w:rFonts w:ascii="Courier New" w:eastAsia="Times New Roman" w:hAnsi="Courier New" w:cs="Courier New"/>
-                <w:color w:val="191B0E" w:themeColor="text2"/>
-                <w:sz w:val="24"/>
-                <w:szCs w:val="24"/>
-                <w:lang w:val="en-US"/>
-              </w:rPr>
-              <w:t>(3)</w:t>
-            </w:r>
-          </w:p>
-          <w:p>
-            <w:pPr>
-              <w:shd w:val="clear" w:color="auto" w:fill="FFFFFE"/>
-              <w:spacing w:line="285" w:lineRule="atLeast"/>
-              <w:rPr>
-                <w:rFonts w:ascii="Courier New" w:eastAsia="Times New Roman" w:hAnsi="Courier New" w:cs="Courier New"/>
-                <w:color w:val="191B0E" w:themeColor="text2"/>
-                <w:sz w:val="24"/>
-                <w:szCs w:val="24"/>
-                <w:lang w:val="en-US"/>
-              </w:rPr>
-            </w:pPr>
-            <w:proofErr w:type="spellStart"/>
-            <w:r>
-              <w:rPr>
-                <w:rFonts w:ascii="Courier New" w:eastAsia="Times New Roman" w:hAnsi="Courier New" w:cs="Courier New"/>
-                <w:color w:val="191B0E" w:themeColor="text2"/>
-                <w:sz w:val="24"/>
-                <w:szCs w:val="24"/>
-                <w:lang w:val="en-US"/>
-              </w:rPr>
-              <w:t>G.add_edge</w:t>
-            </w:r>
-            <w:proofErr w:type="spellEnd"/>
-            <w:r>
-              <w:rPr>
-                <w:rFonts w:ascii="Courier New" w:eastAsia="Times New Roman" w:hAnsi="Courier New" w:cs="Courier New"/>
-                <w:color w:val="191B0E" w:themeColor="text2"/>
-                <w:sz w:val="24"/>
-                <w:szCs w:val="24"/>
-                <w:lang w:val="en-US"/>
-              </w:rPr>
-              <w:t>(1,2)</w:t>
-            </w:r>
-          </w:p>
-          <w:p>
-            <w:pPr>
-              <w:shd w:val="clear" w:color="auto" w:fill="FFFFFE"/>
-              <w:spacing w:line="285" w:lineRule="atLeast"/>
-              <w:rPr>
-                <w:rFonts w:ascii="Courier New" w:eastAsia="Times New Roman" w:hAnsi="Courier New" w:cs="Courier New"/>
-                <w:color w:val="191B0E" w:themeColor="text2"/>
-                <w:sz w:val="24"/>
-                <w:szCs w:val="24"/>
-                <w:lang w:val="en-US"/>
-              </w:rPr>
-            </w:pPr>
-            <w:proofErr w:type="spellStart"/>
-            <w:r>
-              <w:rPr>
-                <w:rFonts w:ascii="Courier New" w:eastAsia="Times New Roman" w:hAnsi="Courier New" w:cs="Courier New"/>
-                <w:color w:val="191B0E" w:themeColor="text2"/>
-                <w:sz w:val="24"/>
-                <w:szCs w:val="24"/>
-                <w:lang w:val="en-US"/>
-              </w:rPr>
-              <w:t>G.add_edge</w:t>
-            </w:r>
-            <w:proofErr w:type="spellEnd"/>
-            <w:r>
-              <w:rPr>
-                <w:rFonts w:ascii="Courier New" w:eastAsia="Times New Roman" w:hAnsi="Courier New" w:cs="Courier New"/>
-                <w:color w:val="191B0E" w:themeColor="text2"/>
-                <w:sz w:val="24"/>
-                <w:szCs w:val="24"/>
-                <w:lang w:val="en-US"/>
-              </w:rPr>
-              <w:t>(2,3)</w:t>
-            </w:r>
-          </w:p>
-          <w:p>
-            <w:pPr>
-              <w:shd w:val="clear" w:color="auto" w:fill="FFFFFE"/>
-              <w:spacing w:line="285" w:lineRule="atLeast"/>
-              <w:rPr>
-                <w:rFonts w:ascii="Courier New" w:eastAsia="Times New Roman" w:hAnsi="Courier New" w:cs="Courier New"/>
-                <w:color w:val="000000"/>
-                <w:sz w:val="24"/>
-                <w:szCs w:val="24"/>
-                <w:lang w:val="en-US"/>
-              </w:rPr>
-            </w:pPr>
-          </w:p>
-          <w:p>
-            <w:pPr>
-              <w:shd w:val="clear" w:color="auto" w:fill="FFFFFE"/>
-              <w:spacing w:line="285" w:lineRule="atLeast"/>
-              <w:rPr>
-                <w:rFonts w:ascii="Courier New" w:eastAsia="Times New Roman" w:hAnsi="Courier New" w:cs="Courier New"/>
-                <w:color w:val="000000"/>
-                <w:sz w:val="24"/>
-                <w:szCs w:val="24"/>
-                <w:lang w:val="en-US"/>
-              </w:rPr>
-            </w:pPr>
-            <w:proofErr w:type="spellStart"/>
-            <w:r>
-              <w:rPr>
-                <w:rFonts w:ascii="Courier New" w:eastAsia="Times New Roman" w:hAnsi="Courier New" w:cs="Courier New"/>
-                <w:color w:val="000000"/>
-                <w:sz w:val="24"/>
-                <w:szCs w:val="24"/>
-                <w:lang w:val="en-US"/>
-              </w:rPr>
-              <w:t>G.show</w:t>
-            </w:r>
-            <w:proofErr w:type="spellEnd"/>
-            <w:r>
-              <w:rPr>
-                <w:rFonts w:ascii="Courier New" w:eastAsia="Times New Roman" w:hAnsi="Courier New" w:cs="Courier New"/>
-                <w:color w:val="000000"/>
-                <w:sz w:val="24"/>
-                <w:szCs w:val="24"/>
-                <w:lang w:val="en-US"/>
-              </w:rPr>
-              <w:t>(</w:t>
-            </w:r>
-            <w:r>
-              <w:rPr>
-                <w:rFonts w:ascii="Courier New" w:eastAsia="Times New Roman" w:hAnsi="Courier New" w:cs="Courier New"/>
-                <w:color w:val="A31515"/>
-                <w:sz w:val="24"/>
-                <w:szCs w:val="24"/>
-                <w:lang w:val="en-US"/>
-              </w:rPr>
-              <w:t>'mygraph.html'</w:t>
-            </w:r>
-            <w:r>
-              <w:rPr>
-                <w:rFonts w:ascii="Courier New" w:eastAsia="Times New Roman" w:hAnsi="Courier New" w:cs="Courier New"/>
-                <w:color w:val="000000"/>
-                <w:sz w:val="24"/>
-                <w:szCs w:val="24"/>
-                <w:lang w:val="en-US"/>
-              </w:rPr>
-              <w:t>)</w:t>
-            </w:r>
-          </w:p>
-          <w:p>
-            <w:pPr>
-              <w:shd w:val="clear" w:color="auto" w:fill="FFFFFE"/>
-              <w:spacing w:line="285" w:lineRule="atLeast"/>
-              <w:rPr>
-                <w:rFonts w:ascii="Courier New" w:eastAsia="Times New Roman" w:hAnsi="Courier New" w:cs="Courier New"/>
-                <w:color w:val="000000"/>
-                <w:sz w:val="24"/>
-                <w:szCs w:val="24"/>
-                <w:lang w:val="en-US"/>
-              </w:rPr>
-            </w:pPr>
-            <w:r>
-              <w:rPr>
-                <w:rFonts w:ascii="Courier New" w:eastAsia="Times New Roman" w:hAnsi="Courier New" w:cs="Courier New"/>
-                <w:color w:val="000000"/>
-                <w:sz w:val="24"/>
-                <w:szCs w:val="24"/>
-                <w:lang w:val="en-US"/>
-              </w:rPr>
-              <w:t>display(HTML(</w:t>
-            </w:r>
-            <w:r>
-              <w:rPr>
-                <w:rFonts w:ascii="Courier New" w:eastAsia="Times New Roman" w:hAnsi="Courier New" w:cs="Courier New"/>
-                <w:color w:val="A31515"/>
-                <w:sz w:val="24"/>
-                <w:szCs w:val="24"/>
-                <w:lang w:val="en-US"/>
-              </w:rPr>
-              <w:t>'mygraph</w:t>
-            </w:r>
-            <w:r>
-              <w:rPr>
-                <w:rFonts w:ascii="Courier New" w:eastAsia="Times New Roman" w:hAnsi="Courier New" w:cs="Courier New"/>
-                <w:color w:val="000000"/>
-                <w:sz w:val="24"/>
-                <w:szCs w:val="24"/>
-                <w:lang w:val="en-US"/>
-              </w:rPr>
-              <w:t>.</w:t>
-            </w:r>
-            <w:r>
-              <w:rPr>
-                <w:rFonts w:ascii="Courier New" w:eastAsia="Times New Roman" w:hAnsi="Courier New" w:cs="Courier New"/>
-                <w:color w:val="A31515"/>
-                <w:sz w:val="24"/>
-                <w:szCs w:val="24"/>
-                <w:lang w:val="en-US"/>
-              </w:rPr>
-              <w:t>html'</w:t>
-            </w:r>
-            <w:r>
-              <w:rPr>
-                <w:rFonts w:ascii="Courier New" w:eastAsia="Times New Roman" w:hAnsi="Courier New" w:cs="Courier New"/>
-                <w:color w:val="000000"/>
-                <w:sz w:val="24"/>
-                <w:szCs w:val="24"/>
-                <w:lang w:val="en-US"/>
-              </w:rPr>
-              <w:t>))</w:t>
-            </w:r>
-          </w:p>
-          <w:p>
-            <w:pPr>
-              <w:spacing w:line="285" w:lineRule="atLeast"/>
-              <w:rPr>
-                <w:rFonts w:ascii="Times New Roman" w:eastAsia="Times New Roman" w:hAnsi="Times New Roman" w:cs="Times New Roman"/>
-                <w:color w:val="000000"/>
-                <w:sz w:val="24"/>
-                <w:szCs w:val="24"/>
-                <w:lang w:val="en-US"/>
-              </w:rPr>
-            </w:pPr>
+              <w:t>('mygraph.html')</w:t>
+            </w:r>
           </w:p>
         </w:tc>
       </w:tr>
     </w:tbl>
     <w:p>
       <w:pPr>
+        <w:spacing w:after="0"/>
+        <w:jc w:val="center"/>
+        <w:rPr>
+          <w:rFonts w:ascii="Times New Roman" w:hAnsi="Times New Roman" w:cs="Times New Roman"/>
+          <w:b/>
+          <w:bCs/>
+          <w:sz w:val="24"/>
+          <w:szCs w:val="24"/>
+        </w:rPr>
+      </w:pPr>
+      <w:proofErr w:type="spellStart"/>
+      <w:r>
+        <w:rPr>
+          <w:rFonts w:ascii="Times New Roman" w:hAnsi="Times New Roman" w:cs="Times New Roman"/>
+          <w:b/>
+          <w:bCs/>
+          <w:color w:val="0070C0"/>
+          <w:sz w:val="24"/>
+          <w:szCs w:val="24"/>
+        </w:rPr>
+        <w:t>Resulting</w:t>
+      </w:r>
+      <w:proofErr w:type="spellEnd"/>
+      <w:r>
+        <w:rPr>
+          <w:rFonts w:ascii="Times New Roman" w:hAnsi="Times New Roman" w:cs="Times New Roman"/>
+          <w:b/>
+          <w:bCs/>
+          <w:color w:val="0070C0"/>
+          <w:sz w:val="24"/>
+          <w:szCs w:val="24"/>
+        </w:rPr>
+        <w:t xml:space="preserve"> </w:t>
+      </w:r>
+      <w:proofErr w:type="spellStart"/>
+      <w:r>
+        <w:rPr>
+          <w:rFonts w:ascii="Times New Roman" w:hAnsi="Times New Roman" w:cs="Times New Roman"/>
+          <w:b/>
+          <w:bCs/>
+          <w:color w:val="0070C0"/>
+          <w:sz w:val="24"/>
+          <w:szCs w:val="24"/>
+        </w:rPr>
+        <w:t>Graph</w:t>
+      </w:r>
+      <w:proofErr w:type="spellEnd"/>
+      <w:r>
+        <w:rPr>
+          <w:rFonts w:ascii="Times New Roman" w:hAnsi="Times New Roman" w:cs="Times New Roman"/>
+          <w:b/>
+          <w:bCs/>
+          <w:color w:val="0070C0"/>
+          <w:sz w:val="24"/>
+          <w:szCs w:val="24"/>
+        </w:rPr>
+        <w:t>:</w:t>
+      </w:r>
+    </w:p>
+    <w:p>
+      <w:pPr>
+        <w:jc w:val="center"/>
         <w:rPr>
           <w:rFonts w:ascii="Times New Roman" w:hAnsi="Times New Roman" w:cs="Times New Roman"/>
           <w:sz w:val="24"/>
           <w:szCs w:val="24"/>
         </w:rPr>
       </w:pPr>
+      <w:r>
+        <w:rPr>
+          <w:rFonts w:ascii="Times New Roman" w:hAnsi="Times New Roman" w:cs="Times New Roman"/>
+          <w:noProof/>
+          <w:sz w:val="24"/>
+          <w:szCs w:val="24"/>
+        </w:rPr>
+        <w:drawing>
+          <wp:inline distT="0" distB="0" distL="0" distR="0" wp14:anchorId="1F5BCD74" wp14:editId="1495B4FE">
+            <wp:extent cx="3452883" cy="1824336"/>
+            <wp:effectExtent l="0" t="0" r="0" b="5080"/>
+            <wp:docPr id="171929862" name="Picture 1"/>
+            <wp:cNvGraphicFramePr>
+              <a:graphicFrameLocks xmlns:a="http://schemas.openxmlformats.org/drawingml/2006/main" noChangeAspect="1"/>
+            </wp:cNvGraphicFramePr>
+            <a:graphic xmlns:a="http://schemas.openxmlformats.org/drawingml/2006/main">
+              <a:graphicData uri="http://schemas.openxmlformats.org/drawingml/2006/picture">
+                <pic:pic xmlns:pic="http://schemas.openxmlformats.org/drawingml/2006/picture">
+                  <pic:nvPicPr>
+                    <pic:cNvPr id="171929862" name=""/>
+                    <pic:cNvPicPr/>
+                  </pic:nvPicPr>
+                  <pic:blipFill rotWithShape="1">
+                    <a:blip r:embed="rId13"/>
+                    <a:srcRect l="7938" t="4394" r="7935" b="7711"/>
+                    <a:stretch>
+                      <a:fillRect/>
+                    </a:stretch>
+                  </pic:blipFill>
+                  <pic:spPr bwMode="auto">
+                    <a:xfrm>
+                      <a:off x="0" y="0"/>
+                      <a:ext cx="3472485" cy="1834692"/>
+                    </a:xfrm>
+                    <a:prstGeom prst="rect">
+                      <a:avLst/>
+                    </a:prstGeom>
+                    <a:ln>
+                      <a:noFill/>
+                    </a:ln>
+                    <a:extLst>
+                      <a:ext uri="{53640926-AAD7-44D8-BBD7-CCE9431645EC}">
+                        <a14:shadowObscured xmlns:a14="http://schemas.microsoft.com/office/drawing/2010/main"/>
+                      </a:ext>
+                    </a:extLst>
+                  </pic:spPr>
+                </pic:pic>
+              </a:graphicData>
+            </a:graphic>
+          </wp:inline>
+        </w:drawing>
+      </w:r>
     </w:p>
     <w:p>
       <w:pPr>
@@ -3363,6 +6615,7 @@
                 <w:lang w:val="en-US"/>
               </w:rPr>
             </w:pPr>
+            <w:proofErr w:type="gramStart"/>
             <w:r>
               <w:rPr>
                 <w:rFonts w:ascii="Courier New" w:eastAsia="Times New Roman" w:hAnsi="Courier New" w:cs="Courier New"/>
@@ -3373,6 +6626,7 @@
               </w:rPr>
               <w:t>import</w:t>
             </w:r>
+            <w:proofErr w:type="gramEnd"/>
             <w:r>
               <w:rPr>
                 <w:rFonts w:ascii="Courier New" w:eastAsia="Times New Roman" w:hAnsi="Courier New" w:cs="Courier New"/>
@@ -3928,6 +7182,7 @@
                 <w:szCs w:val="24"/>
                 <w:lang w:val="en-US"/>
               </w:rPr>
+              <w:lastRenderedPageBreak/>
               <w:t>G.add_edge</w:t>
             </w:r>
             <w:proofErr w:type="spellEnd"/>
@@ -4659,29 +7914,135 @@
               <w:t>)</w:t>
             </w:r>
           </w:p>
-          <w:p>
-            <w:pPr>
-              <w:rPr>
-                <w:rFonts w:ascii="Times New Roman" w:hAnsi="Times New Roman" w:cs="Times New Roman"/>
-                <w:sz w:val="24"/>
-                <w:szCs w:val="24"/>
-              </w:rPr>
-            </w:pPr>
-          </w:p>
         </w:tc>
       </w:tr>
     </w:tbl>
     <w:p>
       <w:pPr>
+        <w:spacing w:after="0"/>
+        <w:jc w:val="center"/>
+        <w:rPr>
+          <w:rFonts w:ascii="Times New Roman" w:hAnsi="Times New Roman" w:cs="Times New Roman"/>
+          <w:b/>
+          <w:bCs/>
+          <w:sz w:val="24"/>
+          <w:szCs w:val="24"/>
+        </w:rPr>
+      </w:pPr>
+      <w:proofErr w:type="spellStart"/>
+      <w:r>
+        <w:rPr>
+          <w:rFonts w:ascii="Times New Roman" w:hAnsi="Times New Roman" w:cs="Times New Roman"/>
+          <w:b/>
+          <w:bCs/>
+          <w:color w:val="0070C0"/>
+          <w:sz w:val="24"/>
+          <w:szCs w:val="24"/>
+        </w:rPr>
+        <w:lastRenderedPageBreak/>
+        <w:t>Resulting</w:t>
+      </w:r>
+      <w:proofErr w:type="spellEnd"/>
+      <w:r>
+        <w:rPr>
+          <w:rFonts w:ascii="Times New Roman" w:hAnsi="Times New Roman" w:cs="Times New Roman"/>
+          <w:b/>
+          <w:bCs/>
+          <w:color w:val="0070C0"/>
+          <w:sz w:val="24"/>
+          <w:szCs w:val="24"/>
+        </w:rPr>
+        <w:t xml:space="preserve"> </w:t>
+      </w:r>
+      <w:proofErr w:type="spellStart"/>
+      <w:r>
+        <w:rPr>
+          <w:rFonts w:ascii="Times New Roman" w:hAnsi="Times New Roman" w:cs="Times New Roman"/>
+          <w:b/>
+          <w:bCs/>
+          <w:color w:val="0070C0"/>
+          <w:sz w:val="24"/>
+          <w:szCs w:val="24"/>
+        </w:rPr>
+        <w:t>Graph</w:t>
+      </w:r>
+      <w:proofErr w:type="spellEnd"/>
+      <w:r>
+        <w:rPr>
+          <w:rFonts w:ascii="Times New Roman" w:hAnsi="Times New Roman" w:cs="Times New Roman"/>
+          <w:b/>
+          <w:bCs/>
+          <w:color w:val="0070C0"/>
+          <w:sz w:val="24"/>
+          <w:szCs w:val="24"/>
+        </w:rPr>
+        <w:t>:</w:t>
+      </w:r>
+    </w:p>
+    <w:p>
+      <w:pPr>
+        <w:jc w:val="center"/>
         <w:rPr>
           <w:rFonts w:ascii="Times New Roman" w:hAnsi="Times New Roman" w:cs="Times New Roman"/>
           <w:sz w:val="24"/>
           <w:szCs w:val="24"/>
         </w:rPr>
       </w:pPr>
+      <w:r>
+        <w:rPr>
+          <w:rFonts w:ascii="Times New Roman" w:hAnsi="Times New Roman" w:cs="Times New Roman"/>
+          <w:noProof/>
+          <w:sz w:val="24"/>
+          <w:szCs w:val="24"/>
+        </w:rPr>
+        <w:drawing>
+          <wp:inline distT="0" distB="0" distL="0" distR="0" wp14:anchorId="3D6AEB81" wp14:editId="139159C3">
+            <wp:extent cx="3530380" cy="2806838"/>
+            <wp:effectExtent l="0" t="0" r="0" b="0"/>
+            <wp:docPr id="2123102907" name="Picture 1"/>
+            <wp:cNvGraphicFramePr>
+              <a:graphicFrameLocks xmlns:a="http://schemas.openxmlformats.org/drawingml/2006/main" noChangeAspect="1"/>
+            </wp:cNvGraphicFramePr>
+            <a:graphic xmlns:a="http://schemas.openxmlformats.org/drawingml/2006/main">
+              <a:graphicData uri="http://schemas.openxmlformats.org/drawingml/2006/picture">
+                <pic:pic xmlns:pic="http://schemas.openxmlformats.org/drawingml/2006/picture">
+                  <pic:nvPicPr>
+                    <pic:cNvPr id="2123102907" name=""/>
+                    <pic:cNvPicPr/>
+                  </pic:nvPicPr>
+                  <pic:blipFill rotWithShape="1">
+                    <a:blip r:embed="rId14"/>
+                    <a:srcRect l="6440" t="3725" r="7244" b="5506"/>
+                    <a:stretch>
+                      <a:fillRect/>
+                    </a:stretch>
+                  </pic:blipFill>
+                  <pic:spPr bwMode="auto">
+                    <a:xfrm>
+                      <a:off x="0" y="0"/>
+                      <a:ext cx="3537043" cy="2812135"/>
+                    </a:xfrm>
+                    <a:prstGeom prst="rect">
+                      <a:avLst/>
+                    </a:prstGeom>
+                    <a:ln>
+                      <a:noFill/>
+                    </a:ln>
+                    <a:extLst>
+                      <a:ext uri="{53640926-AAD7-44D8-BBD7-CCE9431645EC}">
+                        <a14:shadowObscured xmlns:a14="http://schemas.microsoft.com/office/drawing/2010/main"/>
+                      </a:ext>
+                    </a:extLst>
+                  </pic:spPr>
+                </pic:pic>
+              </a:graphicData>
+            </a:graphic>
+          </wp:inline>
+        </w:drawing>
+      </w:r>
     </w:p>
     <w:sectPr>
-      <w:headerReference w:type="default" r:id="rId10"/>
+      <w:headerReference w:type="default" r:id="rId15"/>
       <w:pgSz w:w="11906" w:h="16838"/>
       <w:pgMar w:top="1417" w:right="1417" w:bottom="1417" w:left="1417" w:header="708" w:footer="708" w:gutter="0"/>
       <w:cols w:space="708"/>
@@ -4692,7 +8053,7 @@
 </file>
 
 <file path=word/endnotes.xml><?xml version="1.0" encoding="utf-8"?>
-<w:endnotes xmlns:wpc="http://schemas.microsoft.com/office/word/2010/wordprocessingCanvas" xmlns:cx="http://schemas.microsoft.com/office/drawing/2014/chartex" xmlns:cx1="http://schemas.microsoft.com/office/drawing/2015/9/8/chartex" xmlns:cx2="http://schemas.microsoft.com/office/drawing/2015/10/21/chartex" xmlns:cx3="http://schemas.microsoft.com/office/drawing/2016/5/9/chartex" xmlns:cx4="http://schemas.microsoft.com/office/drawing/2016/5/10/chartex" xmlns:cx5="http://schemas.microsoft.com/office/drawing/2016/5/11/chartex" xmlns:cx6="http://schemas.microsoft.com/office/drawing/2016/5/12/chartex" xmlns:cx7="http://schemas.microsoft.com/office/drawing/2016/5/13/chartex" xmlns:cx8="http://schemas.microsoft.com/office/drawing/2016/5/14/chartex" xmlns:mc="http://schemas.openxmlformats.org/markup-compatibility/2006" xmlns:aink="http://schemas.microsoft.com/office/drawing/2016/ink" xmlns:am3d="http://schemas.microsoft.com/office/drawing/2017/model3d" xmlns:o="urn:schemas-microsoft-com:office:office" xmlns:oel="http://schemas.microsoft.com/office/2019/extlst" xmlns:r="http://schemas.openxmlformats.org/officeDocument/2006/relationships" xmlns:m="http://schemas.openxmlformats.org/officeDocument/2006/math" xmlns:v="urn:schemas-microsoft-com:vml" xmlns:wp14="http://schemas.microsoft.com/office/word/2010/wordprocessingDrawing" xmlns:wp="http://schemas.openxmlformats.org/drawingml/2006/wordprocessingDrawing" xmlns:w10="urn:schemas-microsoft-com:office:word" xmlns:w="http://schemas.openxmlformats.org/wordprocessingml/2006/main" xmlns:w14="http://schemas.microsoft.com/office/word/2010/wordml" xmlns:w15="http://schemas.microsoft.com/office/word/2012/wordml" xmlns:w16cex="http://schemas.microsoft.com/office/word/2018/wordml/cex" xmlns:w16cid="http://schemas.microsoft.com/office/word/2016/wordml/cid" xmlns:w16="http://schemas.microsoft.com/office/word/2018/wordml" xmlns:w16sdtdh="http://schemas.microsoft.com/office/word/2020/wordml/sdtdatahash" xmlns:w16se="http://schemas.microsoft.com/office/word/2015/wordml/symex" xmlns:wpg="http://schemas.microsoft.com/office/word/2010/wordprocessingGroup" xmlns:wpi="http://schemas.microsoft.com/office/word/2010/wordprocessingInk" xmlns:wne="http://schemas.microsoft.com/office/word/2006/wordml" xmlns:wps="http://schemas.microsoft.com/office/word/2010/wordprocessingShape" mc:Ignorable="w14 w15 w16se w16cid w16 w16cex w16sdtdh wp14">
+<w:endnotes xmlns:wpc="http://schemas.microsoft.com/office/word/2010/wordprocessingCanvas" xmlns:cx="http://schemas.microsoft.com/office/drawing/2014/chartex" xmlns:cx1="http://schemas.microsoft.com/office/drawing/2015/9/8/chartex" xmlns:cx2="http://schemas.microsoft.com/office/drawing/2015/10/21/chartex" xmlns:cx3="http://schemas.microsoft.com/office/drawing/2016/5/9/chartex" xmlns:cx4="http://schemas.microsoft.com/office/drawing/2016/5/10/chartex" xmlns:cx5="http://schemas.microsoft.com/office/drawing/2016/5/11/chartex" xmlns:cx6="http://schemas.microsoft.com/office/drawing/2016/5/12/chartex" xmlns:cx7="http://schemas.microsoft.com/office/drawing/2016/5/13/chartex" xmlns:cx8="http://schemas.microsoft.com/office/drawing/2016/5/14/chartex" xmlns:mc="http://schemas.openxmlformats.org/markup-compatibility/2006" xmlns:aink="http://schemas.microsoft.com/office/drawing/2016/ink" xmlns:am3d="http://schemas.microsoft.com/office/drawing/2017/model3d" xmlns:o="urn:schemas-microsoft-com:office:office" xmlns:oel="http://schemas.microsoft.com/office/2019/extlst" xmlns:r="http://schemas.openxmlformats.org/officeDocument/2006/relationships" xmlns:m="http://schemas.openxmlformats.org/officeDocument/2006/math" xmlns:v="urn:schemas-microsoft-com:vml" xmlns:wp14="http://schemas.microsoft.com/office/word/2010/wordprocessingDrawing" xmlns:wp="http://schemas.openxmlformats.org/drawingml/2006/wordprocessingDrawing" xmlns:w10="urn:schemas-microsoft-com:office:word" xmlns:w="http://schemas.openxmlformats.org/wordprocessingml/2006/main" xmlns:w14="http://schemas.microsoft.com/office/word/2010/wordml" xmlns:w15="http://schemas.microsoft.com/office/word/2012/wordml" xmlns:w16cex="http://schemas.microsoft.com/office/word/2018/wordml/cex" xmlns:w16cid="http://schemas.microsoft.com/office/word/2016/wordml/cid" xmlns:w16="http://schemas.microsoft.com/office/word/2018/wordml" xmlns:w16du="http://schemas.microsoft.com/office/word/2023/wordml/word16du" xmlns:w16sdtdh="http://schemas.microsoft.com/office/word/2020/wordml/sdtdatahash" xmlns:w16sdtfl="http://schemas.microsoft.com/office/word/2024/wordml/sdtformatlock" xmlns:w16se="http://schemas.microsoft.com/office/word/2015/wordml/symex" xmlns:wpg="http://schemas.microsoft.com/office/word/2010/wordprocessingGroup" xmlns:wpi="http://schemas.microsoft.com/office/word/2010/wordprocessingInk" xmlns:wne="http://schemas.microsoft.com/office/word/2006/wordml" xmlns:wps="http://schemas.microsoft.com/office/word/2010/wordprocessingShape" mc:Ignorable="w14 w15 w16se w16cid w16 w16cex w16sdtdh w16sdtfl w16du wp14">
   <w:endnote w:type="separator" w:id="-1">
     <w:p>
       <w:pPr>
@@ -4717,7 +8078,7 @@
 </file>
 
 <file path=word/footnotes.xml><?xml version="1.0" encoding="utf-8"?>
-<w:footnotes xmlns:wpc="http://schemas.microsoft.com/office/word/2010/wordprocessingCanvas" xmlns:cx="http://schemas.microsoft.com/office/drawing/2014/chartex" xmlns:cx1="http://schemas.microsoft.com/office/drawing/2015/9/8/chartex" xmlns:cx2="http://schemas.microsoft.com/office/drawing/2015/10/21/chartex" xmlns:cx3="http://schemas.microsoft.com/office/drawing/2016/5/9/chartex" xmlns:cx4="http://schemas.microsoft.com/office/drawing/2016/5/10/chartex" xmlns:cx5="http://schemas.microsoft.com/office/drawing/2016/5/11/chartex" xmlns:cx6="http://schemas.microsoft.com/office/drawing/2016/5/12/chartex" xmlns:cx7="http://schemas.microsoft.com/office/drawing/2016/5/13/chartex" xmlns:cx8="http://schemas.microsoft.com/office/drawing/2016/5/14/chartex" xmlns:mc="http://schemas.openxmlformats.org/markup-compatibility/2006" xmlns:aink="http://schemas.microsoft.com/office/drawing/2016/ink" xmlns:am3d="http://schemas.microsoft.com/office/drawing/2017/model3d" xmlns:o="urn:schemas-microsoft-com:office:office" xmlns:oel="http://schemas.microsoft.com/office/2019/extlst" xmlns:r="http://schemas.openxmlformats.org/officeDocument/2006/relationships" xmlns:m="http://schemas.openxmlformats.org/officeDocument/2006/math" xmlns:v="urn:schemas-microsoft-com:vml" xmlns:wp14="http://schemas.microsoft.com/office/word/2010/wordprocessingDrawing" xmlns:wp="http://schemas.openxmlformats.org/drawingml/2006/wordprocessingDrawing" xmlns:w10="urn:schemas-microsoft-com:office:word" xmlns:w="http://schemas.openxmlformats.org/wordprocessingml/2006/main" xmlns:w14="http://schemas.microsoft.com/office/word/2010/wordml" xmlns:w15="http://schemas.microsoft.com/office/word/2012/wordml" xmlns:w16cex="http://schemas.microsoft.com/office/word/2018/wordml/cex" xmlns:w16cid="http://schemas.microsoft.com/office/word/2016/wordml/cid" xmlns:w16="http://schemas.microsoft.com/office/word/2018/wordml" xmlns:w16sdtdh="http://schemas.microsoft.com/office/word/2020/wordml/sdtdatahash" xmlns:w16se="http://schemas.microsoft.com/office/word/2015/wordml/symex" xmlns:wpg="http://schemas.microsoft.com/office/word/2010/wordprocessingGroup" xmlns:wpi="http://schemas.microsoft.com/office/word/2010/wordprocessingInk" xmlns:wne="http://schemas.microsoft.com/office/word/2006/wordml" xmlns:wps="http://schemas.microsoft.com/office/word/2010/wordprocessingShape" mc:Ignorable="w14 w15 w16se w16cid w16 w16cex w16sdtdh wp14">
+<w:footnotes xmlns:wpc="http://schemas.microsoft.com/office/word/2010/wordprocessingCanvas" xmlns:cx="http://schemas.microsoft.com/office/drawing/2014/chartex" xmlns:cx1="http://schemas.microsoft.com/office/drawing/2015/9/8/chartex" xmlns:cx2="http://schemas.microsoft.com/office/drawing/2015/10/21/chartex" xmlns:cx3="http://schemas.microsoft.com/office/drawing/2016/5/9/chartex" xmlns:cx4="http://schemas.microsoft.com/office/drawing/2016/5/10/chartex" xmlns:cx5="http://schemas.microsoft.com/office/drawing/2016/5/11/chartex" xmlns:cx6="http://schemas.microsoft.com/office/drawing/2016/5/12/chartex" xmlns:cx7="http://schemas.microsoft.com/office/drawing/2016/5/13/chartex" xmlns:cx8="http://schemas.microsoft.com/office/drawing/2016/5/14/chartex" xmlns:mc="http://schemas.openxmlformats.org/markup-compatibility/2006" xmlns:aink="http://schemas.microsoft.com/office/drawing/2016/ink" xmlns:am3d="http://schemas.microsoft.com/office/drawing/2017/model3d" xmlns:o="urn:schemas-microsoft-com:office:office" xmlns:oel="http://schemas.microsoft.com/office/2019/extlst" xmlns:r="http://schemas.openxmlformats.org/officeDocument/2006/relationships" xmlns:m="http://schemas.openxmlformats.org/officeDocument/2006/math" xmlns:v="urn:schemas-microsoft-com:vml" xmlns:wp14="http://schemas.microsoft.com/office/word/2010/wordprocessingDrawing" xmlns:wp="http://schemas.openxmlformats.org/drawingml/2006/wordprocessingDrawing" xmlns:w10="urn:schemas-microsoft-com:office:word" xmlns:w="http://schemas.openxmlformats.org/wordprocessingml/2006/main" xmlns:w14="http://schemas.microsoft.com/office/word/2010/wordml" xmlns:w15="http://schemas.microsoft.com/office/word/2012/wordml" xmlns:w16cex="http://schemas.microsoft.com/office/word/2018/wordml/cex" xmlns:w16cid="http://schemas.microsoft.com/office/word/2016/wordml/cid" xmlns:w16="http://schemas.microsoft.com/office/word/2018/wordml" xmlns:w16du="http://schemas.microsoft.com/office/word/2023/wordml/word16du" xmlns:w16sdtdh="http://schemas.microsoft.com/office/word/2020/wordml/sdtdatahash" xmlns:w16sdtfl="http://schemas.microsoft.com/office/word/2024/wordml/sdtformatlock" xmlns:w16se="http://schemas.microsoft.com/office/word/2015/wordml/symex" xmlns:wpg="http://schemas.microsoft.com/office/word/2010/wordprocessingGroup" xmlns:wpi="http://schemas.microsoft.com/office/word/2010/wordprocessingInk" xmlns:wne="http://schemas.microsoft.com/office/word/2006/wordml" xmlns:wps="http://schemas.microsoft.com/office/word/2010/wordprocessingShape" mc:Ignorable="w14 w15 w16se w16cid w16 w16cex w16sdtdh w16sdtfl w16du wp14">
   <w:footnote w:type="separator" w:id="-1">
     <w:p>
       <w:pPr>
@@ -4742,7 +8103,7 @@
 </file>
 
 <file path=word/header1.xml><?xml version="1.0" encoding="utf-8"?>
-<w:hdr xmlns:wpc="http://schemas.microsoft.com/office/word/2010/wordprocessingCanvas" xmlns:cx="http://schemas.microsoft.com/office/drawing/2014/chartex" xmlns:cx1="http://schemas.microsoft.com/office/drawing/2015/9/8/chartex" xmlns:cx2="http://schemas.microsoft.com/office/drawing/2015/10/21/chartex" xmlns:cx3="http://schemas.microsoft.com/office/drawing/2016/5/9/chartex" xmlns:cx4="http://schemas.microsoft.com/office/drawing/2016/5/10/chartex" xmlns:cx5="http://schemas.microsoft.com/office/drawing/2016/5/11/chartex" xmlns:cx6="http://schemas.microsoft.com/office/drawing/2016/5/12/chartex" xmlns:cx7="http://schemas.microsoft.com/office/drawing/2016/5/13/chartex" xmlns:cx8="http://schemas.microsoft.com/office/drawing/2016/5/14/chartex" xmlns:mc="http://schemas.openxmlformats.org/markup-compatibility/2006" xmlns:aink="http://schemas.microsoft.com/office/drawing/2016/ink" xmlns:am3d="http://schemas.microsoft.com/office/drawing/2017/model3d" xmlns:o="urn:schemas-microsoft-com:office:office" xmlns:oel="http://schemas.microsoft.com/office/2019/extlst" xmlns:r="http://schemas.openxmlformats.org/officeDocument/2006/relationships" xmlns:m="http://schemas.openxmlformats.org/officeDocument/2006/math" xmlns:v="urn:schemas-microsoft-com:vml" xmlns:wp14="http://schemas.microsoft.com/office/word/2010/wordprocessingDrawing" xmlns:wp="http://schemas.openxmlformats.org/drawingml/2006/wordprocessingDrawing" xmlns:w10="urn:schemas-microsoft-com:office:word" xmlns:w="http://schemas.openxmlformats.org/wordprocessingml/2006/main" xmlns:w14="http://schemas.microsoft.com/office/word/2010/wordml" xmlns:w15="http://schemas.microsoft.com/office/word/2012/wordml" xmlns:w16cex="http://schemas.microsoft.com/office/word/2018/wordml/cex" xmlns:w16cid="http://schemas.microsoft.com/office/word/2016/wordml/cid" xmlns:w16="http://schemas.microsoft.com/office/word/2018/wordml" xmlns:w16sdtdh="http://schemas.microsoft.com/office/word/2020/wordml/sdtdatahash" xmlns:w16se="http://schemas.microsoft.com/office/word/2015/wordml/symex" xmlns:wpg="http://schemas.microsoft.com/office/word/2010/wordprocessingGroup" xmlns:wpi="http://schemas.microsoft.com/office/word/2010/wordprocessingInk" xmlns:wne="http://schemas.microsoft.com/office/word/2006/wordml" xmlns:wps="http://schemas.microsoft.com/office/word/2010/wordprocessingShape" mc:Ignorable="w14 w15 w16se w16cid w16 w16cex w16sdtdh wp14">
+<w:hdr xmlns:wpc="http://schemas.microsoft.com/office/word/2010/wordprocessingCanvas" xmlns:cx="http://schemas.microsoft.com/office/drawing/2014/chartex" xmlns:cx1="http://schemas.microsoft.com/office/drawing/2015/9/8/chartex" xmlns:cx2="http://schemas.microsoft.com/office/drawing/2015/10/21/chartex" xmlns:cx3="http://schemas.microsoft.com/office/drawing/2016/5/9/chartex" xmlns:cx4="http://schemas.microsoft.com/office/drawing/2016/5/10/chartex" xmlns:cx5="http://schemas.microsoft.com/office/drawing/2016/5/11/chartex" xmlns:cx6="http://schemas.microsoft.com/office/drawing/2016/5/12/chartex" xmlns:cx7="http://schemas.microsoft.com/office/drawing/2016/5/13/chartex" xmlns:cx8="http://schemas.microsoft.com/office/drawing/2016/5/14/chartex" xmlns:mc="http://schemas.openxmlformats.org/markup-compatibility/2006" xmlns:aink="http://schemas.microsoft.com/office/drawing/2016/ink" xmlns:am3d="http://schemas.microsoft.com/office/drawing/2017/model3d" xmlns:o="urn:schemas-microsoft-com:office:office" xmlns:oel="http://schemas.microsoft.com/office/2019/extlst" xmlns:r="http://schemas.openxmlformats.org/officeDocument/2006/relationships" xmlns:m="http://schemas.openxmlformats.org/officeDocument/2006/math" xmlns:v="urn:schemas-microsoft-com:vml" xmlns:wp14="http://schemas.microsoft.com/office/word/2010/wordprocessingDrawing" xmlns:wp="http://schemas.openxmlformats.org/drawingml/2006/wordprocessingDrawing" xmlns:w10="urn:schemas-microsoft-com:office:word" xmlns:w="http://schemas.openxmlformats.org/wordprocessingml/2006/main" xmlns:w14="http://schemas.microsoft.com/office/word/2010/wordml" xmlns:w15="http://schemas.microsoft.com/office/word/2012/wordml" xmlns:w16cex="http://schemas.microsoft.com/office/word/2018/wordml/cex" xmlns:w16cid="http://schemas.microsoft.com/office/word/2016/wordml/cid" xmlns:w16="http://schemas.microsoft.com/office/word/2018/wordml" xmlns:w16du="http://schemas.microsoft.com/office/word/2023/wordml/word16du" xmlns:w16sdtdh="http://schemas.microsoft.com/office/word/2020/wordml/sdtdatahash" xmlns:w16sdtfl="http://schemas.microsoft.com/office/word/2024/wordml/sdtformatlock" xmlns:w16se="http://schemas.microsoft.com/office/word/2015/wordml/symex" xmlns:wpg="http://schemas.microsoft.com/office/word/2010/wordprocessingGroup" xmlns:wpi="http://schemas.microsoft.com/office/word/2010/wordprocessingInk" xmlns:wne="http://schemas.microsoft.com/office/word/2006/wordml" xmlns:wps="http://schemas.microsoft.com/office/word/2010/wordprocessingShape" mc:Ignorable="w14 w15 w16se w16cid w16 w16cex w16sdtdh w16sdtfl w16du wp14">
   <w:p>
     <w:pPr>
       <w:jc w:val="center"/>
@@ -4810,8 +8171,289 @@
 </w:hdr>
 </file>
 
+<file path=word/numbering.xml><?xml version="1.0" encoding="utf-8"?>
+<w:numbering xmlns:wpc="http://schemas.microsoft.com/office/word/2010/wordprocessingCanvas" xmlns:cx="http://schemas.microsoft.com/office/drawing/2014/chartex" xmlns:cx1="http://schemas.microsoft.com/office/drawing/2015/9/8/chartex" xmlns:cx2="http://schemas.microsoft.com/office/drawing/2015/10/21/chartex" xmlns:cx3="http://schemas.microsoft.com/office/drawing/2016/5/9/chartex" xmlns:cx4="http://schemas.microsoft.com/office/drawing/2016/5/10/chartex" xmlns:cx5="http://schemas.microsoft.com/office/drawing/2016/5/11/chartex" xmlns:cx6="http://schemas.microsoft.com/office/drawing/2016/5/12/chartex" xmlns:cx7="http://schemas.microsoft.com/office/drawing/2016/5/13/chartex" xmlns:cx8="http://schemas.microsoft.com/office/drawing/2016/5/14/chartex" xmlns:mc="http://schemas.openxmlformats.org/markup-compatibility/2006" xmlns:aink="http://schemas.microsoft.com/office/drawing/2016/ink" xmlns:am3d="http://schemas.microsoft.com/office/drawing/2017/model3d" xmlns:o="urn:schemas-microsoft-com:office:office" xmlns:oel="http://schemas.microsoft.com/office/2019/extlst" xmlns:r="http://schemas.openxmlformats.org/officeDocument/2006/relationships" xmlns:m="http://schemas.openxmlformats.org/officeDocument/2006/math" xmlns:v="urn:schemas-microsoft-com:vml" xmlns:wp14="http://schemas.microsoft.com/office/word/2010/wordprocessingDrawing" xmlns:wp="http://schemas.openxmlformats.org/drawingml/2006/wordprocessingDrawing" xmlns:w10="urn:schemas-microsoft-com:office:word" xmlns:w="http://schemas.openxmlformats.org/wordprocessingml/2006/main" xmlns:w14="http://schemas.microsoft.com/office/word/2010/wordml" xmlns:w15="http://schemas.microsoft.com/office/word/2012/wordml" xmlns:w16cex="http://schemas.microsoft.com/office/word/2018/wordml/cex" xmlns:w16cid="http://schemas.microsoft.com/office/word/2016/wordml/cid" xmlns:w16="http://schemas.microsoft.com/office/word/2018/wordml" xmlns:w16du="http://schemas.microsoft.com/office/word/2023/wordml/word16du" xmlns:w16sdtdh="http://schemas.microsoft.com/office/word/2020/wordml/sdtdatahash" xmlns:w16sdtfl="http://schemas.microsoft.com/office/word/2024/wordml/sdtformatlock" xmlns:w16se="http://schemas.microsoft.com/office/word/2015/wordml/symex" xmlns:wpg="http://schemas.microsoft.com/office/word/2010/wordprocessingGroup" xmlns:wpi="http://schemas.microsoft.com/office/word/2010/wordprocessingInk" xmlns:wne="http://schemas.microsoft.com/office/word/2006/wordml" xmlns:wps="http://schemas.microsoft.com/office/word/2010/wordprocessingShape" mc:Ignorable="w14 w15 w16se w16cid w16 w16cex w16sdtdh w16sdtfl w16du wp14">
+  <w:abstractNum w:abstractNumId="0" w15:restartNumberingAfterBreak="0">
+    <w:nsid w:val="74984543"/>
+    <w:multiLevelType w:val="hybridMultilevel"/>
+    <w:tmpl w:val="17F20E02"/>
+    <w:lvl w:ilvl="0" w:tplc="397A72F8">
+      <w:start w:val="1"/>
+      <w:numFmt w:val="lowerLetter"/>
+      <w:lvlText w:val="(%1)"/>
+      <w:lvlJc w:val="left"/>
+      <w:pPr>
+        <w:ind w:left="391" w:hanging="360"/>
+      </w:pPr>
+      <w:rPr>
+        <w:rFonts w:hint="default"/>
+      </w:rPr>
+    </w:lvl>
+    <w:lvl w:ilvl="1" w:tplc="08090019" w:tentative="1">
+      <w:start w:val="1"/>
+      <w:numFmt w:val="lowerLetter"/>
+      <w:lvlText w:val="%2."/>
+      <w:lvlJc w:val="left"/>
+      <w:pPr>
+        <w:ind w:left="1111" w:hanging="360"/>
+      </w:pPr>
+    </w:lvl>
+    <w:lvl w:ilvl="2" w:tplc="0809001B" w:tentative="1">
+      <w:start w:val="1"/>
+      <w:numFmt w:val="lowerRoman"/>
+      <w:lvlText w:val="%3."/>
+      <w:lvlJc w:val="right"/>
+      <w:pPr>
+        <w:ind w:left="1831" w:hanging="180"/>
+      </w:pPr>
+    </w:lvl>
+    <w:lvl w:ilvl="3" w:tplc="0809000F" w:tentative="1">
+      <w:start w:val="1"/>
+      <w:numFmt w:val="decimal"/>
+      <w:lvlText w:val="%4."/>
+      <w:lvlJc w:val="left"/>
+      <w:pPr>
+        <w:ind w:left="2551" w:hanging="360"/>
+      </w:pPr>
+    </w:lvl>
+    <w:lvl w:ilvl="4" w:tplc="08090019" w:tentative="1">
+      <w:start w:val="1"/>
+      <w:numFmt w:val="lowerLetter"/>
+      <w:lvlText w:val="%5."/>
+      <w:lvlJc w:val="left"/>
+      <w:pPr>
+        <w:ind w:left="3271" w:hanging="360"/>
+      </w:pPr>
+    </w:lvl>
+    <w:lvl w:ilvl="5" w:tplc="0809001B" w:tentative="1">
+      <w:start w:val="1"/>
+      <w:numFmt w:val="lowerRoman"/>
+      <w:lvlText w:val="%6."/>
+      <w:lvlJc w:val="right"/>
+      <w:pPr>
+        <w:ind w:left="3991" w:hanging="180"/>
+      </w:pPr>
+    </w:lvl>
+    <w:lvl w:ilvl="6" w:tplc="0809000F" w:tentative="1">
+      <w:start w:val="1"/>
+      <w:numFmt w:val="decimal"/>
+      <w:lvlText w:val="%7."/>
+      <w:lvlJc w:val="left"/>
+      <w:pPr>
+        <w:ind w:left="4711" w:hanging="360"/>
+      </w:pPr>
+    </w:lvl>
+    <w:lvl w:ilvl="7" w:tplc="08090019" w:tentative="1">
+      <w:start w:val="1"/>
+      <w:numFmt w:val="lowerLetter"/>
+      <w:lvlText w:val="%8."/>
+      <w:lvlJc w:val="left"/>
+      <w:pPr>
+        <w:ind w:left="5431" w:hanging="360"/>
+      </w:pPr>
+    </w:lvl>
+    <w:lvl w:ilvl="8" w:tplc="0809001B" w:tentative="1">
+      <w:start w:val="1"/>
+      <w:numFmt w:val="lowerRoman"/>
+      <w:lvlText w:val="%9."/>
+      <w:lvlJc w:val="right"/>
+      <w:pPr>
+        <w:ind w:left="6151" w:hanging="180"/>
+      </w:pPr>
+    </w:lvl>
+  </w:abstractNum>
+  <w:abstractNum w:abstractNumId="1" w15:restartNumberingAfterBreak="0">
+    <w:nsid w:val="7ACC356C"/>
+    <w:multiLevelType w:val="hybridMultilevel"/>
+    <w:tmpl w:val="429E22D2"/>
+    <w:lvl w:ilvl="0" w:tplc="C95EB0F6">
+      <w:start w:val="1"/>
+      <w:numFmt w:val="lowerLetter"/>
+      <w:lvlText w:val="%1)"/>
+      <w:lvlJc w:val="left"/>
+      <w:pPr>
+        <w:ind w:left="170" w:hanging="139"/>
+      </w:pPr>
+      <w:rPr>
+        <w:rFonts w:hint="default"/>
+      </w:rPr>
+    </w:lvl>
+    <w:lvl w:ilvl="1" w:tplc="08090019" w:tentative="1">
+      <w:start w:val="1"/>
+      <w:numFmt w:val="lowerLetter"/>
+      <w:lvlText w:val="%2."/>
+      <w:lvlJc w:val="left"/>
+      <w:pPr>
+        <w:ind w:left="1111" w:hanging="360"/>
+      </w:pPr>
+    </w:lvl>
+    <w:lvl w:ilvl="2" w:tplc="0809001B" w:tentative="1">
+      <w:start w:val="1"/>
+      <w:numFmt w:val="lowerRoman"/>
+      <w:lvlText w:val="%3."/>
+      <w:lvlJc w:val="right"/>
+      <w:pPr>
+        <w:ind w:left="1831" w:hanging="180"/>
+      </w:pPr>
+    </w:lvl>
+    <w:lvl w:ilvl="3" w:tplc="0809000F" w:tentative="1">
+      <w:start w:val="1"/>
+      <w:numFmt w:val="decimal"/>
+      <w:lvlText w:val="%4."/>
+      <w:lvlJc w:val="left"/>
+      <w:pPr>
+        <w:ind w:left="2551" w:hanging="360"/>
+      </w:pPr>
+    </w:lvl>
+    <w:lvl w:ilvl="4" w:tplc="08090019" w:tentative="1">
+      <w:start w:val="1"/>
+      <w:numFmt w:val="lowerLetter"/>
+      <w:lvlText w:val="%5."/>
+      <w:lvlJc w:val="left"/>
+      <w:pPr>
+        <w:ind w:left="3271" w:hanging="360"/>
+      </w:pPr>
+    </w:lvl>
+    <w:lvl w:ilvl="5" w:tplc="0809001B" w:tentative="1">
+      <w:start w:val="1"/>
+      <w:numFmt w:val="lowerRoman"/>
+      <w:lvlText w:val="%6."/>
+      <w:lvlJc w:val="right"/>
+      <w:pPr>
+        <w:ind w:left="3991" w:hanging="180"/>
+      </w:pPr>
+    </w:lvl>
+    <w:lvl w:ilvl="6" w:tplc="0809000F" w:tentative="1">
+      <w:start w:val="1"/>
+      <w:numFmt w:val="decimal"/>
+      <w:lvlText w:val="%7."/>
+      <w:lvlJc w:val="left"/>
+      <w:pPr>
+        <w:ind w:left="4711" w:hanging="360"/>
+      </w:pPr>
+    </w:lvl>
+    <w:lvl w:ilvl="7" w:tplc="08090019" w:tentative="1">
+      <w:start w:val="1"/>
+      <w:numFmt w:val="lowerLetter"/>
+      <w:lvlText w:val="%8."/>
+      <w:lvlJc w:val="left"/>
+      <w:pPr>
+        <w:ind w:left="5431" w:hanging="360"/>
+      </w:pPr>
+    </w:lvl>
+    <w:lvl w:ilvl="8" w:tplc="0809001B" w:tentative="1">
+      <w:start w:val="1"/>
+      <w:numFmt w:val="lowerRoman"/>
+      <w:lvlText w:val="%9."/>
+      <w:lvlJc w:val="right"/>
+      <w:pPr>
+        <w:ind w:left="6151" w:hanging="180"/>
+      </w:pPr>
+    </w:lvl>
+  </w:abstractNum>
+  <w:abstractNum w:abstractNumId="2" w15:restartNumberingAfterBreak="0">
+    <w:nsid w:val="7FDA21AD"/>
+    <w:multiLevelType w:val="hybridMultilevel"/>
+    <w:tmpl w:val="F5649EEA"/>
+    <w:lvl w:ilvl="0" w:tplc="08090017">
+      <w:start w:val="1"/>
+      <w:numFmt w:val="lowerLetter"/>
+      <w:lvlText w:val="%1)"/>
+      <w:lvlJc w:val="left"/>
+      <w:pPr>
+        <w:ind w:left="720" w:hanging="360"/>
+      </w:pPr>
+      <w:rPr>
+        <w:rFonts w:hint="default"/>
+      </w:rPr>
+    </w:lvl>
+    <w:lvl w:ilvl="1" w:tplc="08090019" w:tentative="1">
+      <w:start w:val="1"/>
+      <w:numFmt w:val="lowerLetter"/>
+      <w:lvlText w:val="%2."/>
+      <w:lvlJc w:val="left"/>
+      <w:pPr>
+        <w:ind w:left="1440" w:hanging="360"/>
+      </w:pPr>
+    </w:lvl>
+    <w:lvl w:ilvl="2" w:tplc="0809001B" w:tentative="1">
+      <w:start w:val="1"/>
+      <w:numFmt w:val="lowerRoman"/>
+      <w:lvlText w:val="%3."/>
+      <w:lvlJc w:val="right"/>
+      <w:pPr>
+        <w:ind w:left="2160" w:hanging="180"/>
+      </w:pPr>
+    </w:lvl>
+    <w:lvl w:ilvl="3" w:tplc="0809000F" w:tentative="1">
+      <w:start w:val="1"/>
+      <w:numFmt w:val="decimal"/>
+      <w:lvlText w:val="%4."/>
+      <w:lvlJc w:val="left"/>
+      <w:pPr>
+        <w:ind w:left="2880" w:hanging="360"/>
+      </w:pPr>
+    </w:lvl>
+    <w:lvl w:ilvl="4" w:tplc="08090019" w:tentative="1">
+      <w:start w:val="1"/>
+      <w:numFmt w:val="lowerLetter"/>
+      <w:lvlText w:val="%5."/>
+      <w:lvlJc w:val="left"/>
+      <w:pPr>
+        <w:ind w:left="3600" w:hanging="360"/>
+      </w:pPr>
+    </w:lvl>
+    <w:lvl w:ilvl="5" w:tplc="0809001B" w:tentative="1">
+      <w:start w:val="1"/>
+      <w:numFmt w:val="lowerRoman"/>
+      <w:lvlText w:val="%6."/>
+      <w:lvlJc w:val="right"/>
+      <w:pPr>
+        <w:ind w:left="4320" w:hanging="180"/>
+      </w:pPr>
+    </w:lvl>
+    <w:lvl w:ilvl="6" w:tplc="0809000F" w:tentative="1">
+      <w:start w:val="1"/>
+      <w:numFmt w:val="decimal"/>
+      <w:lvlText w:val="%7."/>
+      <w:lvlJc w:val="left"/>
+      <w:pPr>
+        <w:ind w:left="5040" w:hanging="360"/>
+      </w:pPr>
+    </w:lvl>
+    <w:lvl w:ilvl="7" w:tplc="08090019" w:tentative="1">
+      <w:start w:val="1"/>
+      <w:numFmt w:val="lowerLetter"/>
+      <w:lvlText w:val="%8."/>
+      <w:lvlJc w:val="left"/>
+      <w:pPr>
+        <w:ind w:left="5760" w:hanging="360"/>
+      </w:pPr>
+    </w:lvl>
+    <w:lvl w:ilvl="8" w:tplc="0809001B" w:tentative="1">
+      <w:start w:val="1"/>
+      <w:numFmt w:val="lowerRoman"/>
+      <w:lvlText w:val="%9."/>
+      <w:lvlJc w:val="right"/>
+      <w:pPr>
+        <w:ind w:left="6480" w:hanging="180"/>
+      </w:pPr>
+    </w:lvl>
+  </w:abstractNum>
+  <w:num w:numId="1" w16cid:durableId="973366535">
+    <w:abstractNumId w:val="2"/>
+  </w:num>
+  <w:num w:numId="2" w16cid:durableId="567346154">
+    <w:abstractNumId w:val="1"/>
+  </w:num>
+  <w:num w:numId="3" w16cid:durableId="1002704623">
+    <w:abstractNumId w:val="0"/>
+  </w:num>
+</w:numbering>
+</file>
+
 <file path=word/styles.xml><?xml version="1.0" encoding="utf-8"?>
-<w:styles xmlns:mc="http://schemas.openxmlformats.org/markup-compatibility/2006" xmlns:r="http://schemas.openxmlformats.org/officeDocument/2006/relationships" xmlns:w="http://schemas.openxmlformats.org/wordprocessingml/2006/main" xmlns:w14="http://schemas.microsoft.com/office/word/2010/wordml" xmlns:w15="http://schemas.microsoft.com/office/word/2012/wordml" xmlns:w16cex="http://schemas.microsoft.com/office/word/2018/wordml/cex" xmlns:w16cid="http://schemas.microsoft.com/office/word/2016/wordml/cid" xmlns:w16="http://schemas.microsoft.com/office/word/2018/wordml" xmlns:w16sdtdh="http://schemas.microsoft.com/office/word/2020/wordml/sdtdatahash" xmlns:w16se="http://schemas.microsoft.com/office/word/2015/wordml/symex" mc:Ignorable="w14 w15 w16se w16cid w16 w16cex w16sdtdh">
+<w:styles xmlns:mc="http://schemas.openxmlformats.org/markup-compatibility/2006" xmlns:r="http://schemas.openxmlformats.org/officeDocument/2006/relationships" xmlns:w="http://schemas.openxmlformats.org/wordprocessingml/2006/main" xmlns:w14="http://schemas.microsoft.com/office/word/2010/wordml" xmlns:w15="http://schemas.microsoft.com/office/word/2012/wordml" xmlns:w16cex="http://schemas.microsoft.com/office/word/2018/wordml/cex" xmlns:w16cid="http://schemas.microsoft.com/office/word/2016/wordml/cid" xmlns:w16="http://schemas.microsoft.com/office/word/2018/wordml" xmlns:w16du="http://schemas.microsoft.com/office/word/2023/wordml/word16du" xmlns:w16sdtdh="http://schemas.microsoft.com/office/word/2020/wordml/sdtdatahash" xmlns:w16sdtfl="http://schemas.microsoft.com/office/word/2024/wordml/sdtformatlock" xmlns:w16se="http://schemas.microsoft.com/office/word/2015/wordml/symex" mc:Ignorable="w14 w15 w16se w16cid w16 w16cex w16sdtdh w16sdtfl w16du">
   <w:docDefaults>
     <w:rPrDefault>
       <w:rPr>
@@ -5936,6 +9578,486 @@
       </w:rPr>
     </w:tblStylePr>
   </w:style>
+  <w:style w:type="paragraph" w:styleId="ListParagraph">
+    <w:name w:val="List Paragraph"/>
+    <w:basedOn w:val="Normal"/>
+    <w:uiPriority w:val="34"/>
+    <w:qFormat/>
+    <w:rsid w:val="00AA07EB"/>
+    <w:pPr>
+      <w:ind w:left="720"/>
+      <w:contextualSpacing/>
+    </w:pPr>
+  </w:style>
+  <w:style w:type="table" w:styleId="PlainTable1">
+    <w:name w:val="Plain Table 1"/>
+    <w:basedOn w:val="TableNormal"/>
+    <w:uiPriority w:val="41"/>
+    <w:rsid w:val="00E773B4"/>
+    <w:pPr>
+      <w:spacing w:after="0" w:line="240" w:lineRule="auto"/>
+    </w:pPr>
+    <w:tblPr>
+      <w:tblStyleRowBandSize w:val="1"/>
+      <w:tblStyleColBandSize w:val="1"/>
+      <w:tblBorders>
+        <w:top w:val="single" w:sz="4" w:space="0" w:color="BFBFBF" w:themeColor="background1" w:themeShade="BF"/>
+        <w:left w:val="single" w:sz="4" w:space="0" w:color="BFBFBF" w:themeColor="background1" w:themeShade="BF"/>
+        <w:bottom w:val="single" w:sz="4" w:space="0" w:color="BFBFBF" w:themeColor="background1" w:themeShade="BF"/>
+        <w:right w:val="single" w:sz="4" w:space="0" w:color="BFBFBF" w:themeColor="background1" w:themeShade="BF"/>
+        <w:insideH w:val="single" w:sz="4" w:space="0" w:color="BFBFBF" w:themeColor="background1" w:themeShade="BF"/>
+        <w:insideV w:val="single" w:sz="4" w:space="0" w:color="BFBFBF" w:themeColor="background1" w:themeShade="BF"/>
+      </w:tblBorders>
+    </w:tblPr>
+    <w:tblStylePr w:type="firstRow">
+      <w:rPr>
+        <w:b/>
+        <w:bCs/>
+      </w:rPr>
+    </w:tblStylePr>
+    <w:tblStylePr w:type="lastRow">
+      <w:rPr>
+        <w:b/>
+        <w:bCs/>
+      </w:rPr>
+      <w:tblPr/>
+      <w:tcPr>
+        <w:tcBorders>
+          <w:top w:val="double" w:sz="4" w:space="0" w:color="BFBFBF" w:themeColor="background1" w:themeShade="BF"/>
+        </w:tcBorders>
+      </w:tcPr>
+    </w:tblStylePr>
+    <w:tblStylePr w:type="firstCol">
+      <w:rPr>
+        <w:b/>
+        <w:bCs/>
+      </w:rPr>
+    </w:tblStylePr>
+    <w:tblStylePr w:type="lastCol">
+      <w:rPr>
+        <w:b/>
+        <w:bCs/>
+      </w:rPr>
+    </w:tblStylePr>
+    <w:tblStylePr w:type="band1Vert">
+      <w:tblPr/>
+      <w:tcPr>
+        <w:shd w:val="clear" w:color="auto" w:fill="F2F2F2" w:themeFill="background1" w:themeFillShade="F2"/>
+      </w:tcPr>
+    </w:tblStylePr>
+    <w:tblStylePr w:type="band1Horz">
+      <w:tblPr/>
+      <w:tcPr>
+        <w:shd w:val="clear" w:color="auto" w:fill="F2F2F2" w:themeFill="background1" w:themeFillShade="F2"/>
+      </w:tcPr>
+    </w:tblStylePr>
+  </w:style>
+  <w:style w:type="table" w:styleId="PlainTable5">
+    <w:name w:val="Plain Table 5"/>
+    <w:basedOn w:val="TableNormal"/>
+    <w:uiPriority w:val="45"/>
+    <w:rsid w:val="00E773B4"/>
+    <w:pPr>
+      <w:spacing w:after="0" w:line="240" w:lineRule="auto"/>
+    </w:pPr>
+    <w:tblPr>
+      <w:tblStyleRowBandSize w:val="1"/>
+      <w:tblStyleColBandSize w:val="1"/>
+    </w:tblPr>
+    <w:tblStylePr w:type="firstRow">
+      <w:rPr>
+        <w:rFonts w:asciiTheme="majorHAnsi" w:eastAsiaTheme="majorEastAsia" w:hAnsiTheme="majorHAnsi" w:cstheme="majorBidi"/>
+        <w:i/>
+        <w:iCs/>
+        <w:sz w:val="26"/>
+      </w:rPr>
+      <w:tblPr/>
+      <w:tcPr>
+        <w:tcBorders>
+          <w:bottom w:val="single" w:sz="4" w:space="0" w:color="7F7F7F" w:themeColor="text1" w:themeTint="80"/>
+        </w:tcBorders>
+        <w:shd w:val="clear" w:color="auto" w:fill="FFFFFF" w:themeFill="background1"/>
+      </w:tcPr>
+    </w:tblStylePr>
+    <w:tblStylePr w:type="lastRow">
+      <w:rPr>
+        <w:rFonts w:asciiTheme="majorHAnsi" w:eastAsiaTheme="majorEastAsia" w:hAnsiTheme="majorHAnsi" w:cstheme="majorBidi"/>
+        <w:i/>
+        <w:iCs/>
+        <w:sz w:val="26"/>
+      </w:rPr>
+      <w:tblPr/>
+      <w:tcPr>
+        <w:tcBorders>
+          <w:top w:val="single" w:sz="4" w:space="0" w:color="7F7F7F" w:themeColor="text1" w:themeTint="80"/>
+        </w:tcBorders>
+        <w:shd w:val="clear" w:color="auto" w:fill="FFFFFF" w:themeFill="background1"/>
+      </w:tcPr>
+    </w:tblStylePr>
+    <w:tblStylePr w:type="firstCol">
+      <w:pPr>
+        <w:jc w:val="right"/>
+      </w:pPr>
+      <w:rPr>
+        <w:rFonts w:asciiTheme="majorHAnsi" w:eastAsiaTheme="majorEastAsia" w:hAnsiTheme="majorHAnsi" w:cstheme="majorBidi"/>
+        <w:i/>
+        <w:iCs/>
+        <w:sz w:val="26"/>
+      </w:rPr>
+      <w:tblPr/>
+      <w:tcPr>
+        <w:tcBorders>
+          <w:right w:val="single" w:sz="4" w:space="0" w:color="7F7F7F" w:themeColor="text1" w:themeTint="80"/>
+        </w:tcBorders>
+        <w:shd w:val="clear" w:color="auto" w:fill="FFFFFF" w:themeFill="background1"/>
+      </w:tcPr>
+    </w:tblStylePr>
+    <w:tblStylePr w:type="lastCol">
+      <w:rPr>
+        <w:rFonts w:asciiTheme="majorHAnsi" w:eastAsiaTheme="majorEastAsia" w:hAnsiTheme="majorHAnsi" w:cstheme="majorBidi"/>
+        <w:i/>
+        <w:iCs/>
+        <w:sz w:val="26"/>
+      </w:rPr>
+      <w:tblPr/>
+      <w:tcPr>
+        <w:tcBorders>
+          <w:left w:val="single" w:sz="4" w:space="0" w:color="7F7F7F" w:themeColor="text1" w:themeTint="80"/>
+        </w:tcBorders>
+        <w:shd w:val="clear" w:color="auto" w:fill="FFFFFF" w:themeFill="background1"/>
+      </w:tcPr>
+    </w:tblStylePr>
+    <w:tblStylePr w:type="band1Vert">
+      <w:tblPr/>
+      <w:tcPr>
+        <w:shd w:val="clear" w:color="auto" w:fill="F2F2F2" w:themeFill="background1" w:themeFillShade="F2"/>
+      </w:tcPr>
+    </w:tblStylePr>
+    <w:tblStylePr w:type="band1Horz">
+      <w:tblPr/>
+      <w:tcPr>
+        <w:shd w:val="clear" w:color="auto" w:fill="F2F2F2" w:themeFill="background1" w:themeFillShade="F2"/>
+      </w:tcPr>
+    </w:tblStylePr>
+    <w:tblStylePr w:type="neCell">
+      <w:tblPr/>
+      <w:tcPr>
+        <w:tcBorders>
+          <w:left w:val="nil"/>
+        </w:tcBorders>
+      </w:tcPr>
+    </w:tblStylePr>
+    <w:tblStylePr w:type="nwCell">
+      <w:tblPr/>
+      <w:tcPr>
+        <w:tcBorders>
+          <w:right w:val="nil"/>
+        </w:tcBorders>
+      </w:tcPr>
+    </w:tblStylePr>
+    <w:tblStylePr w:type="seCell">
+      <w:tblPr/>
+      <w:tcPr>
+        <w:tcBorders>
+          <w:left w:val="nil"/>
+        </w:tcBorders>
+      </w:tcPr>
+    </w:tblStylePr>
+    <w:tblStylePr w:type="swCell">
+      <w:tblPr/>
+      <w:tcPr>
+        <w:tcBorders>
+          <w:right w:val="nil"/>
+        </w:tcBorders>
+      </w:tcPr>
+    </w:tblStylePr>
+  </w:style>
+  <w:style w:type="table" w:styleId="GridTable1Light">
+    <w:name w:val="Grid Table 1 Light"/>
+    <w:basedOn w:val="TableNormal"/>
+    <w:uiPriority w:val="46"/>
+    <w:rsid w:val="00C14817"/>
+    <w:pPr>
+      <w:spacing w:after="0" w:line="240" w:lineRule="auto"/>
+    </w:pPr>
+    <w:tblPr>
+      <w:tblStyleRowBandSize w:val="1"/>
+      <w:tblStyleColBandSize w:val="1"/>
+      <w:tblBorders>
+        <w:top w:val="single" w:sz="4" w:space="0" w:color="999999" w:themeColor="text1" w:themeTint="66"/>
+        <w:left w:val="single" w:sz="4" w:space="0" w:color="999999" w:themeColor="text1" w:themeTint="66"/>
+        <w:bottom w:val="single" w:sz="4" w:space="0" w:color="999999" w:themeColor="text1" w:themeTint="66"/>
+        <w:right w:val="single" w:sz="4" w:space="0" w:color="999999" w:themeColor="text1" w:themeTint="66"/>
+        <w:insideH w:val="single" w:sz="4" w:space="0" w:color="999999" w:themeColor="text1" w:themeTint="66"/>
+        <w:insideV w:val="single" w:sz="4" w:space="0" w:color="999999" w:themeColor="text1" w:themeTint="66"/>
+      </w:tblBorders>
+    </w:tblPr>
+    <w:tblStylePr w:type="firstRow">
+      <w:rPr>
+        <w:b/>
+        <w:bCs/>
+      </w:rPr>
+      <w:tblPr/>
+      <w:tcPr>
+        <w:tcBorders>
+          <w:bottom w:val="single" w:sz="12" w:space="0" w:color="666666" w:themeColor="text1" w:themeTint="99"/>
+        </w:tcBorders>
+      </w:tcPr>
+    </w:tblStylePr>
+    <w:tblStylePr w:type="lastRow">
+      <w:rPr>
+        <w:b/>
+        <w:bCs/>
+      </w:rPr>
+      <w:tblPr/>
+      <w:tcPr>
+        <w:tcBorders>
+          <w:top w:val="double" w:sz="2" w:space="0" w:color="666666" w:themeColor="text1" w:themeTint="99"/>
+        </w:tcBorders>
+      </w:tcPr>
+    </w:tblStylePr>
+    <w:tblStylePr w:type="firstCol">
+      <w:rPr>
+        <w:b/>
+        <w:bCs/>
+      </w:rPr>
+    </w:tblStylePr>
+    <w:tblStylePr w:type="lastCol">
+      <w:rPr>
+        <w:b/>
+        <w:bCs/>
+      </w:rPr>
+    </w:tblStylePr>
+  </w:style>
+  <w:style w:type="table" w:styleId="GridTable5Dark-Accent1">
+    <w:name w:val="Grid Table 5 Dark Accent 1"/>
+    <w:basedOn w:val="TableNormal"/>
+    <w:uiPriority w:val="50"/>
+    <w:rsid w:val="00C14817"/>
+    <w:pPr>
+      <w:spacing w:after="0" w:line="240" w:lineRule="auto"/>
+    </w:pPr>
+    <w:tblPr>
+      <w:tblStyleRowBandSize w:val="1"/>
+      <w:tblStyleColBandSize w:val="1"/>
+      <w:tblBorders>
+        <w:top w:val="single" w:sz="4" w:space="0" w:color="FFFFFF" w:themeColor="background1"/>
+        <w:left w:val="single" w:sz="4" w:space="0" w:color="FFFFFF" w:themeColor="background1"/>
+        <w:bottom w:val="single" w:sz="4" w:space="0" w:color="FFFFFF" w:themeColor="background1"/>
+        <w:right w:val="single" w:sz="4" w:space="0" w:color="FFFFFF" w:themeColor="background1"/>
+        <w:insideH w:val="single" w:sz="4" w:space="0" w:color="FFFFFF" w:themeColor="background1"/>
+        <w:insideV w:val="single" w:sz="4" w:space="0" w:color="FFFFFF" w:themeColor="background1"/>
+      </w:tblBorders>
+    </w:tblPr>
+    <w:tcPr>
+      <w:shd w:val="clear" w:color="auto" w:fill="E8E8E6" w:themeFill="accent1" w:themeFillTint="33"/>
+    </w:tcPr>
+    <w:tblStylePr w:type="firstRow">
+      <w:rPr>
+        <w:b/>
+        <w:bCs/>
+        <w:color w:val="FFFFFF" w:themeColor="background1"/>
+      </w:rPr>
+      <w:tblPr/>
+      <w:tcPr>
+        <w:tcBorders>
+          <w:top w:val="single" w:sz="4" w:space="0" w:color="FFFFFF" w:themeColor="background1"/>
+          <w:left w:val="single" w:sz="4" w:space="0" w:color="FFFFFF" w:themeColor="background1"/>
+          <w:right w:val="single" w:sz="4" w:space="0" w:color="FFFFFF" w:themeColor="background1"/>
+          <w:insideH w:val="nil"/>
+          <w:insideV w:val="nil"/>
+        </w:tcBorders>
+        <w:shd w:val="clear" w:color="auto" w:fill="8C8D86" w:themeFill="accent1"/>
+      </w:tcPr>
+    </w:tblStylePr>
+    <w:tblStylePr w:type="lastRow">
+      <w:rPr>
+        <w:b/>
+        <w:bCs/>
+        <w:color w:val="FFFFFF" w:themeColor="background1"/>
+      </w:rPr>
+      <w:tblPr/>
+      <w:tcPr>
+        <w:tcBorders>
+          <w:left w:val="single" w:sz="4" w:space="0" w:color="FFFFFF" w:themeColor="background1"/>
+          <w:bottom w:val="single" w:sz="4" w:space="0" w:color="FFFFFF" w:themeColor="background1"/>
+          <w:right w:val="single" w:sz="4" w:space="0" w:color="FFFFFF" w:themeColor="background1"/>
+          <w:insideH w:val="nil"/>
+          <w:insideV w:val="nil"/>
+        </w:tcBorders>
+        <w:shd w:val="clear" w:color="auto" w:fill="8C8D86" w:themeFill="accent1"/>
+      </w:tcPr>
+    </w:tblStylePr>
+    <w:tblStylePr w:type="firstCol">
+      <w:rPr>
+        <w:b/>
+        <w:bCs/>
+        <w:color w:val="FFFFFF" w:themeColor="background1"/>
+      </w:rPr>
+      <w:tblPr/>
+      <w:tcPr>
+        <w:tcBorders>
+          <w:top w:val="single" w:sz="4" w:space="0" w:color="FFFFFF" w:themeColor="background1"/>
+          <w:left w:val="single" w:sz="4" w:space="0" w:color="FFFFFF" w:themeColor="background1"/>
+          <w:bottom w:val="single" w:sz="4" w:space="0" w:color="FFFFFF" w:themeColor="background1"/>
+          <w:insideV w:val="nil"/>
+        </w:tcBorders>
+        <w:shd w:val="clear" w:color="auto" w:fill="8C8D86" w:themeFill="accent1"/>
+      </w:tcPr>
+    </w:tblStylePr>
+    <w:tblStylePr w:type="lastCol">
+      <w:rPr>
+        <w:b/>
+        <w:bCs/>
+        <w:color w:val="FFFFFF" w:themeColor="background1"/>
+      </w:rPr>
+      <w:tblPr/>
+      <w:tcPr>
+        <w:tcBorders>
+          <w:top w:val="single" w:sz="4" w:space="0" w:color="FFFFFF" w:themeColor="background1"/>
+          <w:bottom w:val="single" w:sz="4" w:space="0" w:color="FFFFFF" w:themeColor="background1"/>
+          <w:right w:val="single" w:sz="4" w:space="0" w:color="FFFFFF" w:themeColor="background1"/>
+          <w:insideV w:val="nil"/>
+        </w:tcBorders>
+        <w:shd w:val="clear" w:color="auto" w:fill="8C8D86" w:themeFill="accent1"/>
+      </w:tcPr>
+    </w:tblStylePr>
+    <w:tblStylePr w:type="band1Vert">
+      <w:tblPr/>
+      <w:tcPr>
+        <w:shd w:val="clear" w:color="auto" w:fill="D1D1CE" w:themeFill="accent1" w:themeFillTint="66"/>
+      </w:tcPr>
+    </w:tblStylePr>
+    <w:tblStylePr w:type="band1Horz">
+      <w:tblPr/>
+      <w:tcPr>
+        <w:shd w:val="clear" w:color="auto" w:fill="D1D1CE" w:themeFill="accent1" w:themeFillTint="66"/>
+      </w:tcPr>
+    </w:tblStylePr>
+  </w:style>
+  <w:style w:type="table" w:styleId="ListTable7Colorful">
+    <w:name w:val="List Table 7 Colorful"/>
+    <w:basedOn w:val="TableNormal"/>
+    <w:uiPriority w:val="52"/>
+    <w:rsid w:val="00C14817"/>
+    <w:pPr>
+      <w:spacing w:after="0" w:line="240" w:lineRule="auto"/>
+    </w:pPr>
+    <w:rPr>
+      <w:color w:val="000000" w:themeColor="text1"/>
+    </w:rPr>
+    <w:tblPr>
+      <w:tblStyleRowBandSize w:val="1"/>
+      <w:tblStyleColBandSize w:val="1"/>
+    </w:tblPr>
+    <w:tblStylePr w:type="firstRow">
+      <w:rPr>
+        <w:rFonts w:asciiTheme="majorHAnsi" w:eastAsiaTheme="majorEastAsia" w:hAnsiTheme="majorHAnsi" w:cstheme="majorBidi"/>
+        <w:i/>
+        <w:iCs/>
+        <w:sz w:val="26"/>
+      </w:rPr>
+      <w:tblPr/>
+      <w:tcPr>
+        <w:tcBorders>
+          <w:bottom w:val="single" w:sz="4" w:space="0" w:color="000000" w:themeColor="text1"/>
+        </w:tcBorders>
+        <w:shd w:val="clear" w:color="auto" w:fill="FFFFFF" w:themeFill="background1"/>
+      </w:tcPr>
+    </w:tblStylePr>
+    <w:tblStylePr w:type="lastRow">
+      <w:rPr>
+        <w:rFonts w:asciiTheme="majorHAnsi" w:eastAsiaTheme="majorEastAsia" w:hAnsiTheme="majorHAnsi" w:cstheme="majorBidi"/>
+        <w:i/>
+        <w:iCs/>
+        <w:sz w:val="26"/>
+      </w:rPr>
+      <w:tblPr/>
+      <w:tcPr>
+        <w:tcBorders>
+          <w:top w:val="single" w:sz="4" w:space="0" w:color="000000" w:themeColor="text1"/>
+        </w:tcBorders>
+        <w:shd w:val="clear" w:color="auto" w:fill="FFFFFF" w:themeFill="background1"/>
+      </w:tcPr>
+    </w:tblStylePr>
+    <w:tblStylePr w:type="firstCol">
+      <w:pPr>
+        <w:jc w:val="right"/>
+      </w:pPr>
+      <w:rPr>
+        <w:rFonts w:asciiTheme="majorHAnsi" w:eastAsiaTheme="majorEastAsia" w:hAnsiTheme="majorHAnsi" w:cstheme="majorBidi"/>
+        <w:i/>
+        <w:iCs/>
+        <w:sz w:val="26"/>
+      </w:rPr>
+      <w:tblPr/>
+      <w:tcPr>
+        <w:tcBorders>
+          <w:right w:val="single" w:sz="4" w:space="0" w:color="000000" w:themeColor="text1"/>
+        </w:tcBorders>
+        <w:shd w:val="clear" w:color="auto" w:fill="FFFFFF" w:themeFill="background1"/>
+      </w:tcPr>
+    </w:tblStylePr>
+    <w:tblStylePr w:type="lastCol">
+      <w:rPr>
+        <w:rFonts w:asciiTheme="majorHAnsi" w:eastAsiaTheme="majorEastAsia" w:hAnsiTheme="majorHAnsi" w:cstheme="majorBidi"/>
+        <w:i/>
+        <w:iCs/>
+        <w:sz w:val="26"/>
+      </w:rPr>
+      <w:tblPr/>
+      <w:tcPr>
+        <w:tcBorders>
+          <w:left w:val="single" w:sz="4" w:space="0" w:color="000000" w:themeColor="text1"/>
+        </w:tcBorders>
+        <w:shd w:val="clear" w:color="auto" w:fill="FFFFFF" w:themeFill="background1"/>
+      </w:tcPr>
+    </w:tblStylePr>
+    <w:tblStylePr w:type="band1Vert">
+      <w:tblPr/>
+      <w:tcPr>
+        <w:shd w:val="clear" w:color="auto" w:fill="CCCCCC" w:themeFill="text1" w:themeFillTint="33"/>
+      </w:tcPr>
+    </w:tblStylePr>
+    <w:tblStylePr w:type="band1Horz">
+      <w:tblPr/>
+      <w:tcPr>
+        <w:shd w:val="clear" w:color="auto" w:fill="CCCCCC" w:themeFill="text1" w:themeFillTint="33"/>
+      </w:tcPr>
+    </w:tblStylePr>
+    <w:tblStylePr w:type="neCell">
+      <w:tblPr/>
+      <w:tcPr>
+        <w:tcBorders>
+          <w:left w:val="nil"/>
+        </w:tcBorders>
+      </w:tcPr>
+    </w:tblStylePr>
+    <w:tblStylePr w:type="nwCell">
+      <w:tblPr/>
+      <w:tcPr>
+        <w:tcBorders>
+          <w:right w:val="nil"/>
+        </w:tcBorders>
+      </w:tcPr>
+    </w:tblStylePr>
+    <w:tblStylePr w:type="seCell">
+      <w:tblPr/>
+      <w:tcPr>
+        <w:tcBorders>
+          <w:left w:val="nil"/>
+        </w:tcBorders>
+      </w:tcPr>
+    </w:tblStylePr>
+    <w:tblStylePr w:type="swCell">
+      <w:tblPr/>
+      <w:tcPr>
+        <w:tcBorders>
+          <w:right w:val="nil"/>
+        </w:tcBorders>
+      </w:tcPr>
+    </w:tblStylePr>
+  </w:style>
 </w:styles>
 </file>
 
